--- a/zine.docx
+++ b/zine.docx
@@ -5,88 +5,20 @@
     <w:p>
       <w:pPr>
         <w:spacing w:after="0"/>
-        <w:rPr>
-          <w:noProof/>
-        </w:rPr>
-      </w:pPr>
-    </w:p>
-    <w:p>
-      <w:pPr>
-        <w:spacing w:after="0"/>
-        <w:rPr>
-          <w:noProof/>
-        </w:rPr>
-      </w:pPr>
-    </w:p>
-    <w:p>
-      <w:pPr>
-        <w:spacing w:after="0"/>
-        <w:rPr>
-          <w:noProof/>
-        </w:rPr>
-      </w:pPr>
-    </w:p>
-    <w:p>
-      <w:pPr>
-        <w:spacing w:after="0"/>
-        <w:rPr>
-          <w:noProof/>
-        </w:rPr>
-      </w:pPr>
-    </w:p>
-    <w:p>
-      <w:pPr>
-        <w:spacing w:after="0"/>
-        <w:rPr>
-          <w:noProof/>
-        </w:rPr>
-      </w:pPr>
-    </w:p>
-    <w:p>
-      <w:pPr>
-        <w:spacing w:after="0"/>
-        <w:rPr>
-          <w:noProof/>
-        </w:rPr>
-      </w:pPr>
-    </w:p>
-    <w:p>
-      <w:pPr>
-        <w:spacing w:after="0"/>
         <w:jc w:val="center"/>
         <w:rPr>
           <w:noProof/>
         </w:rPr>
       </w:pPr>
-    </w:p>
-    <w:p>
-      <w:pPr>
-        <w:spacing w:after="0"/>
-        <w:rPr>
-          <w:noProof/>
-        </w:rPr>
-      </w:pPr>
-    </w:p>
-    <w:p>
-      <w:pPr>
-        <w:spacing w:after="0"/>
-      </w:pPr>
-    </w:p>
-    <w:p>
-      <w:pPr>
-        <w:spacing w:after="0"/>
-        <w:jc w:val="center"/>
-      </w:pPr>
-      <w:bookmarkStart w:id="0" w:name="_GoBack"/>
       <w:r>
         <w:rPr>
           <w:noProof/>
         </w:rPr>
         <w:drawing>
-          <wp:inline distT="0" distB="0" distL="0" distR="0" wp14:anchorId="40F75EB6" wp14:editId="6CF93CD0">
-            <wp:extent cx="4728697" cy="3254012"/>
-            <wp:effectExtent l="0" t="0" r="0" b="3810"/>
-            <wp:docPr id="1" name="Picture 1"/>
+          <wp:inline distT="0" distB="0" distL="0" distR="0" wp14:anchorId="654465B3" wp14:editId="0BFE68F6">
+            <wp:extent cx="4486910" cy="7453630"/>
+            <wp:effectExtent l="0" t="0" r="1270" b="0"/>
+            <wp:docPr id="9" name="Picture 9"/>
             <wp:cNvGraphicFramePr>
               <a:graphicFrameLocks xmlns:a="http://schemas.openxmlformats.org/drawingml/2006/main" noChangeAspect="1"/>
             </wp:cNvGraphicFramePr>
@@ -94,13 +26,13 @@
               <a:graphicData uri="http://schemas.openxmlformats.org/drawingml/2006/picture">
                 <pic:pic xmlns:pic="http://schemas.openxmlformats.org/drawingml/2006/picture">
                   <pic:nvPicPr>
-                    <pic:cNvPr id="0" name="Picture 1"/>
+                    <pic:cNvPr id="0" name="Picture 9"/>
                     <pic:cNvPicPr>
                       <a:picLocks noChangeAspect="1" noChangeArrowheads="1"/>
                     </pic:cNvPicPr>
                   </pic:nvPicPr>
                   <pic:blipFill>
-                    <a:blip r:embed="rId4" cstate="print">
+                    <a:blip r:embed="rId4">
                       <a:extLst>
                         <a:ext uri="{28A0092B-C50C-407E-A947-70E740481C1C}">
                           <a14:useLocalDpi xmlns:a14="http://schemas.microsoft.com/office/drawing/2010/main" val="0"/>
@@ -115,7 +47,7 @@
                   <pic:spPr bwMode="auto">
                     <a:xfrm>
                       <a:off x="0" y="0"/>
-                      <a:ext cx="4945745" cy="3403372"/>
+                      <a:ext cx="4486910" cy="7453630"/>
                     </a:xfrm>
                     <a:prstGeom prst="rect">
                       <a:avLst/>
@@ -131,7 +63,247 @@
           </wp:inline>
         </w:drawing>
       </w:r>
+    </w:p>
+    <w:p>
+      <w:pPr>
+        <w:spacing w:after="0"/>
+        <w:rPr>
+          <w:noProof/>
+        </w:rPr>
+      </w:pPr>
+    </w:p>
+    <w:p>
+      <w:pPr>
+        <w:spacing w:after="0"/>
+        <w:rPr>
+          <w:noProof/>
+        </w:rPr>
+      </w:pPr>
+    </w:p>
+    <w:p>
+      <w:pPr>
+        <w:spacing w:after="0"/>
+        <w:rPr>
+          <w:noProof/>
+        </w:rPr>
+      </w:pPr>
+    </w:p>
+    <w:p>
+      <w:pPr>
+        <w:spacing w:after="0"/>
+        <w:rPr>
+          <w:noProof/>
+        </w:rPr>
+      </w:pPr>
+    </w:p>
+    <w:p>
+      <w:pPr>
+        <w:spacing w:after="0"/>
+        <w:rPr>
+          <w:noProof/>
+        </w:rPr>
+      </w:pPr>
+    </w:p>
+    <w:p>
+      <w:pPr>
+        <w:spacing w:after="0"/>
+        <w:rPr>
+          <w:noProof/>
+        </w:rPr>
+      </w:pPr>
+    </w:p>
+    <w:p>
+      <w:pPr>
+        <w:spacing w:after="0"/>
+        <w:rPr>
+          <w:noProof/>
+        </w:rPr>
+      </w:pPr>
+    </w:p>
+    <w:p>
+      <w:pPr>
+        <w:spacing w:after="0"/>
+        <w:rPr>
+          <w:noProof/>
+        </w:rPr>
+      </w:pPr>
+    </w:p>
+    <w:p>
+      <w:pPr>
+        <w:spacing w:after="0"/>
+        <w:rPr>
+          <w:noProof/>
+        </w:rPr>
+      </w:pPr>
+    </w:p>
+    <w:p>
+      <w:pPr>
+        <w:spacing w:after="0"/>
+        <w:rPr>
+          <w:noProof/>
+        </w:rPr>
+      </w:pPr>
+    </w:p>
+    <w:p>
+      <w:pPr>
+        <w:spacing w:after="0"/>
+        <w:rPr>
+          <w:noProof/>
+        </w:rPr>
+      </w:pPr>
+    </w:p>
+    <w:p>
+      <w:pPr>
+        <w:spacing w:after="0"/>
+        <w:rPr>
+          <w:noProof/>
+        </w:rPr>
+      </w:pPr>
+    </w:p>
+    <w:p>
+      <w:pPr>
+        <w:spacing w:after="0"/>
+        <w:rPr>
+          <w:noProof/>
+        </w:rPr>
+      </w:pPr>
+    </w:p>
+    <w:p>
+      <w:pPr>
+        <w:spacing w:after="0"/>
+        <w:rPr>
+          <w:noProof/>
+        </w:rPr>
+      </w:pPr>
+    </w:p>
+    <w:p>
+      <w:pPr>
+        <w:spacing w:after="0"/>
+        <w:rPr>
+          <w:noProof/>
+        </w:rPr>
+      </w:pPr>
+    </w:p>
+    <w:p>
+      <w:pPr>
+        <w:spacing w:after="0"/>
+        <w:rPr>
+          <w:noProof/>
+        </w:rPr>
+      </w:pPr>
+    </w:p>
+    <w:p>
+      <w:pPr>
+        <w:spacing w:after="0"/>
+        <w:rPr>
+          <w:noProof/>
+        </w:rPr>
+      </w:pPr>
+      <w:bookmarkStart w:id="0" w:name="_GoBack"/>
       <w:bookmarkEnd w:id="0"/>
+    </w:p>
+    <w:p>
+      <w:pPr>
+        <w:spacing w:after="0"/>
+        <w:rPr>
+          <w:noProof/>
+        </w:rPr>
+      </w:pPr>
+    </w:p>
+    <w:p>
+      <w:pPr>
+        <w:spacing w:after="0"/>
+        <w:rPr>
+          <w:noProof/>
+        </w:rPr>
+      </w:pPr>
+    </w:p>
+    <w:p>
+      <w:pPr>
+        <w:spacing w:after="0"/>
+        <w:rPr>
+          <w:noProof/>
+        </w:rPr>
+      </w:pPr>
+    </w:p>
+    <w:p>
+      <w:pPr>
+        <w:spacing w:after="0"/>
+        <w:rPr>
+          <w:noProof/>
+        </w:rPr>
+      </w:pPr>
+    </w:p>
+    <w:p>
+      <w:pPr>
+        <w:spacing w:after="0"/>
+        <w:rPr>
+          <w:noProof/>
+        </w:rPr>
+      </w:pPr>
+    </w:p>
+    <w:p>
+      <w:pPr>
+        <w:spacing w:after="0"/>
+      </w:pPr>
+    </w:p>
+    <w:p>
+      <w:pPr>
+        <w:spacing w:after="0"/>
+      </w:pPr>
+      <w:r>
+        <w:rPr>
+          <w:noProof/>
+        </w:rPr>
+        <w:drawing>
+          <wp:inline distT="0" distB="0" distL="0" distR="0">
+            <wp:extent cx="4635500" cy="3221355"/>
+            <wp:effectExtent l="0" t="0" r="0" b="0"/>
+            <wp:docPr id="10" name="Picture 10"/>
+            <wp:cNvGraphicFramePr>
+              <a:graphicFrameLocks xmlns:a="http://schemas.openxmlformats.org/drawingml/2006/main" noChangeAspect="1"/>
+            </wp:cNvGraphicFramePr>
+            <a:graphic xmlns:a="http://schemas.openxmlformats.org/drawingml/2006/main">
+              <a:graphicData uri="http://schemas.openxmlformats.org/drawingml/2006/picture">
+                <pic:pic xmlns:pic="http://schemas.openxmlformats.org/drawingml/2006/picture">
+                  <pic:nvPicPr>
+                    <pic:cNvPr id="0" name="Picture 10"/>
+                    <pic:cNvPicPr>
+                      <a:picLocks noChangeAspect="1" noChangeArrowheads="1"/>
+                    </pic:cNvPicPr>
+                  </pic:nvPicPr>
+                  <pic:blipFill>
+                    <a:blip r:embed="rId5" cstate="print">
+                      <a:extLst>
+                        <a:ext uri="{28A0092B-C50C-407E-A947-70E740481C1C}">
+                          <a14:useLocalDpi xmlns:a14="http://schemas.microsoft.com/office/drawing/2010/main" val="0"/>
+                        </a:ext>
+                      </a:extLst>
+                    </a:blip>
+                    <a:srcRect/>
+                    <a:stretch>
+                      <a:fillRect/>
+                    </a:stretch>
+                  </pic:blipFill>
+                  <pic:spPr bwMode="auto">
+                    <a:xfrm>
+                      <a:off x="0" y="0"/>
+                      <a:ext cx="4635500" cy="3221355"/>
+                    </a:xfrm>
+                    <a:prstGeom prst="rect">
+                      <a:avLst/>
+                    </a:prstGeom>
+                    <a:noFill/>
+                    <a:ln>
+                      <a:noFill/>
+                    </a:ln>
+                  </pic:spPr>
+                </pic:pic>
+              </a:graphicData>
+            </a:graphic>
+          </wp:inline>
+        </w:drawing>
+      </w:r>
     </w:p>
     <w:p>
       <w:pPr>

--- a/zine.docx
+++ b/zine.docx
@@ -199,8 +199,6 @@
           <w:noProof/>
         </w:rPr>
       </w:pPr>
-      <w:bookmarkStart w:id="0" w:name="_GoBack"/>
-      <w:bookmarkEnd w:id="0"/>
     </w:p>
     <w:p>
       <w:pPr>
@@ -308,11 +306,6 @@
     <w:p>
       <w:pPr>
         <w:spacing w:after="0"/>
-      </w:pPr>
-    </w:p>
-    <w:p>
-      <w:pPr>
-        <w:spacing w:after="0"/>
         <w:sectPr>
           <w:pgSz w:w="15840" w:h="12240" w:orient="landscape"/>
           <w:pgMar w:top="245" w:right="245" w:bottom="245" w:left="245" w:header="720" w:footer="720" w:gutter="0"/>
@@ -324,24 +317,75 @@
     <w:p>
       <w:pPr>
         <w:spacing w:after="0"/>
-        <w:sectPr>
-          <w:type w:val="continuous"/>
-          <w:pgSz w:w="15840" w:h="12240" w:orient="landscape"/>
-          <w:pgMar w:top="245" w:right="245" w:bottom="245" w:left="245" w:header="720" w:footer="720" w:gutter="0"/>
-          <w:cols w:num="2" w:space="720"/>
-          <w:docGrid w:linePitch="360"/>
-        </w:sectPr>
-      </w:pPr>
-    </w:p>
-    <w:p>
-      <w:pPr>
-        <w:spacing w:after="0"/>
-      </w:pPr>
+        <w:rPr>
+          <w:noProof/>
+        </w:rPr>
+      </w:pPr>
+    </w:p>
+    <w:p>
+      <w:pPr>
+        <w:spacing w:after="0"/>
+      </w:pPr>
+      <w:r>
+        <w:rPr>
+          <w:noProof/>
+        </w:rPr>
+        <w:drawing>
+          <wp:inline distT="0" distB="0" distL="0" distR="0">
+            <wp:extent cx="10058400" cy="7132320"/>
+            <wp:effectExtent l="0" t="0" r="0" b="0"/>
+            <wp:docPr id="15" name="Picture 15"/>
+            <wp:cNvGraphicFramePr>
+              <a:graphicFrameLocks xmlns:a="http://schemas.openxmlformats.org/drawingml/2006/main" noChangeAspect="1"/>
+            </wp:cNvGraphicFramePr>
+            <a:graphic xmlns:a="http://schemas.openxmlformats.org/drawingml/2006/main">
+              <a:graphicData uri="http://schemas.openxmlformats.org/drawingml/2006/picture">
+                <pic:pic xmlns:pic="http://schemas.openxmlformats.org/drawingml/2006/picture">
+                  <pic:nvPicPr>
+                    <pic:cNvPr id="0" name="Picture 31"/>
+                    <pic:cNvPicPr>
+                      <a:picLocks noChangeAspect="1" noChangeArrowheads="1"/>
+                    </pic:cNvPicPr>
+                  </pic:nvPicPr>
+                  <pic:blipFill>
+                    <a:blip r:embed="rId6" cstate="print">
+                      <a:extLst>
+                        <a:ext uri="{28A0092B-C50C-407E-A947-70E740481C1C}">
+                          <a14:useLocalDpi xmlns:a14="http://schemas.microsoft.com/office/drawing/2010/main" val="0"/>
+                        </a:ext>
+                      </a:extLst>
+                    </a:blip>
+                    <a:srcRect/>
+                    <a:stretch>
+                      <a:fillRect/>
+                    </a:stretch>
+                  </pic:blipFill>
+                  <pic:spPr bwMode="auto">
+                    <a:xfrm>
+                      <a:off x="0" y="0"/>
+                      <a:ext cx="10058400" cy="7132320"/>
+                    </a:xfrm>
+                    <a:prstGeom prst="rect">
+                      <a:avLst/>
+                    </a:prstGeom>
+                    <a:noFill/>
+                    <a:ln>
+                      <a:noFill/>
+                    </a:ln>
+                  </pic:spPr>
+                </pic:pic>
+              </a:graphicData>
+            </a:graphic>
+          </wp:inline>
+        </w:drawing>
+      </w:r>
+      <w:bookmarkStart w:id="0" w:name="_GoBack"/>
+      <w:bookmarkEnd w:id="0"/>
     </w:p>
     <w:sectPr>
       <w:type w:val="continuous"/>
       <w:pgSz w:w="15840" w:h="12240" w:orient="landscape"/>
-      <w:pgMar w:top="245" w:right="245" w:bottom="245" w:left="245" w:header="720" w:footer="720" w:gutter="0"/>
+      <w:pgMar w:top="0" w:right="0" w:bottom="0" w:left="0" w:header="720" w:footer="720" w:gutter="0"/>
       <w:cols w:space="720"/>
       <w:docGrid w:linePitch="360"/>
     </w:sectPr>

--- a/zine.docx
+++ b/zine.docx
@@ -32,7 +32,7 @@
                     </pic:cNvPicPr>
                   </pic:nvPicPr>
                   <pic:blipFill>
-                    <a:blip r:embed="rId4">
+                    <a:blip r:embed="rId5">
                       <a:extLst>
                         <a:ext uri="{28A0092B-C50C-407E-A947-70E740481C1C}">
                           <a14:useLocalDpi xmlns:a14="http://schemas.microsoft.com/office/drawing/2010/main" val="0"/>
@@ -248,6 +248,12 @@
     <w:p>
       <w:pPr>
         <w:spacing w:after="0"/>
+        <w:sectPr>
+          <w:pgSz w:w="15840" w:h="12240" w:orient="landscape"/>
+          <w:pgMar w:top="245" w:right="245" w:bottom="245" w:left="245" w:header="720" w:footer="720" w:gutter="0"/>
+          <w:cols w:num="2" w:space="720"/>
+          <w:docGrid w:linePitch="360"/>
+        </w:sectPr>
       </w:pPr>
       <w:r>
         <w:rPr>
@@ -271,7 +277,7 @@
                     </pic:cNvPicPr>
                   </pic:nvPicPr>
                   <pic:blipFill>
-                    <a:blip r:embed="rId5" cstate="print">
+                    <a:blip r:embed="rId6" cstate="print">
                       <a:extLst>
                         <a:ext uri="{28A0092B-C50C-407E-A947-70E740481C1C}">
                           <a14:useLocalDpi xmlns:a14="http://schemas.microsoft.com/office/drawing/2010/main" val="0"/>
@@ -306,35 +312,20 @@
     <w:p>
       <w:pPr>
         <w:spacing w:after="0"/>
-        <w:sectPr>
-          <w:pgSz w:w="15840" w:h="12240" w:orient="landscape"/>
-          <w:pgMar w:top="245" w:right="245" w:bottom="245" w:left="245" w:header="720" w:footer="720" w:gutter="0"/>
-          <w:cols w:num="2" w:space="720"/>
-          <w:docGrid w:linePitch="360"/>
-        </w:sectPr>
-      </w:pPr>
-    </w:p>
-    <w:p>
-      <w:pPr>
-        <w:spacing w:after="0"/>
-        <w:rPr>
-          <w:noProof/>
-        </w:rPr>
-      </w:pPr>
-    </w:p>
-    <w:p>
-      <w:pPr>
-        <w:spacing w:after="0"/>
+        <w:rPr>
+          <w:noProof/>
+        </w:rPr>
       </w:pPr>
       <w:r>
         <w:rPr>
           <w:noProof/>
         </w:rPr>
+        <w:lastRenderedPageBreak/>
         <w:drawing>
-          <wp:inline distT="0" distB="0" distL="0" distR="0">
-            <wp:extent cx="10058400" cy="7132320"/>
+          <wp:inline distT="0" distB="0" distL="0" distR="0" wp14:anchorId="36FB7288" wp14:editId="6765A684">
+            <wp:extent cx="10058400" cy="16313785"/>
             <wp:effectExtent l="0" t="0" r="0" b="0"/>
-            <wp:docPr id="15" name="Picture 15"/>
+            <wp:docPr id="3" name="Picture 3" descr="orchids2 (3).png"/>
             <wp:cNvGraphicFramePr>
               <a:graphicFrameLocks xmlns:a="http://schemas.openxmlformats.org/drawingml/2006/main" noChangeAspect="1"/>
             </wp:cNvGraphicFramePr>
@@ -342,13 +333,13 @@
               <a:graphicData uri="http://schemas.openxmlformats.org/drawingml/2006/picture">
                 <pic:pic xmlns:pic="http://schemas.openxmlformats.org/drawingml/2006/picture">
                   <pic:nvPicPr>
-                    <pic:cNvPr id="0" name="Picture 31"/>
+                    <pic:cNvPr id="0" name="Picture 11" descr="orchids2 (3).png"/>
                     <pic:cNvPicPr>
                       <a:picLocks noChangeAspect="1" noChangeArrowheads="1"/>
                     </pic:cNvPicPr>
                   </pic:nvPicPr>
                   <pic:blipFill>
-                    <a:blip r:embed="rId6" cstate="print">
+                    <a:blip r:embed="rId7">
                       <a:extLst>
                         <a:ext uri="{28A0092B-C50C-407E-A947-70E740481C1C}">
                           <a14:useLocalDpi xmlns:a14="http://schemas.microsoft.com/office/drawing/2010/main" val="0"/>
@@ -363,7 +354,7 @@
                   <pic:spPr bwMode="auto">
                     <a:xfrm>
                       <a:off x="0" y="0"/>
-                      <a:ext cx="10058400" cy="7132320"/>
+                      <a:ext cx="10058400" cy="16313785"/>
                     </a:xfrm>
                     <a:prstGeom prst="rect">
                       <a:avLst/>
@@ -379,6 +370,11 @@
           </wp:inline>
         </w:drawing>
       </w:r>
+    </w:p>
+    <w:p>
+      <w:pPr>
+        <w:spacing w:after="0"/>
+      </w:pPr>
       <w:bookmarkStart w:id="0" w:name="_GoBack"/>
       <w:bookmarkEnd w:id="0"/>
     </w:p>
@@ -1114,4 +1110,16 @@
     </a:ext>
   </a:extLst>
 </a:theme>
+</file>
+
+<file path=customXml/item1.xml><?xml version="1.0" encoding="utf-8"?>
+<b:Sources xmlns:b="http://schemas.openxmlformats.org/officeDocument/2006/bibliography" xmlns="http://schemas.openxmlformats.org/officeDocument/2006/bibliography" SelectedStyle="\APASixthEditionOfficeOnline.xsl" StyleName="APA" Version="6"/>
+</file>
+
+<file path=customXml/itemProps1.xml><?xml version="1.0" encoding="utf-8"?>
+<ds:datastoreItem xmlns:ds="http://schemas.openxmlformats.org/officeDocument/2006/customXml" ds:itemID="{50859688-5F83-4893-9AC5-9B8A267118DD}">
+  <ds:schemaRefs>
+    <ds:schemaRef ds:uri="http://schemas.openxmlformats.org/officeDocument/2006/bibliography"/>
+  </ds:schemaRefs>
+</ds:datastoreItem>
 </file>
--- a/zine.docx
+++ b/zine.docx
@@ -374,9 +374,231 @@
     <w:p>
       <w:pPr>
         <w:spacing w:after="0"/>
+        <w:sectPr>
+          <w:type w:val="continuous"/>
+          <w:pgSz w:w="15840" w:h="12240" w:orient="landscape"/>
+          <w:pgMar w:top="0" w:right="0" w:bottom="0" w:left="0" w:header="720" w:footer="720" w:gutter="0"/>
+          <w:cols w:space="720"/>
+          <w:docGrid w:linePitch="360"/>
+        </w:sectPr>
+      </w:pPr>
+    </w:p>
+    <w:p>
+      <w:pPr>
+        <w:spacing w:after="0"/>
+        <w:sectPr>
+          <w:type w:val="continuous"/>
+          <w:pgSz w:w="15840" w:h="12240" w:orient="landscape"/>
+          <w:pgMar w:top="0" w:right="0" w:bottom="0" w:left="0" w:header="720" w:footer="720" w:gutter="0"/>
+          <w:cols w:num="2" w:space="720"/>
+          <w:docGrid w:linePitch="360"/>
+        </w:sectPr>
+      </w:pPr>
+    </w:p>
+    <w:p>
+      <w:pPr>
+        <w:spacing w:after="0"/>
+      </w:pPr>
+    </w:p>
+    <w:p>
+      <w:pPr>
+        <w:spacing w:after="0"/>
+      </w:pPr>
+    </w:p>
+    <w:p>
+      <w:pPr>
+        <w:spacing w:after="0"/>
+      </w:pPr>
+    </w:p>
+    <w:p>
+      <w:pPr>
+        <w:spacing w:after="0"/>
+      </w:pPr>
+    </w:p>
+    <w:p>
+      <w:pPr>
+        <w:spacing w:after="0"/>
+      </w:pPr>
+    </w:p>
+    <w:p>
+      <w:pPr>
+        <w:spacing w:after="0"/>
+      </w:pPr>
+    </w:p>
+    <w:p>
+      <w:pPr>
+        <w:spacing w:after="0"/>
+      </w:pPr>
+    </w:p>
+    <w:p>
+      <w:pPr>
+        <w:spacing w:after="0"/>
+      </w:pPr>
+    </w:p>
+    <w:p>
+      <w:pPr>
+        <w:spacing w:after="0"/>
+      </w:pPr>
+    </w:p>
+    <w:p>
+      <w:pPr>
+        <w:spacing w:after="0"/>
+      </w:pPr>
+    </w:p>
+    <w:p>
+      <w:pPr>
+        <w:spacing w:after="0"/>
+      </w:pPr>
+    </w:p>
+    <w:p>
+      <w:pPr>
+        <w:spacing w:after="0"/>
+      </w:pPr>
+    </w:p>
+    <w:p>
+      <w:pPr>
+        <w:spacing w:after="0"/>
+      </w:pPr>
+    </w:p>
+    <w:p>
+      <w:pPr>
+        <w:spacing w:after="0"/>
+      </w:pPr>
+    </w:p>
+    <w:p>
+      <w:pPr>
+        <w:spacing w:after="0"/>
+      </w:pPr>
+    </w:p>
+    <w:p>
+      <w:pPr>
+        <w:spacing w:after="0"/>
+      </w:pPr>
+    </w:p>
+    <w:p>
+      <w:pPr>
+        <w:spacing w:after="0"/>
+      </w:pPr>
+    </w:p>
+    <w:p>
+      <w:pPr>
+        <w:spacing w:after="0"/>
+      </w:pPr>
+    </w:p>
+    <w:p>
+      <w:pPr>
+        <w:spacing w:after="0"/>
+      </w:pPr>
+    </w:p>
+    <w:p>
+      <w:pPr>
+        <w:spacing w:after="0"/>
+      </w:pPr>
+    </w:p>
+    <w:p>
+      <w:pPr>
+        <w:spacing w:after="0"/>
       </w:pPr>
       <w:bookmarkStart w:id="0" w:name="_GoBack"/>
       <w:bookmarkEnd w:id="0"/>
+    </w:p>
+    <w:p>
+      <w:pPr>
+        <w:spacing w:after="0"/>
+      </w:pPr>
+    </w:p>
+    <w:p>
+      <w:pPr>
+        <w:spacing w:after="0"/>
+      </w:pPr>
+    </w:p>
+    <w:p>
+      <w:pPr>
+        <w:spacing w:after="0"/>
+      </w:pPr>
+    </w:p>
+    <w:p>
+      <w:pPr>
+        <w:spacing w:after="0"/>
+      </w:pPr>
+    </w:p>
+    <w:p>
+      <w:pPr>
+        <w:spacing w:after="0"/>
+      </w:pPr>
+    </w:p>
+    <w:p>
+      <w:pPr>
+        <w:spacing w:after="0"/>
+      </w:pPr>
+    </w:p>
+    <w:p>
+      <w:pPr>
+        <w:spacing w:after="0"/>
+      </w:pPr>
+    </w:p>
+    <w:p>
+      <w:pPr>
+        <w:spacing w:after="0"/>
+      </w:pPr>
+    </w:p>
+    <w:p>
+      <w:pPr>
+        <w:spacing w:after="0"/>
+      </w:pPr>
+      <w:r>
+        <w:rPr>
+          <w:noProof/>
+        </w:rPr>
+        <w:drawing>
+          <wp:inline distT="0" distB="0" distL="0" distR="0" wp14:anchorId="2C85E392" wp14:editId="27782C69">
+            <wp:extent cx="4999355" cy="2190200"/>
+            <wp:effectExtent l="0" t="0" r="0" b="635"/>
+            <wp:docPr id="1" name="Picture 1"/>
+            <wp:cNvGraphicFramePr>
+              <a:graphicFrameLocks xmlns:a="http://schemas.openxmlformats.org/drawingml/2006/main" noChangeAspect="1"/>
+            </wp:cNvGraphicFramePr>
+            <a:graphic xmlns:a="http://schemas.openxmlformats.org/drawingml/2006/main">
+              <a:graphicData uri="http://schemas.openxmlformats.org/drawingml/2006/picture">
+                <pic:pic xmlns:pic="http://schemas.openxmlformats.org/drawingml/2006/picture">
+                  <pic:nvPicPr>
+                    <pic:cNvPr id="0" name="Picture 1"/>
+                    <pic:cNvPicPr>
+                      <a:picLocks noChangeAspect="1" noChangeArrowheads="1"/>
+                    </pic:cNvPicPr>
+                  </pic:nvPicPr>
+                  <pic:blipFill>
+                    <a:blip r:embed="rId8" cstate="print">
+                      <a:extLst>
+                        <a:ext uri="{28A0092B-C50C-407E-A947-70E740481C1C}">
+                          <a14:useLocalDpi xmlns:a14="http://schemas.microsoft.com/office/drawing/2010/main" val="0"/>
+                        </a:ext>
+                      </a:extLst>
+                    </a:blip>
+                    <a:srcRect/>
+                    <a:stretch>
+                      <a:fillRect/>
+                    </a:stretch>
+                  </pic:blipFill>
+                  <pic:spPr bwMode="auto">
+                    <a:xfrm>
+                      <a:off x="0" y="0"/>
+                      <a:ext cx="5084143" cy="2227345"/>
+                    </a:xfrm>
+                    <a:prstGeom prst="rect">
+                      <a:avLst/>
+                    </a:prstGeom>
+                    <a:noFill/>
+                    <a:ln>
+                      <a:noFill/>
+                    </a:ln>
+                  </pic:spPr>
+                </pic:pic>
+              </a:graphicData>
+            </a:graphic>
+          </wp:inline>
+        </w:drawing>
+      </w:r>
     </w:p>
     <w:sectPr>
       <w:type w:val="continuous"/>
@@ -1117,7 +1339,7 @@
 </file>
 
 <file path=customXml/itemProps1.xml><?xml version="1.0" encoding="utf-8"?>
-<ds:datastoreItem xmlns:ds="http://schemas.openxmlformats.org/officeDocument/2006/customXml" ds:itemID="{50859688-5F83-4893-9AC5-9B8A267118DD}">
+<ds:datastoreItem xmlns:ds="http://schemas.openxmlformats.org/officeDocument/2006/customXml" ds:itemID="{EA9A0BFE-0AC8-4FDF-8405-D7D2D71AC06F}">
   <ds:schemaRefs>
     <ds:schemaRef ds:uri="http://schemas.openxmlformats.org/officeDocument/2006/bibliography"/>
   </ds:schemaRefs>

--- a/zine.docx
+++ b/zine.docx
@@ -315,6 +315,13 @@
         <w:rPr>
           <w:noProof/>
         </w:rPr>
+        <w:sectPr>
+          <w:type w:val="continuous"/>
+          <w:pgSz w:w="15840" w:h="12240" w:orient="landscape"/>
+          <w:pgMar w:top="0" w:right="0" w:bottom="0" w:left="0" w:header="720" w:footer="720" w:gutter="0"/>
+          <w:cols w:space="720"/>
+          <w:docGrid w:linePitch="360"/>
+        </w:sectPr>
       </w:pPr>
       <w:r>
         <w:rPr>
@@ -374,187 +381,259 @@
     <w:p>
       <w:pPr>
         <w:spacing w:after="0"/>
-        <w:sectPr>
-          <w:type w:val="continuous"/>
-          <w:pgSz w:w="15840" w:h="12240" w:orient="landscape"/>
-          <w:pgMar w:top="0" w:right="0" w:bottom="0" w:left="0" w:header="720" w:footer="720" w:gutter="0"/>
-          <w:cols w:space="720"/>
-          <w:docGrid w:linePitch="360"/>
-        </w:sectPr>
-      </w:pPr>
-    </w:p>
-    <w:p>
-      <w:pPr>
-        <w:spacing w:after="0"/>
-        <w:sectPr>
-          <w:type w:val="continuous"/>
-          <w:pgSz w:w="15840" w:h="12240" w:orient="landscape"/>
-          <w:pgMar w:top="0" w:right="0" w:bottom="0" w:left="0" w:header="720" w:footer="720" w:gutter="0"/>
-          <w:cols w:num="2" w:space="720"/>
-          <w:docGrid w:linePitch="360"/>
-        </w:sectPr>
-      </w:pPr>
-    </w:p>
-    <w:p>
-      <w:pPr>
-        <w:spacing w:after="0"/>
-      </w:pPr>
-    </w:p>
-    <w:p>
-      <w:pPr>
-        <w:spacing w:after="0"/>
-      </w:pPr>
-    </w:p>
-    <w:p>
-      <w:pPr>
-        <w:spacing w:after="0"/>
-      </w:pPr>
-    </w:p>
-    <w:p>
-      <w:pPr>
-        <w:spacing w:after="0"/>
-      </w:pPr>
-    </w:p>
-    <w:p>
-      <w:pPr>
-        <w:spacing w:after="0"/>
-      </w:pPr>
-    </w:p>
-    <w:p>
-      <w:pPr>
-        <w:spacing w:after="0"/>
-      </w:pPr>
-    </w:p>
-    <w:p>
-      <w:pPr>
-        <w:spacing w:after="0"/>
-      </w:pPr>
-    </w:p>
-    <w:p>
-      <w:pPr>
-        <w:spacing w:after="0"/>
-      </w:pPr>
-    </w:p>
-    <w:p>
-      <w:pPr>
-        <w:spacing w:after="0"/>
-      </w:pPr>
-    </w:p>
-    <w:p>
-      <w:pPr>
-        <w:spacing w:after="0"/>
-      </w:pPr>
-    </w:p>
-    <w:p>
-      <w:pPr>
-        <w:spacing w:after="0"/>
-      </w:pPr>
-    </w:p>
-    <w:p>
-      <w:pPr>
-        <w:spacing w:after="0"/>
-      </w:pPr>
-    </w:p>
-    <w:p>
-      <w:pPr>
-        <w:spacing w:after="0"/>
-      </w:pPr>
-    </w:p>
-    <w:p>
-      <w:pPr>
-        <w:spacing w:after="0"/>
-      </w:pPr>
-    </w:p>
-    <w:p>
-      <w:pPr>
-        <w:spacing w:after="0"/>
-      </w:pPr>
-    </w:p>
-    <w:p>
-      <w:pPr>
-        <w:spacing w:after="0"/>
-      </w:pPr>
-    </w:p>
-    <w:p>
-      <w:pPr>
-        <w:spacing w:after="0"/>
-      </w:pPr>
-    </w:p>
-    <w:p>
-      <w:pPr>
-        <w:spacing w:after="0"/>
-      </w:pPr>
-    </w:p>
-    <w:p>
-      <w:pPr>
-        <w:spacing w:after="0"/>
-      </w:pPr>
-    </w:p>
-    <w:p>
-      <w:pPr>
-        <w:spacing w:after="0"/>
-      </w:pPr>
-    </w:p>
-    <w:p>
-      <w:pPr>
-        <w:spacing w:after="0"/>
-      </w:pPr>
-      <w:bookmarkStart w:id="0" w:name="_GoBack"/>
-      <w:bookmarkEnd w:id="0"/>
-    </w:p>
-    <w:p>
-      <w:pPr>
-        <w:spacing w:after="0"/>
-      </w:pPr>
-    </w:p>
-    <w:p>
-      <w:pPr>
-        <w:spacing w:after="0"/>
-      </w:pPr>
-    </w:p>
-    <w:p>
-      <w:pPr>
-        <w:spacing w:after="0"/>
-      </w:pPr>
-    </w:p>
-    <w:p>
-      <w:pPr>
-        <w:spacing w:after="0"/>
-      </w:pPr>
-    </w:p>
-    <w:p>
-      <w:pPr>
-        <w:spacing w:after="0"/>
-      </w:pPr>
-    </w:p>
-    <w:p>
-      <w:pPr>
-        <w:spacing w:after="0"/>
-      </w:pPr>
-    </w:p>
-    <w:p>
-      <w:pPr>
-        <w:spacing w:after="0"/>
-      </w:pPr>
-    </w:p>
-    <w:p>
-      <w:pPr>
-        <w:spacing w:after="0"/>
-      </w:pPr>
-    </w:p>
-    <w:p>
-      <w:pPr>
-        <w:spacing w:after="0"/>
+        <w:rPr>
+          <w:noProof/>
+        </w:rPr>
+      </w:pPr>
+    </w:p>
+    <w:p>
+      <w:pPr>
+        <w:spacing w:after="0"/>
+        <w:rPr>
+          <w:noProof/>
+        </w:rPr>
+      </w:pPr>
+    </w:p>
+    <w:p>
+      <w:pPr>
+        <w:spacing w:after="0"/>
+        <w:rPr>
+          <w:noProof/>
+        </w:rPr>
+      </w:pPr>
+    </w:p>
+    <w:p>
+      <w:pPr>
+        <w:spacing w:after="0"/>
+        <w:rPr>
+          <w:noProof/>
+        </w:rPr>
+      </w:pPr>
+    </w:p>
+    <w:p>
+      <w:pPr>
+        <w:spacing w:after="0"/>
+        <w:rPr>
+          <w:noProof/>
+        </w:rPr>
+      </w:pPr>
+    </w:p>
+    <w:p>
+      <w:pPr>
+        <w:spacing w:after="0"/>
+        <w:rPr>
+          <w:noProof/>
+        </w:rPr>
+      </w:pPr>
+    </w:p>
+    <w:p>
+      <w:pPr>
+        <w:spacing w:after="0"/>
+        <w:rPr>
+          <w:noProof/>
+        </w:rPr>
+      </w:pPr>
+    </w:p>
+    <w:p>
+      <w:pPr>
+        <w:spacing w:after="0"/>
+        <w:rPr>
+          <w:noProof/>
+        </w:rPr>
+      </w:pPr>
+    </w:p>
+    <w:p>
+      <w:pPr>
+        <w:spacing w:after="0"/>
+        <w:rPr>
+          <w:noProof/>
+        </w:rPr>
+      </w:pPr>
+    </w:p>
+    <w:p>
+      <w:pPr>
+        <w:spacing w:after="0"/>
+        <w:rPr>
+          <w:noProof/>
+        </w:rPr>
+      </w:pPr>
+    </w:p>
+    <w:p>
+      <w:pPr>
+        <w:spacing w:after="0"/>
+        <w:rPr>
+          <w:noProof/>
+        </w:rPr>
+      </w:pPr>
+    </w:p>
+    <w:p>
+      <w:pPr>
+        <w:spacing w:after="0"/>
+        <w:rPr>
+          <w:noProof/>
+        </w:rPr>
+      </w:pPr>
+    </w:p>
+    <w:p>
+      <w:pPr>
+        <w:spacing w:after="0"/>
+        <w:rPr>
+          <w:noProof/>
+        </w:rPr>
+      </w:pPr>
+    </w:p>
+    <w:p>
+      <w:pPr>
+        <w:spacing w:after="0"/>
+        <w:rPr>
+          <w:noProof/>
+        </w:rPr>
+      </w:pPr>
+    </w:p>
+    <w:p>
+      <w:pPr>
+        <w:spacing w:after="0"/>
+        <w:rPr>
+          <w:noProof/>
+        </w:rPr>
+      </w:pPr>
+    </w:p>
+    <w:p>
+      <w:pPr>
+        <w:spacing w:after="0"/>
+        <w:rPr>
+          <w:noProof/>
+        </w:rPr>
+      </w:pPr>
+    </w:p>
+    <w:p>
+      <w:pPr>
+        <w:spacing w:after="0"/>
+        <w:rPr>
+          <w:noProof/>
+        </w:rPr>
+      </w:pPr>
+    </w:p>
+    <w:p>
+      <w:pPr>
+        <w:spacing w:after="0"/>
+        <w:rPr>
+          <w:noProof/>
+        </w:rPr>
+      </w:pPr>
+    </w:p>
+    <w:p>
+      <w:pPr>
+        <w:spacing w:after="0"/>
+        <w:rPr>
+          <w:noProof/>
+        </w:rPr>
+      </w:pPr>
+    </w:p>
+    <w:p>
+      <w:pPr>
+        <w:spacing w:after="0"/>
+        <w:rPr>
+          <w:noProof/>
+        </w:rPr>
+      </w:pPr>
+    </w:p>
+    <w:p>
+      <w:pPr>
+        <w:spacing w:after="0"/>
+        <w:rPr>
+          <w:noProof/>
+        </w:rPr>
+      </w:pPr>
+    </w:p>
+    <w:p>
+      <w:pPr>
+        <w:spacing w:after="0"/>
+        <w:rPr>
+          <w:noProof/>
+        </w:rPr>
+      </w:pPr>
+    </w:p>
+    <w:p>
+      <w:pPr>
+        <w:spacing w:after="0"/>
+        <w:rPr>
+          <w:noProof/>
+        </w:rPr>
+      </w:pPr>
+    </w:p>
+    <w:p>
+      <w:pPr>
+        <w:spacing w:after="0"/>
+        <w:rPr>
+          <w:noProof/>
+        </w:rPr>
+      </w:pPr>
+    </w:p>
+    <w:p>
+      <w:pPr>
+        <w:spacing w:after="0"/>
+        <w:rPr>
+          <w:noProof/>
+        </w:rPr>
+      </w:pPr>
+    </w:p>
+    <w:p>
+      <w:pPr>
+        <w:spacing w:after="0"/>
+        <w:rPr>
+          <w:noProof/>
+        </w:rPr>
+      </w:pPr>
+    </w:p>
+    <w:p>
+      <w:pPr>
+        <w:spacing w:after="0"/>
+        <w:rPr>
+          <w:noProof/>
+        </w:rPr>
+      </w:pPr>
+    </w:p>
+    <w:p>
+      <w:pPr>
+        <w:spacing w:after="0"/>
+        <w:rPr>
+          <w:noProof/>
+        </w:rPr>
+      </w:pPr>
+    </w:p>
+    <w:p>
+      <w:pPr>
+        <w:spacing w:after="0"/>
+        <w:rPr>
+          <w:noProof/>
+        </w:rPr>
+      </w:pPr>
+    </w:p>
+    <w:p>
+      <w:pPr>
+        <w:spacing w:after="0"/>
+        <w:rPr>
+          <w:noProof/>
+        </w:rPr>
+      </w:pPr>
+    </w:p>
+    <w:p>
+      <w:pPr>
+        <w:spacing w:after="0"/>
+        <w:rPr>
+          <w:noProof/>
+        </w:rPr>
       </w:pPr>
       <w:r>
         <w:rPr>
           <w:noProof/>
         </w:rPr>
         <w:drawing>
-          <wp:inline distT="0" distB="0" distL="0" distR="0" wp14:anchorId="2C85E392" wp14:editId="27782C69">
-            <wp:extent cx="4999355" cy="2190200"/>
-            <wp:effectExtent l="0" t="0" r="0" b="635"/>
-            <wp:docPr id="1" name="Picture 1"/>
+          <wp:inline distT="0" distB="0" distL="0" distR="0" wp14:anchorId="288B85C1" wp14:editId="0B971622">
+            <wp:extent cx="5029200" cy="2204289"/>
+            <wp:effectExtent l="0" t="0" r="0" b="5715"/>
+            <wp:docPr id="2" name="Picture 2"/>
             <wp:cNvGraphicFramePr>
               <a:graphicFrameLocks xmlns:a="http://schemas.openxmlformats.org/drawingml/2006/main" noChangeAspect="1"/>
             </wp:cNvGraphicFramePr>
@@ -583,7 +662,7 @@
                   <pic:spPr bwMode="auto">
                     <a:xfrm>
                       <a:off x="0" y="0"/>
-                      <a:ext cx="5084143" cy="2227345"/>
+                      <a:ext cx="5173953" cy="2267734"/>
                     </a:xfrm>
                     <a:prstGeom prst="rect">
                       <a:avLst/>
@@ -599,6 +678,494 @@
           </wp:inline>
         </w:drawing>
       </w:r>
+    </w:p>
+    <w:p>
+      <w:pPr>
+        <w:spacing w:after="0"/>
+        <w:rPr>
+          <w:noProof/>
+        </w:rPr>
+      </w:pPr>
+    </w:p>
+    <w:p>
+      <w:pPr>
+        <w:spacing w:after="0"/>
+        <w:rPr>
+          <w:noProof/>
+        </w:rPr>
+      </w:pPr>
+    </w:p>
+    <w:p>
+      <w:pPr>
+        <w:spacing w:after="0"/>
+      </w:pPr>
+    </w:p>
+    <w:p>
+      <w:pPr>
+        <w:spacing w:after="0"/>
+      </w:pPr>
+    </w:p>
+    <w:p>
+      <w:pPr>
+        <w:spacing w:after="0"/>
+      </w:pPr>
+    </w:p>
+    <w:p>
+      <w:pPr>
+        <w:spacing w:after="0"/>
+      </w:pPr>
+    </w:p>
+    <w:p>
+      <w:pPr>
+        <w:spacing w:after="0"/>
+        <w:rPr>
+          <w:noProof/>
+        </w:rPr>
+      </w:pPr>
+    </w:p>
+    <w:p>
+      <w:pPr>
+        <w:spacing w:after="0"/>
+      </w:pPr>
+    </w:p>
+    <w:p>
+      <w:pPr>
+        <w:spacing w:after="0"/>
+      </w:pPr>
+    </w:p>
+    <w:p>
+      <w:pPr>
+        <w:spacing w:after="0"/>
+      </w:pPr>
+    </w:p>
+    <w:p>
+      <w:pPr>
+        <w:spacing w:after="0"/>
+      </w:pPr>
+    </w:p>
+    <w:p>
+      <w:pPr>
+        <w:spacing w:after="0"/>
+      </w:pPr>
+    </w:p>
+    <w:p>
+      <w:pPr>
+        <w:spacing w:after="0"/>
+      </w:pPr>
+    </w:p>
+    <w:p>
+      <w:pPr>
+        <w:spacing w:after="0"/>
+      </w:pPr>
+    </w:p>
+    <w:p>
+      <w:pPr>
+        <w:spacing w:after="0"/>
+      </w:pPr>
+    </w:p>
+    <w:p>
+      <w:pPr>
+        <w:spacing w:after="0"/>
+        <w:rPr>
+          <w:noProof/>
+        </w:rPr>
+      </w:pPr>
+    </w:p>
+    <w:p>
+      <w:pPr>
+        <w:spacing w:after="0"/>
+        <w:sectPr>
+          <w:type w:val="continuous"/>
+          <w:pgSz w:w="15840" w:h="12240" w:orient="landscape"/>
+          <w:pgMar w:top="0" w:right="0" w:bottom="0" w:left="0" w:header="720" w:footer="720" w:gutter="0"/>
+          <w:cols w:num="2" w:space="720"/>
+          <w:docGrid w:linePitch="360"/>
+        </w:sectPr>
+      </w:pPr>
+      <w:r>
+        <w:rPr>
+          <w:noProof/>
+        </w:rPr>
+        <w:drawing>
+          <wp:inline distT="0" distB="0" distL="0" distR="0" wp14:anchorId="26791331" wp14:editId="0DE216B2">
+            <wp:extent cx="3781425" cy="4816815"/>
+            <wp:effectExtent l="0" t="0" r="0" b="3175"/>
+            <wp:docPr id="7" name="Picture 7"/>
+            <wp:cNvGraphicFramePr>
+              <a:graphicFrameLocks xmlns:a="http://schemas.openxmlformats.org/drawingml/2006/main" noChangeAspect="1"/>
+            </wp:cNvGraphicFramePr>
+            <a:graphic xmlns:a="http://schemas.openxmlformats.org/drawingml/2006/main">
+              <a:graphicData uri="http://schemas.openxmlformats.org/drawingml/2006/picture">
+                <pic:pic xmlns:pic="http://schemas.openxmlformats.org/drawingml/2006/picture">
+                  <pic:nvPicPr>
+                    <pic:cNvPr id="0" name="Picture 37"/>
+                    <pic:cNvPicPr>
+                      <a:picLocks noChangeAspect="1" noChangeArrowheads="1"/>
+                    </pic:cNvPicPr>
+                  </pic:nvPicPr>
+                  <pic:blipFill>
+                    <a:blip r:embed="rId9" cstate="print">
+                      <a:extLst>
+                        <a:ext uri="{28A0092B-C50C-407E-A947-70E740481C1C}">
+                          <a14:useLocalDpi xmlns:a14="http://schemas.microsoft.com/office/drawing/2010/main" val="0"/>
+                        </a:ext>
+                      </a:extLst>
+                    </a:blip>
+                    <a:srcRect/>
+                    <a:stretch>
+                      <a:fillRect/>
+                    </a:stretch>
+                  </pic:blipFill>
+                  <pic:spPr bwMode="auto">
+                    <a:xfrm>
+                      <a:off x="0" y="0"/>
+                      <a:ext cx="3785946" cy="4822573"/>
+                    </a:xfrm>
+                    <a:prstGeom prst="rect">
+                      <a:avLst/>
+                    </a:prstGeom>
+                    <a:noFill/>
+                    <a:ln>
+                      <a:noFill/>
+                    </a:ln>
+                  </pic:spPr>
+                </pic:pic>
+              </a:graphicData>
+            </a:graphic>
+          </wp:inline>
+        </w:drawing>
+      </w:r>
+    </w:p>
+    <w:tbl>
+      <w:tblPr>
+        <w:tblpPr w:leftFromText="180" w:rightFromText="180" w:vertAnchor="text" w:horzAnchor="margin" w:tblpY="670"/>
+        <w:tblW w:w="0" w:type="auto"/>
+        <w:tblLook w:val="0000" w:firstRow="0" w:lastRow="0" w:firstColumn="0" w:lastColumn="0" w:noHBand="0" w:noVBand="0"/>
+      </w:tblPr>
+      <w:tblGrid>
+        <w:gridCol w:w="7560"/>
+      </w:tblGrid>
+      <w:tr>
+        <w:tblPrEx>
+          <w:tblCellMar>
+            <w:top w:w="0" w:type="dxa"/>
+            <w:bottom w:w="0" w:type="dxa"/>
+          </w:tblCellMar>
+        </w:tblPrEx>
+        <w:trPr>
+          <w:trHeight w:val="6114"/>
+        </w:trPr>
+        <w:tc>
+          <w:tcPr>
+            <w:tcW w:w="7560" w:type="dxa"/>
+          </w:tcPr>
+          <w:p>
+            <w:pPr>
+              <w:spacing w:after="0"/>
+            </w:pPr>
+          </w:p>
+          <w:p>
+            <w:pPr>
+              <w:spacing w:after="0"/>
+            </w:pPr>
+          </w:p>
+          <w:p>
+            <w:pPr>
+              <w:spacing w:after="0"/>
+            </w:pPr>
+          </w:p>
+          <w:p>
+            <w:pPr>
+              <w:spacing w:after="0"/>
+            </w:pPr>
+          </w:p>
+          <w:p>
+            <w:pPr>
+              <w:spacing w:after="0"/>
+            </w:pPr>
+          </w:p>
+          <w:p>
+            <w:pPr>
+              <w:spacing w:after="0"/>
+            </w:pPr>
+          </w:p>
+          <w:p>
+            <w:pPr>
+              <w:spacing w:after="0"/>
+            </w:pPr>
+          </w:p>
+          <w:p>
+            <w:pPr>
+              <w:spacing w:after="0"/>
+            </w:pPr>
+          </w:p>
+          <w:p>
+            <w:pPr>
+              <w:spacing w:after="0"/>
+            </w:pPr>
+          </w:p>
+          <w:p>
+            <w:pPr>
+              <w:spacing w:after="0"/>
+            </w:pPr>
+          </w:p>
+          <w:p>
+            <w:pPr>
+              <w:spacing w:after="0"/>
+            </w:pPr>
+          </w:p>
+          <w:p>
+            <w:pPr>
+              <w:spacing w:after="0"/>
+            </w:pPr>
+          </w:p>
+          <w:p>
+            <w:pPr>
+              <w:spacing w:after="0"/>
+            </w:pPr>
+          </w:p>
+          <w:p>
+            <w:pPr>
+              <w:spacing w:after="0"/>
+            </w:pPr>
+          </w:p>
+          <w:p>
+            <w:pPr>
+              <w:spacing w:after="0"/>
+            </w:pPr>
+          </w:p>
+          <w:p>
+            <w:pPr>
+              <w:spacing w:after="0"/>
+            </w:pPr>
+          </w:p>
+          <w:p>
+            <w:pPr>
+              <w:spacing w:after="0"/>
+              <w:jc w:val="both"/>
+            </w:pPr>
+          </w:p>
+          <w:p>
+            <w:pPr>
+              <w:spacing w:after="0"/>
+            </w:pPr>
+          </w:p>
+          <w:p>
+            <w:pPr>
+              <w:spacing w:after="0"/>
+            </w:pPr>
+          </w:p>
+          <w:p>
+            <w:pPr>
+              <w:spacing w:after="0"/>
+            </w:pPr>
+          </w:p>
+          <w:p>
+            <w:pPr>
+              <w:spacing w:after="0"/>
+            </w:pPr>
+          </w:p>
+          <w:p>
+            <w:pPr>
+              <w:spacing w:after="0"/>
+            </w:pPr>
+          </w:p>
+          <w:p>
+            <w:pPr>
+              <w:spacing w:after="0"/>
+            </w:pPr>
+          </w:p>
+          <w:p>
+            <w:pPr>
+              <w:spacing w:after="0"/>
+            </w:pPr>
+          </w:p>
+          <w:p>
+            <w:pPr>
+              <w:spacing w:after="0"/>
+            </w:pPr>
+          </w:p>
+          <w:p>
+            <w:pPr>
+              <w:spacing w:after="0"/>
+            </w:pPr>
+          </w:p>
+          <w:p>
+            <w:pPr>
+              <w:spacing w:after="0"/>
+            </w:pPr>
+          </w:p>
+          <w:p>
+            <w:pPr>
+              <w:spacing w:after="0"/>
+            </w:pPr>
+          </w:p>
+          <w:p>
+            <w:pPr>
+              <w:spacing w:after="0"/>
+            </w:pPr>
+          </w:p>
+          <w:p>
+            <w:pPr>
+              <w:spacing w:after="0"/>
+            </w:pPr>
+          </w:p>
+          <w:p>
+            <w:pPr>
+              <w:spacing w:after="0"/>
+            </w:pPr>
+          </w:p>
+          <w:p>
+            <w:pPr>
+              <w:spacing w:after="0"/>
+            </w:pPr>
+          </w:p>
+          <w:p>
+            <w:pPr>
+              <w:spacing w:after="0"/>
+            </w:pPr>
+          </w:p>
+          <w:p>
+            <w:pPr>
+              <w:spacing w:after="0"/>
+            </w:pPr>
+          </w:p>
+          <w:p>
+            <w:pPr>
+              <w:spacing w:after="0"/>
+            </w:pPr>
+          </w:p>
+          <w:p>
+            <w:pPr>
+              <w:spacing w:after="0"/>
+            </w:pPr>
+          </w:p>
+          <w:p>
+            <w:pPr>
+              <w:spacing w:after="0"/>
+            </w:pPr>
+          </w:p>
+        </w:tc>
+      </w:tr>
+    </w:tbl>
+    <w:p>
+      <w:pPr>
+        <w:spacing w:after="0"/>
+      </w:pPr>
+    </w:p>
+    <w:p>
+      <w:pPr>
+        <w:spacing w:after="0"/>
+      </w:pPr>
+    </w:p>
+    <w:p>
+      <w:pPr>
+        <w:spacing w:after="0"/>
+      </w:pPr>
+    </w:p>
+    <w:p>
+      <w:pPr>
+        <w:spacing w:after="0"/>
+      </w:pPr>
+    </w:p>
+    <w:p>
+      <w:pPr>
+        <w:spacing w:after="0"/>
+      </w:pPr>
+    </w:p>
+    <w:p>
+      <w:pPr>
+        <w:spacing w:after="0"/>
+      </w:pPr>
+    </w:p>
+    <w:p>
+      <w:pPr>
+        <w:spacing w:after="0"/>
+      </w:pPr>
+    </w:p>
+    <w:p>
+      <w:pPr>
+        <w:spacing w:after="0"/>
+      </w:pPr>
+    </w:p>
+    <w:p>
+      <w:pPr>
+        <w:spacing w:after="0"/>
+      </w:pPr>
+    </w:p>
+    <w:p>
+      <w:pPr>
+        <w:spacing w:after="0"/>
+      </w:pPr>
+    </w:p>
+    <w:p>
+      <w:pPr>
+        <w:spacing w:after="0"/>
+      </w:pPr>
+    </w:p>
+    <w:p>
+      <w:pPr>
+        <w:spacing w:after="0"/>
+      </w:pPr>
+      <w:bookmarkStart w:id="0" w:name="_GoBack"/>
+      <w:bookmarkEnd w:id="0"/>
+    </w:p>
+    <w:p>
+      <w:pPr>
+        <w:spacing w:after="0"/>
+      </w:pPr>
+    </w:p>
+    <w:p>
+      <w:pPr>
+        <w:spacing w:after="0"/>
+      </w:pPr>
+    </w:p>
+    <w:p>
+      <w:pPr>
+        <w:spacing w:after="0"/>
+        <w:sectPr>
+          <w:type w:val="continuous"/>
+          <w:pgSz w:w="15840" w:h="12240" w:orient="landscape"/>
+          <w:pgMar w:top="0" w:right="0" w:bottom="0" w:left="0" w:header="720" w:footer="720" w:gutter="0"/>
+          <w:cols w:num="2" w:space="720"/>
+          <w:docGrid w:linePitch="360"/>
+        </w:sectPr>
+      </w:pPr>
+    </w:p>
+    <w:p>
+      <w:pPr>
+        <w:spacing w:after="0"/>
+      </w:pPr>
+    </w:p>
+    <w:p>
+      <w:pPr>
+        <w:spacing w:after="0"/>
+        <w:sectPr>
+          <w:type w:val="continuous"/>
+          <w:pgSz w:w="15840" w:h="12240" w:orient="landscape"/>
+          <w:pgMar w:top="0" w:right="0" w:bottom="0" w:left="0" w:header="720" w:footer="720" w:gutter="0"/>
+          <w:cols w:num="2" w:space="720"/>
+          <w:docGrid w:linePitch="360"/>
+        </w:sectPr>
+      </w:pPr>
+    </w:p>
+    <w:p>
+      <w:pPr>
+        <w:spacing w:after="0"/>
+        <w:sectPr>
+          <w:type w:val="continuous"/>
+          <w:pgSz w:w="15840" w:h="12240" w:orient="landscape"/>
+          <w:pgMar w:top="0" w:right="0" w:bottom="0" w:left="0" w:header="720" w:footer="720" w:gutter="0"/>
+          <w:cols w:num="2" w:space="720"/>
+          <w:docGrid w:linePitch="360"/>
+        </w:sectPr>
+      </w:pPr>
+    </w:p>
+    <w:p>
+      <w:pPr>
+        <w:spacing w:after="0"/>
+        <w:jc w:val="center"/>
+      </w:pPr>
     </w:p>
     <w:sectPr>
       <w:type w:val="continuous"/>
@@ -1012,7 +1579,6 @@
   <w:style w:type="character" w:default="1" w:styleId="DefaultParagraphFont">
     <w:name w:val="Default Paragraph Font"/>
     <w:uiPriority w:val="1"/>
-    <w:semiHidden/>
     <w:unhideWhenUsed/>
   </w:style>
   <w:style w:type="table" w:default="1" w:styleId="TableNormal">
@@ -1035,6 +1601,25 @@
     <w:uiPriority w:val="99"/>
     <w:semiHidden/>
     <w:unhideWhenUsed/>
+  </w:style>
+  <w:style w:type="table" w:styleId="TableGrid">
+    <w:name w:val="Table Grid"/>
+    <w:basedOn w:val="TableNormal"/>
+    <w:uiPriority w:val="39"/>
+    <w:rsid w:val="00891850"/>
+    <w:pPr>
+      <w:spacing w:after="0" w:line="240" w:lineRule="auto"/>
+    </w:pPr>
+    <w:tblPr>
+      <w:tblBorders>
+        <w:top w:val="single" w:sz="4" w:space="0" w:color="auto"/>
+        <w:left w:val="single" w:sz="4" w:space="0" w:color="auto"/>
+        <w:bottom w:val="single" w:sz="4" w:space="0" w:color="auto"/>
+        <w:right w:val="single" w:sz="4" w:space="0" w:color="auto"/>
+        <w:insideH w:val="single" w:sz="4" w:space="0" w:color="auto"/>
+        <w:insideV w:val="single" w:sz="4" w:space="0" w:color="auto"/>
+      </w:tblBorders>
+    </w:tblPr>
   </w:style>
 </w:styles>
 </file>
@@ -1339,7 +1924,7 @@
 </file>
 
 <file path=customXml/itemProps1.xml><?xml version="1.0" encoding="utf-8"?>
-<ds:datastoreItem xmlns:ds="http://schemas.openxmlformats.org/officeDocument/2006/customXml" ds:itemID="{EA9A0BFE-0AC8-4FDF-8405-D7D2D71AC06F}">
+<ds:datastoreItem xmlns:ds="http://schemas.openxmlformats.org/officeDocument/2006/customXml" ds:itemID="{E79B26D7-34B4-4782-8F20-42DC3C5F03C3}">
   <ds:schemaRefs>
     <ds:schemaRef ds:uri="http://schemas.openxmlformats.org/officeDocument/2006/bibliography"/>
   </ds:schemaRefs>

--- a/zine.docx
+++ b/zine.docx
@@ -625,6 +625,7 @@
           <w:noProof/>
         </w:rPr>
       </w:pPr>
+      <w:bookmarkStart w:id="0" w:name="_GoBack"/>
       <w:r>
         <w:rPr>
           <w:noProof/>
@@ -679,101 +680,103 @@
         </w:drawing>
       </w:r>
     </w:p>
-    <w:p>
-      <w:pPr>
-        <w:spacing w:after="0"/>
-        <w:rPr>
-          <w:noProof/>
-        </w:rPr>
-      </w:pPr>
-    </w:p>
-    <w:p>
-      <w:pPr>
-        <w:spacing w:after="0"/>
-        <w:rPr>
-          <w:noProof/>
-        </w:rPr>
-      </w:pPr>
-    </w:p>
-    <w:p>
-      <w:pPr>
-        <w:spacing w:after="0"/>
-      </w:pPr>
-    </w:p>
-    <w:p>
-      <w:pPr>
-        <w:spacing w:after="0"/>
-      </w:pPr>
-    </w:p>
-    <w:p>
-      <w:pPr>
-        <w:spacing w:after="0"/>
-      </w:pPr>
-    </w:p>
-    <w:p>
-      <w:pPr>
-        <w:spacing w:after="0"/>
-      </w:pPr>
-    </w:p>
-    <w:p>
-      <w:pPr>
-        <w:spacing w:after="0"/>
-        <w:rPr>
-          <w:noProof/>
-        </w:rPr>
-      </w:pPr>
-    </w:p>
-    <w:p>
-      <w:pPr>
-        <w:spacing w:after="0"/>
-      </w:pPr>
-    </w:p>
-    <w:p>
-      <w:pPr>
-        <w:spacing w:after="0"/>
-      </w:pPr>
-    </w:p>
-    <w:p>
-      <w:pPr>
-        <w:spacing w:after="0"/>
-      </w:pPr>
-    </w:p>
-    <w:p>
-      <w:pPr>
-        <w:spacing w:after="0"/>
-      </w:pPr>
-    </w:p>
-    <w:p>
-      <w:pPr>
-        <w:spacing w:after="0"/>
-      </w:pPr>
-    </w:p>
-    <w:p>
-      <w:pPr>
-        <w:spacing w:after="0"/>
-      </w:pPr>
-    </w:p>
-    <w:p>
-      <w:pPr>
-        <w:spacing w:after="0"/>
-      </w:pPr>
-    </w:p>
-    <w:p>
-      <w:pPr>
-        <w:spacing w:after="0"/>
-      </w:pPr>
-    </w:p>
-    <w:p>
-      <w:pPr>
-        <w:spacing w:after="0"/>
-        <w:rPr>
-          <w:noProof/>
-        </w:rPr>
-      </w:pPr>
-    </w:p>
-    <w:p>
-      <w:pPr>
-        <w:spacing w:after="0"/>
+    <w:bookmarkEnd w:id="0"/>
+    <w:p>
+      <w:pPr>
+        <w:spacing w:after="0"/>
+        <w:rPr>
+          <w:noProof/>
+        </w:rPr>
+      </w:pPr>
+    </w:p>
+    <w:p>
+      <w:pPr>
+        <w:spacing w:after="0"/>
+        <w:rPr>
+          <w:noProof/>
+        </w:rPr>
+      </w:pPr>
+    </w:p>
+    <w:p>
+      <w:pPr>
+        <w:spacing w:after="0"/>
+      </w:pPr>
+    </w:p>
+    <w:p>
+      <w:pPr>
+        <w:spacing w:after="0"/>
+      </w:pPr>
+    </w:p>
+    <w:p>
+      <w:pPr>
+        <w:spacing w:after="0"/>
+      </w:pPr>
+    </w:p>
+    <w:p>
+      <w:pPr>
+        <w:spacing w:after="0"/>
+      </w:pPr>
+    </w:p>
+    <w:p>
+      <w:pPr>
+        <w:spacing w:after="0"/>
+        <w:rPr>
+          <w:noProof/>
+        </w:rPr>
+      </w:pPr>
+    </w:p>
+    <w:p>
+      <w:pPr>
+        <w:spacing w:after="0"/>
+      </w:pPr>
+    </w:p>
+    <w:p>
+      <w:pPr>
+        <w:spacing w:after="0"/>
+      </w:pPr>
+    </w:p>
+    <w:p>
+      <w:pPr>
+        <w:spacing w:after="0"/>
+      </w:pPr>
+    </w:p>
+    <w:p>
+      <w:pPr>
+        <w:spacing w:after="0"/>
+      </w:pPr>
+    </w:p>
+    <w:p>
+      <w:pPr>
+        <w:spacing w:after="0"/>
+      </w:pPr>
+    </w:p>
+    <w:p>
+      <w:pPr>
+        <w:spacing w:after="0"/>
+      </w:pPr>
+    </w:p>
+    <w:p>
+      <w:pPr>
+        <w:spacing w:after="0"/>
+      </w:pPr>
+    </w:p>
+    <w:p>
+      <w:pPr>
+        <w:spacing w:after="0"/>
+      </w:pPr>
+    </w:p>
+    <w:p>
+      <w:pPr>
+        <w:spacing w:after="0"/>
+        <w:rPr>
+          <w:noProof/>
+        </w:rPr>
+      </w:pPr>
+    </w:p>
+    <w:p>
+      <w:pPr>
+        <w:spacing w:after="0"/>
+        <w:jc w:val="right"/>
         <w:sectPr>
           <w:type w:val="continuous"/>
           <w:pgSz w:w="15840" w:h="12240" w:orient="landscape"/>
@@ -1107,8 +1110,6 @@
       <w:pPr>
         <w:spacing w:after="0"/>
       </w:pPr>
-      <w:bookmarkStart w:id="0" w:name="_GoBack"/>
-      <w:bookmarkEnd w:id="0"/>
     </w:p>
     <w:p>
       <w:pPr>
@@ -1924,7 +1925,7 @@
 </file>
 
 <file path=customXml/itemProps1.xml><?xml version="1.0" encoding="utf-8"?>
-<ds:datastoreItem xmlns:ds="http://schemas.openxmlformats.org/officeDocument/2006/customXml" ds:itemID="{E79B26D7-34B4-4782-8F20-42DC3C5F03C3}">
+<ds:datastoreItem xmlns:ds="http://schemas.openxmlformats.org/officeDocument/2006/customXml" ds:itemID="{431EE393-7A40-4A55-9CC2-EC7E5ADFE4C7}">
   <ds:schemaRefs>
     <ds:schemaRef ds:uri="http://schemas.openxmlformats.org/officeDocument/2006/bibliography"/>
   </ds:schemaRefs>

--- a/zine.docx
+++ b/zine.docx
@@ -393,239 +393,268 @@
           <w:noProof/>
         </w:rPr>
       </w:pPr>
-    </w:p>
-    <w:p>
-      <w:pPr>
-        <w:spacing w:after="0"/>
-        <w:rPr>
-          <w:noProof/>
-        </w:rPr>
-      </w:pPr>
-    </w:p>
-    <w:p>
-      <w:pPr>
-        <w:spacing w:after="0"/>
-        <w:rPr>
-          <w:noProof/>
-        </w:rPr>
-      </w:pPr>
-    </w:p>
-    <w:p>
-      <w:pPr>
-        <w:spacing w:after="0"/>
-        <w:rPr>
-          <w:noProof/>
-        </w:rPr>
-      </w:pPr>
-    </w:p>
-    <w:p>
-      <w:pPr>
-        <w:spacing w:after="0"/>
-        <w:rPr>
-          <w:noProof/>
-        </w:rPr>
-      </w:pPr>
-    </w:p>
-    <w:p>
-      <w:pPr>
-        <w:spacing w:after="0"/>
-        <w:rPr>
-          <w:noProof/>
-        </w:rPr>
-      </w:pPr>
-    </w:p>
-    <w:p>
-      <w:pPr>
-        <w:spacing w:after="0"/>
-        <w:rPr>
-          <w:noProof/>
-        </w:rPr>
-      </w:pPr>
-    </w:p>
-    <w:p>
-      <w:pPr>
-        <w:spacing w:after="0"/>
-        <w:rPr>
-          <w:noProof/>
-        </w:rPr>
-      </w:pPr>
-    </w:p>
-    <w:p>
-      <w:pPr>
-        <w:spacing w:after="0"/>
-        <w:rPr>
-          <w:noProof/>
-        </w:rPr>
-      </w:pPr>
-    </w:p>
-    <w:p>
-      <w:pPr>
-        <w:spacing w:after="0"/>
-        <w:rPr>
-          <w:noProof/>
-        </w:rPr>
-      </w:pPr>
-    </w:p>
-    <w:p>
-      <w:pPr>
-        <w:spacing w:after="0"/>
-        <w:rPr>
-          <w:noProof/>
-        </w:rPr>
-      </w:pPr>
-    </w:p>
-    <w:p>
-      <w:pPr>
-        <w:spacing w:after="0"/>
-        <w:rPr>
-          <w:noProof/>
-        </w:rPr>
-      </w:pPr>
-    </w:p>
-    <w:p>
-      <w:pPr>
-        <w:spacing w:after="0"/>
-        <w:rPr>
-          <w:noProof/>
-        </w:rPr>
-      </w:pPr>
-    </w:p>
-    <w:p>
-      <w:pPr>
-        <w:spacing w:after="0"/>
-        <w:rPr>
-          <w:noProof/>
-        </w:rPr>
-      </w:pPr>
-    </w:p>
-    <w:p>
-      <w:pPr>
-        <w:spacing w:after="0"/>
-        <w:rPr>
-          <w:noProof/>
-        </w:rPr>
-      </w:pPr>
-    </w:p>
-    <w:p>
-      <w:pPr>
-        <w:spacing w:after="0"/>
-        <w:rPr>
-          <w:noProof/>
-        </w:rPr>
-      </w:pPr>
-    </w:p>
-    <w:p>
-      <w:pPr>
-        <w:spacing w:after="0"/>
-        <w:rPr>
-          <w:noProof/>
-        </w:rPr>
-      </w:pPr>
-    </w:p>
-    <w:p>
-      <w:pPr>
-        <w:spacing w:after="0"/>
-        <w:rPr>
-          <w:noProof/>
-        </w:rPr>
-      </w:pPr>
-    </w:p>
-    <w:p>
-      <w:pPr>
-        <w:spacing w:after="0"/>
-        <w:rPr>
-          <w:noProof/>
-        </w:rPr>
-      </w:pPr>
-    </w:p>
-    <w:p>
-      <w:pPr>
-        <w:spacing w:after="0"/>
-        <w:rPr>
-          <w:noProof/>
-        </w:rPr>
-      </w:pPr>
-    </w:p>
-    <w:p>
-      <w:pPr>
-        <w:spacing w:after="0"/>
-        <w:rPr>
-          <w:noProof/>
-        </w:rPr>
-      </w:pPr>
-    </w:p>
-    <w:p>
-      <w:pPr>
-        <w:spacing w:after="0"/>
-        <w:rPr>
-          <w:noProof/>
-        </w:rPr>
-      </w:pPr>
-    </w:p>
-    <w:p>
-      <w:pPr>
-        <w:spacing w:after="0"/>
-        <w:rPr>
-          <w:noProof/>
-        </w:rPr>
-      </w:pPr>
-    </w:p>
-    <w:p>
-      <w:pPr>
-        <w:spacing w:after="0"/>
-        <w:rPr>
-          <w:noProof/>
-        </w:rPr>
-      </w:pPr>
-    </w:p>
-    <w:p>
-      <w:pPr>
-        <w:spacing w:after="0"/>
-        <w:rPr>
-          <w:noProof/>
-        </w:rPr>
-      </w:pPr>
-    </w:p>
-    <w:p>
-      <w:pPr>
-        <w:spacing w:after="0"/>
-        <w:rPr>
-          <w:noProof/>
-        </w:rPr>
-      </w:pPr>
-    </w:p>
-    <w:p>
-      <w:pPr>
-        <w:spacing w:after="0"/>
-        <w:rPr>
-          <w:noProof/>
-        </w:rPr>
-      </w:pPr>
-    </w:p>
-    <w:p>
-      <w:pPr>
-        <w:spacing w:after="0"/>
-        <w:rPr>
-          <w:noProof/>
-        </w:rPr>
-      </w:pPr>
-    </w:p>
-    <w:p>
-      <w:pPr>
-        <w:spacing w:after="0"/>
-        <w:rPr>
-          <w:noProof/>
-        </w:rPr>
-      </w:pPr>
-    </w:p>
-    <w:p>
-      <w:pPr>
-        <w:spacing w:after="0"/>
-        <w:rPr>
-          <w:noProof/>
-        </w:rPr>
-      </w:pPr>
-      <w:bookmarkStart w:id="0" w:name="_GoBack"/>
+      <w:r>
+        <w:rPr>
+          <w:noProof/>
+        </w:rPr>
+        <mc:AlternateContent>
+          <mc:Choice Requires="wps">
+            <w:drawing>
+              <wp:anchor distT="0" distB="0" distL="114300" distR="114300" simplePos="0" relativeHeight="251659264" behindDoc="0" locked="0" layoutInCell="1" allowOverlap="1" wp14:anchorId="2DCE7C7D" wp14:editId="658A8500">
+                <wp:simplePos x="0" y="0"/>
+                <wp:positionH relativeFrom="column">
+                  <wp:posOffset>582194</wp:posOffset>
+                </wp:positionH>
+                <wp:positionV relativeFrom="paragraph">
+                  <wp:posOffset>2124601</wp:posOffset>
+                </wp:positionV>
+                <wp:extent cx="1828800" cy="2735352"/>
+                <wp:effectExtent l="0" t="0" r="0" b="8255"/>
+                <wp:wrapNone/>
+                <wp:docPr id="11" name="Text Box 11"/>
+                <wp:cNvGraphicFramePr/>
+                <a:graphic xmlns:a="http://schemas.openxmlformats.org/drawingml/2006/main">
+                  <a:graphicData uri="http://schemas.microsoft.com/office/word/2010/wordprocessingShape">
+                    <wps:wsp>
+                      <wps:cNvSpPr txBox="1"/>
+                      <wps:spPr>
+                        <a:xfrm>
+                          <a:off x="0" y="0"/>
+                          <a:ext cx="1828800" cy="2735352"/>
+                        </a:xfrm>
+                        <a:prstGeom prst="rect">
+                          <a:avLst/>
+                        </a:prstGeom>
+                        <a:noFill/>
+                        <a:ln>
+                          <a:noFill/>
+                        </a:ln>
+                      </wps:spPr>
+                      <wps:txbx>
+                        <w:txbxContent>
+                          <w:p>
+                            <w:pPr>
+                              <w:spacing w:after="0"/>
+                              <w:jc w:val="center"/>
+                              <w:rPr>
+                                <w:rFonts w:ascii="Californian FB" w:hAnsi="Californian FB"/>
+                                <w:noProof/>
+                                <w:color w:val="FFFFFF" w:themeColor="background1"/>
+                                <w:sz w:val="72"/>
+                                <w:szCs w:val="72"/>
+                                <w14:shadow w14:blurRad="38100" w14:dist="19050" w14:dir="2700000" w14:sx="100000" w14:sy="100000" w14:kx="0" w14:ky="0" w14:algn="tl">
+                                  <w14:schemeClr w14:val="dk1">
+                                    <w14:alpha w14:val="60000"/>
+                                  </w14:schemeClr>
+                                </w14:shadow>
+                                <w14:textOutline w14:w="0" w14:cap="flat" w14:cmpd="sng" w14:algn="ctr">
+                                  <w14:noFill/>
+                                  <w14:prstDash w14:val="solid"/>
+                                  <w14:round/>
+                                </w14:textOutline>
+                              </w:rPr>
+                            </w:pPr>
+                            <w:r>
+                              <w:rPr>
+                                <w:rFonts w:ascii="Californian FB" w:hAnsi="Californian FB"/>
+                                <w:noProof/>
+                                <w:color w:val="FFFFFF" w:themeColor="background1"/>
+                                <w:sz w:val="72"/>
+                                <w:szCs w:val="72"/>
+                                <w14:shadow w14:blurRad="38100" w14:dist="19050" w14:dir="2700000" w14:sx="100000" w14:sy="100000" w14:kx="0" w14:ky="0" w14:algn="tl">
+                                  <w14:schemeClr w14:val="dk1">
+                                    <w14:alpha w14:val="60000"/>
+                                  </w14:schemeClr>
+                                </w14:shadow>
+                                <w14:textOutline w14:w="0" w14:cap="flat" w14:cmpd="sng" w14:algn="ctr">
+                                  <w14:noFill/>
+                                  <w14:prstDash w14:val="solid"/>
+                                  <w14:round/>
+                                </w14:textOutline>
+                              </w:rPr>
+                              <w:t>Work Sets You Free</w:t>
+                            </w:r>
+                          </w:p>
+                        </w:txbxContent>
+                      </wps:txbx>
+                      <wps:bodyPr rot="0" spcFirstLastPara="1" vertOverflow="overflow" horzOverflow="overflow" vert="horz" wrap="none" lIns="91440" tIns="45720" rIns="91440" bIns="45720" numCol="1" spcCol="0" rtlCol="0" fromWordArt="0" anchor="t" anchorCtr="0" forceAA="0" compatLnSpc="1">
+                        <a:prstTxWarp prst="textArchUp">
+                          <a:avLst>
+                            <a:gd name="adj" fmla="val 6378582"/>
+                          </a:avLst>
+                        </a:prstTxWarp>
+                        <a:noAutofit/>
+                        <a:scene3d>
+                          <a:camera prst="orthographicFront"/>
+                          <a:lightRig rig="threePt" dir="t"/>
+                        </a:scene3d>
+                        <a:sp3d/>
+                      </wps:bodyPr>
+                    </wps:wsp>
+                  </a:graphicData>
+                </a:graphic>
+                <wp14:sizeRelV relativeFrom="margin">
+                  <wp14:pctHeight>0</wp14:pctHeight>
+                </wp14:sizeRelV>
+              </wp:anchor>
+            </w:drawing>
+          </mc:Choice>
+          <mc:Fallback>
+            <w:pict>
+              <v:shapetype w14:anchorId="2DCE7C7D" id="_x0000_t202" coordsize="21600,21600" o:spt="202" path="m,l,21600r21600,l21600,xe">
+                <v:stroke joinstyle="miter"/>
+                <v:path gradientshapeok="t" o:connecttype="rect"/>
+              </v:shapetype>
+              <v:shape id="Text Box 11" o:spid="_x0000_s1026" type="#_x0000_t202" style="position:absolute;margin-left:45.85pt;margin-top:167.3pt;width:2in;height:215.4pt;z-index:251659264;visibility:visible;mso-wrap-style:none;mso-height-percent:0;mso-wrap-distance-left:9pt;mso-wrap-distance-top:0;mso-wrap-distance-right:9pt;mso-wrap-distance-bottom:0;mso-position-horizontal:absolute;mso-position-horizontal-relative:text;mso-position-vertical:absolute;mso-position-vertical-relative:text;mso-height-percent:0;mso-height-relative:margin;v-text-anchor:top" o:gfxdata="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" filled="f" stroked="f">
+                <v:fill o:detectmouseclick="t"/>
+                <v:textbox>
+                  <w:txbxContent>
+                    <w:p>
+                      <w:pPr>
+                        <w:spacing w:after="0"/>
+                        <w:jc w:val="center"/>
+                        <w:rPr>
+                          <w:rFonts w:ascii="Californian FB" w:hAnsi="Californian FB"/>
+                          <w:noProof/>
+                          <w:color w:val="FFFFFF" w:themeColor="background1"/>
+                          <w:sz w:val="72"/>
+                          <w:szCs w:val="72"/>
+                          <w14:shadow w14:blurRad="38100" w14:dist="19050" w14:dir="2700000" w14:sx="100000" w14:sy="100000" w14:kx="0" w14:ky="0" w14:algn="tl">
+                            <w14:schemeClr w14:val="dk1">
+                              <w14:alpha w14:val="60000"/>
+                            </w14:schemeClr>
+                          </w14:shadow>
+                          <w14:textOutline w14:w="0" w14:cap="flat" w14:cmpd="sng" w14:algn="ctr">
+                            <w14:noFill/>
+                            <w14:prstDash w14:val="solid"/>
+                            <w14:round/>
+                          </w14:textOutline>
+                        </w:rPr>
+                      </w:pPr>
+                      <w:r>
+                        <w:rPr>
+                          <w:rFonts w:ascii="Californian FB" w:hAnsi="Californian FB"/>
+                          <w:noProof/>
+                          <w:color w:val="FFFFFF" w:themeColor="background1"/>
+                          <w:sz w:val="72"/>
+                          <w:szCs w:val="72"/>
+                          <w14:shadow w14:blurRad="38100" w14:dist="19050" w14:dir="2700000" w14:sx="100000" w14:sy="100000" w14:kx="0" w14:ky="0" w14:algn="tl">
+                            <w14:schemeClr w14:val="dk1">
+                              <w14:alpha w14:val="60000"/>
+                            </w14:schemeClr>
+                          </w14:shadow>
+                          <w14:textOutline w14:w="0" w14:cap="flat" w14:cmpd="sng" w14:algn="ctr">
+                            <w14:noFill/>
+                            <w14:prstDash w14:val="solid"/>
+                            <w14:round/>
+                          </w14:textOutline>
+                        </w:rPr>
+                        <w:t>Work Sets You Free</w:t>
+                      </w:r>
+                    </w:p>
+                  </w:txbxContent>
+                </v:textbox>
+              </v:shape>
+            </w:pict>
+          </mc:Fallback>
+        </mc:AlternateContent>
+      </w:r>
+      <w:r>
+        <w:rPr>
+          <w:rFonts w:ascii="Lucida Calligraphy" w:hAnsi="Lucida Calligraphy"/>
+          <w:noProof/>
+          <w:sz w:val="44"/>
+          <w:szCs w:val="44"/>
+        </w:rPr>
+        <w:drawing>
+          <wp:inline distT="0" distB="0" distL="0" distR="0" wp14:anchorId="1E6A3417" wp14:editId="6B5D275A">
+            <wp:extent cx="5114925" cy="4516154"/>
+            <wp:effectExtent l="0" t="0" r="0" b="0"/>
+            <wp:docPr id="1" name="Picture 1"/>
+            <wp:cNvGraphicFramePr>
+              <a:graphicFrameLocks xmlns:a="http://schemas.openxmlformats.org/drawingml/2006/main" noChangeAspect="1"/>
+            </wp:cNvGraphicFramePr>
+            <a:graphic xmlns:a="http://schemas.openxmlformats.org/drawingml/2006/main">
+              <a:graphicData uri="http://schemas.openxmlformats.org/drawingml/2006/picture">
+                <pic:pic xmlns:pic="http://schemas.openxmlformats.org/drawingml/2006/picture">
+                  <pic:nvPicPr>
+                    <pic:cNvPr id="0" name="Picture 1"/>
+                    <pic:cNvPicPr>
+                      <a:picLocks noChangeAspect="1" noChangeArrowheads="1"/>
+                    </pic:cNvPicPr>
+                  </pic:nvPicPr>
+                  <pic:blipFill>
+                    <a:blip r:embed="rId8">
+                      <a:extLst>
+                        <a:ext uri="{28A0092B-C50C-407E-A947-70E740481C1C}">
+                          <a14:useLocalDpi xmlns:a14="http://schemas.microsoft.com/office/drawing/2010/main" val="0"/>
+                        </a:ext>
+                      </a:extLst>
+                    </a:blip>
+                    <a:srcRect/>
+                    <a:stretch>
+                      <a:fillRect/>
+                    </a:stretch>
+                  </pic:blipFill>
+                  <pic:spPr bwMode="auto">
+                    <a:xfrm>
+                      <a:off x="0" y="0"/>
+                      <a:ext cx="5114925" cy="4516154"/>
+                    </a:xfrm>
+                    <a:prstGeom prst="rect">
+                      <a:avLst/>
+                    </a:prstGeom>
+                    <a:noFill/>
+                    <a:ln>
+                      <a:noFill/>
+                    </a:ln>
+                  </pic:spPr>
+                </pic:pic>
+              </a:graphicData>
+            </a:graphic>
+          </wp:inline>
+        </w:drawing>
+      </w:r>
+    </w:p>
+    <w:p>
+      <w:pPr>
+        <w:spacing w:after="0"/>
+        <w:rPr>
+          <w:noProof/>
+        </w:rPr>
+      </w:pPr>
+    </w:p>
+    <w:p>
+      <w:pPr>
+        <w:spacing w:after="0"/>
+        <w:rPr>
+          <w:noProof/>
+        </w:rPr>
+      </w:pPr>
+    </w:p>
+    <w:p>
+      <w:pPr>
+        <w:spacing w:after="0"/>
+        <w:rPr>
+          <w:noProof/>
+        </w:rPr>
+      </w:pPr>
+    </w:p>
+    <w:p>
+      <w:pPr>
+        <w:spacing w:after="0"/>
+        <w:rPr>
+          <w:noProof/>
+        </w:rPr>
+      </w:pPr>
+    </w:p>
+    <w:p>
+      <w:pPr>
+        <w:spacing w:after="0"/>
+        <w:rPr>
+          <w:noProof/>
+        </w:rPr>
+      </w:pPr>
       <w:r>
         <w:rPr>
           <w:noProof/>
@@ -648,7 +677,7 @@
                     </pic:cNvPicPr>
                   </pic:nvPicPr>
                   <pic:blipFill>
-                    <a:blip r:embed="rId8" cstate="print">
+                    <a:blip r:embed="rId9" cstate="print">
                       <a:extLst>
                         <a:ext uri="{28A0092B-C50C-407E-A947-70E740481C1C}">
                           <a14:useLocalDpi xmlns:a14="http://schemas.microsoft.com/office/drawing/2010/main" val="0"/>
@@ -680,65 +709,95 @@
         </w:drawing>
       </w:r>
     </w:p>
-    <w:bookmarkEnd w:id="0"/>
-    <w:p>
-      <w:pPr>
-        <w:spacing w:after="0"/>
-        <w:rPr>
-          <w:noProof/>
-        </w:rPr>
-      </w:pPr>
-    </w:p>
-    <w:p>
-      <w:pPr>
-        <w:spacing w:after="0"/>
-        <w:rPr>
-          <w:noProof/>
-        </w:rPr>
-      </w:pPr>
-    </w:p>
-    <w:p>
-      <w:pPr>
-        <w:spacing w:after="0"/>
-      </w:pPr>
-    </w:p>
-    <w:p>
-      <w:pPr>
-        <w:spacing w:after="0"/>
-      </w:pPr>
-    </w:p>
-    <w:p>
-      <w:pPr>
-        <w:spacing w:after="0"/>
-      </w:pPr>
-    </w:p>
-    <w:p>
-      <w:pPr>
-        <w:spacing w:after="0"/>
-      </w:pPr>
-    </w:p>
-    <w:p>
-      <w:pPr>
-        <w:spacing w:after="0"/>
-        <w:rPr>
-          <w:noProof/>
-        </w:rPr>
-      </w:pPr>
-    </w:p>
-    <w:p>
-      <w:pPr>
-        <w:spacing w:after="0"/>
-      </w:pPr>
-    </w:p>
-    <w:p>
-      <w:pPr>
-        <w:spacing w:after="0"/>
-      </w:pPr>
-    </w:p>
-    <w:p>
-      <w:pPr>
-        <w:spacing w:after="0"/>
-      </w:pPr>
+    <w:p>
+      <w:pPr>
+        <w:spacing w:after="0"/>
+        <w:rPr>
+          <w:noProof/>
+        </w:rPr>
+      </w:pPr>
+    </w:p>
+    <w:p>
+      <w:pPr>
+        <w:spacing w:after="0"/>
+        <w:rPr>
+          <w:noProof/>
+        </w:rPr>
+      </w:pPr>
+    </w:p>
+    <w:p>
+      <w:pPr>
+        <w:spacing w:after="0"/>
+      </w:pPr>
+    </w:p>
+    <w:p>
+      <w:pPr>
+        <w:spacing w:after="0"/>
+        <w:jc w:val="center"/>
+      </w:pPr>
+    </w:p>
+    <w:p>
+      <w:pPr>
+        <w:spacing w:after="0"/>
+        <w:jc w:val="center"/>
+        <w:rPr>
+          <w:rFonts w:ascii="Lucida Calligraphy" w:hAnsi="Lucida Calligraphy"/>
+          <w:color w:val="808080" w:themeColor="background1" w:themeShade="80"/>
+          <w:sz w:val="36"/>
+          <w:szCs w:val="36"/>
+        </w:rPr>
+      </w:pPr>
+    </w:p>
+    <w:p>
+      <w:pPr>
+        <w:spacing w:after="0"/>
+        <w:jc w:val="center"/>
+        <w:rPr>
+          <w:rFonts w:ascii="Lucida Calligraphy" w:hAnsi="Lucida Calligraphy"/>
+          <w:color w:val="808080" w:themeColor="background1" w:themeShade="80"/>
+          <w:sz w:val="36"/>
+          <w:szCs w:val="36"/>
+        </w:rPr>
+      </w:pPr>
+    </w:p>
+    <w:p>
+      <w:pPr>
+        <w:spacing w:after="0"/>
+        <w:jc w:val="center"/>
+        <w:rPr>
+          <w:rFonts w:ascii="Lucida Calligraphy" w:hAnsi="Lucida Calligraphy"/>
+          <w:color w:val="808080" w:themeColor="background1" w:themeShade="80"/>
+          <w:sz w:val="36"/>
+          <w:szCs w:val="36"/>
+        </w:rPr>
+      </w:pPr>
+      <w:r>
+        <w:rPr>
+          <w:rFonts w:ascii="Lucida Calligraphy" w:hAnsi="Lucida Calligraphy"/>
+          <w:color w:val="808080" w:themeColor="background1" w:themeShade="80"/>
+          <w:sz w:val="36"/>
+          <w:szCs w:val="36"/>
+        </w:rPr>
+        <w:t>“Alas, poor Yorick! I knew him well</w:t>
+      </w:r>
+      <w:r>
+        <w:rPr>
+          <w:rFonts w:ascii="Lucida Calligraphy" w:hAnsi="Lucida Calligraphy"/>
+          <w:color w:val="808080" w:themeColor="background1" w:themeShade="80"/>
+          <w:sz w:val="36"/>
+          <w:szCs w:val="36"/>
+        </w:rPr>
+        <w:t>…</w:t>
+      </w:r>
+      <w:r>
+        <w:rPr>
+          <w:rFonts w:ascii="Lucida Calligraphy" w:hAnsi="Lucida Calligraphy"/>
+          <w:color w:val="808080" w:themeColor="background1" w:themeShade="80"/>
+          <w:sz w:val="36"/>
+          <w:szCs w:val="36"/>
+        </w:rPr>
+        <w:t>”</w:t>
+      </w:r>
     </w:p>
     <w:p>
       <w:pPr>
@@ -807,7 +866,7 @@
                     </pic:cNvPicPr>
                   </pic:nvPicPr>
                   <pic:blipFill>
-                    <a:blip r:embed="rId9" cstate="print">
+                    <a:blip r:embed="rId10" cstate="print">
                       <a:extLst>
                         <a:ext uri="{28A0092B-C50C-407E-A947-70E740481C1C}">
                           <a14:useLocalDpi xmlns:a14="http://schemas.microsoft.com/office/drawing/2010/main" val="0"/>
@@ -849,12 +908,6 @@
         <w:gridCol w:w="7560"/>
       </w:tblGrid>
       <w:tr>
-        <w:tblPrEx>
-          <w:tblCellMar>
-            <w:top w:w="0" w:type="dxa"/>
-            <w:bottom w:w="0" w:type="dxa"/>
-          </w:tblCellMar>
-        </w:tblPrEx>
         <w:trPr>
           <w:trHeight w:val="6114"/>
         </w:trPr>
@@ -1115,6 +1168,8 @@
       <w:pPr>
         <w:spacing w:after="0"/>
       </w:pPr>
+      <w:bookmarkStart w:id="0" w:name="_GoBack"/>
+      <w:bookmarkEnd w:id="0"/>
     </w:p>
     <w:p>
       <w:pPr>
@@ -1580,6 +1635,7 @@
   <w:style w:type="character" w:default="1" w:styleId="DefaultParagraphFont">
     <w:name w:val="Default Paragraph Font"/>
     <w:uiPriority w:val="1"/>
+    <w:semiHidden/>
     <w:unhideWhenUsed/>
   </w:style>
   <w:style w:type="table" w:default="1" w:styleId="TableNormal">
@@ -1925,7 +1981,7 @@
 </file>
 
 <file path=customXml/itemProps1.xml><?xml version="1.0" encoding="utf-8"?>
-<ds:datastoreItem xmlns:ds="http://schemas.openxmlformats.org/officeDocument/2006/customXml" ds:itemID="{431EE393-7A40-4A55-9CC2-EC7E5ADFE4C7}">
+<ds:datastoreItem xmlns:ds="http://schemas.openxmlformats.org/officeDocument/2006/customXml" ds:itemID="{90F29831-477F-45B1-BCB0-5AC12583F3B2}">
   <ds:schemaRefs>
     <ds:schemaRef ds:uri="http://schemas.openxmlformats.org/officeDocument/2006/bibliography"/>
   </ds:schemaRefs>

--- a/zine.docx
+++ b/zine.docx
@@ -929,51 +929,106 @@
             <w:pPr>
               <w:spacing w:after="0"/>
             </w:pPr>
-          </w:p>
-          <w:p>
-            <w:pPr>
-              <w:spacing w:after="0"/>
-            </w:pPr>
-          </w:p>
-          <w:p>
-            <w:pPr>
-              <w:spacing w:after="0"/>
-            </w:pPr>
-          </w:p>
-          <w:p>
-            <w:pPr>
-              <w:spacing w:after="0"/>
-            </w:pPr>
-          </w:p>
-          <w:p>
-            <w:pPr>
-              <w:spacing w:after="0"/>
-            </w:pPr>
-          </w:p>
-          <w:p>
-            <w:pPr>
-              <w:spacing w:after="0"/>
-            </w:pPr>
-          </w:p>
-          <w:p>
-            <w:pPr>
-              <w:spacing w:after="0"/>
-            </w:pPr>
-          </w:p>
-          <w:p>
-            <w:pPr>
-              <w:spacing w:after="0"/>
-            </w:pPr>
-          </w:p>
-          <w:p>
-            <w:pPr>
-              <w:spacing w:after="0"/>
-            </w:pPr>
-          </w:p>
-          <w:p>
-            <w:pPr>
-              <w:spacing w:after="0"/>
-            </w:pPr>
+            <w:r>
+              <w:rPr>
+                <w:noProof/>
+              </w:rPr>
+              <w:drawing>
+                <wp:inline distT="0" distB="0" distL="0" distR="0">
+                  <wp:extent cx="4755464" cy="3314700"/>
+                  <wp:effectExtent l="0" t="0" r="7620" b="0"/>
+                  <wp:docPr id="12" name="Picture 12"/>
+                  <wp:cNvGraphicFramePr>
+                    <a:graphicFrameLocks xmlns:a="http://schemas.openxmlformats.org/drawingml/2006/main" noChangeAspect="1"/>
+                  </wp:cNvGraphicFramePr>
+                  <a:graphic xmlns:a="http://schemas.openxmlformats.org/drawingml/2006/main">
+                    <a:graphicData uri="http://schemas.openxmlformats.org/drawingml/2006/picture">
+                      <pic:pic xmlns:pic="http://schemas.openxmlformats.org/drawingml/2006/picture">
+                        <pic:nvPicPr>
+                          <pic:cNvPr id="0" name="Picture 2"/>
+                          <pic:cNvPicPr>
+                            <a:picLocks noChangeAspect="1" noChangeArrowheads="1"/>
+                          </pic:cNvPicPr>
+                        </pic:nvPicPr>
+                        <pic:blipFill>
+                          <a:blip r:embed="rId11" cstate="print">
+                            <a:extLst>
+                              <a:ext uri="{28A0092B-C50C-407E-A947-70E740481C1C}">
+                                <a14:useLocalDpi xmlns:a14="http://schemas.microsoft.com/office/drawing/2010/main" val="0"/>
+                              </a:ext>
+                            </a:extLst>
+                          </a:blip>
+                          <a:srcRect/>
+                          <a:stretch>
+                            <a:fillRect/>
+                          </a:stretch>
+                        </pic:blipFill>
+                        <pic:spPr bwMode="auto">
+                          <a:xfrm>
+                            <a:off x="0" y="0"/>
+                            <a:ext cx="4761237" cy="3318724"/>
+                          </a:xfrm>
+                          <a:prstGeom prst="rect">
+                            <a:avLst/>
+                          </a:prstGeom>
+                          <a:noFill/>
+                          <a:ln>
+                            <a:noFill/>
+                          </a:ln>
+                        </pic:spPr>
+                      </pic:pic>
+                    </a:graphicData>
+                  </a:graphic>
+                </wp:inline>
+              </w:drawing>
+            </w:r>
+          </w:p>
+          <w:p>
+            <w:pPr>
+              <w:spacing w:after="0"/>
+            </w:pPr>
+          </w:p>
+          <w:p>
+            <w:pPr>
+              <w:spacing w:after="0"/>
+            </w:pPr>
+          </w:p>
+          <w:p>
+            <w:pPr>
+              <w:spacing w:after="0"/>
+            </w:pPr>
+          </w:p>
+          <w:p>
+            <w:pPr>
+              <w:spacing w:after="0"/>
+            </w:pPr>
+          </w:p>
+          <w:p>
+            <w:pPr>
+              <w:spacing w:after="0"/>
+            </w:pPr>
+          </w:p>
+          <w:p>
+            <w:pPr>
+              <w:spacing w:after="0"/>
+            </w:pPr>
+          </w:p>
+          <w:p>
+            <w:pPr>
+              <w:spacing w:after="0"/>
+            </w:pPr>
+          </w:p>
+          <w:p>
+            <w:pPr>
+              <w:spacing w:after="0"/>
+            </w:pPr>
+          </w:p>
+          <w:p>
+            <w:pPr>
+              <w:spacing w:after="0"/>
+            </w:pPr>
+            <w:bookmarkStart w:id="0" w:name="_GoBack"/>
+            <w:bookmarkEnd w:id="0"/>
           </w:p>
           <w:p>
             <w:pPr>
@@ -1104,78 +1159,6 @@
         </w:tc>
       </w:tr>
     </w:tbl>
-    <w:p>
-      <w:pPr>
-        <w:spacing w:after="0"/>
-      </w:pPr>
-    </w:p>
-    <w:p>
-      <w:pPr>
-        <w:spacing w:after="0"/>
-      </w:pPr>
-    </w:p>
-    <w:p>
-      <w:pPr>
-        <w:spacing w:after="0"/>
-      </w:pPr>
-    </w:p>
-    <w:p>
-      <w:pPr>
-        <w:spacing w:after="0"/>
-      </w:pPr>
-    </w:p>
-    <w:p>
-      <w:pPr>
-        <w:spacing w:after="0"/>
-      </w:pPr>
-    </w:p>
-    <w:p>
-      <w:pPr>
-        <w:spacing w:after="0"/>
-      </w:pPr>
-    </w:p>
-    <w:p>
-      <w:pPr>
-        <w:spacing w:after="0"/>
-      </w:pPr>
-    </w:p>
-    <w:p>
-      <w:pPr>
-        <w:spacing w:after="0"/>
-      </w:pPr>
-    </w:p>
-    <w:p>
-      <w:pPr>
-        <w:spacing w:after="0"/>
-      </w:pPr>
-    </w:p>
-    <w:p>
-      <w:pPr>
-        <w:spacing w:after="0"/>
-      </w:pPr>
-    </w:p>
-    <w:p>
-      <w:pPr>
-        <w:spacing w:after="0"/>
-      </w:pPr>
-    </w:p>
-    <w:p>
-      <w:pPr>
-        <w:spacing w:after="0"/>
-      </w:pPr>
-    </w:p>
-    <w:p>
-      <w:pPr>
-        <w:spacing w:after="0"/>
-      </w:pPr>
-      <w:bookmarkStart w:id="0" w:name="_GoBack"/>
-      <w:bookmarkEnd w:id="0"/>
-    </w:p>
-    <w:p>
-      <w:pPr>
-        <w:spacing w:after="0"/>
-      </w:pPr>
-    </w:p>
     <w:p>
       <w:pPr>
         <w:spacing w:after="0"/>
@@ -1187,6 +1170,59 @@
           <w:docGrid w:linePitch="360"/>
         </w:sectPr>
       </w:pPr>
+      <w:r>
+        <w:rPr>
+          <w:noProof/>
+        </w:rPr>
+        <w:drawing>
+          <wp:inline distT="0" distB="0" distL="0" distR="0" wp14:anchorId="4D79873F" wp14:editId="4A464AA3">
+            <wp:extent cx="4551045" cy="7761605"/>
+            <wp:effectExtent l="0" t="0" r="1905" b="0"/>
+            <wp:docPr id="14" name="Picture 14"/>
+            <wp:cNvGraphicFramePr>
+              <a:graphicFrameLocks xmlns:a="http://schemas.openxmlformats.org/drawingml/2006/main" noChangeAspect="1"/>
+            </wp:cNvGraphicFramePr>
+            <a:graphic xmlns:a="http://schemas.openxmlformats.org/drawingml/2006/main">
+              <a:graphicData uri="http://schemas.openxmlformats.org/drawingml/2006/picture">
+                <pic:pic xmlns:pic="http://schemas.openxmlformats.org/drawingml/2006/picture">
+                  <pic:nvPicPr>
+                    <pic:cNvPr id="0" name="Picture 4"/>
+                    <pic:cNvPicPr>
+                      <a:picLocks noChangeAspect="1" noChangeArrowheads="1"/>
+                    </pic:cNvPicPr>
+                  </pic:nvPicPr>
+                  <pic:blipFill>
+                    <a:blip r:embed="rId12" cstate="print">
+                      <a:extLst>
+                        <a:ext uri="{28A0092B-C50C-407E-A947-70E740481C1C}">
+                          <a14:useLocalDpi xmlns:a14="http://schemas.microsoft.com/office/drawing/2010/main" val="0"/>
+                        </a:ext>
+                      </a:extLst>
+                    </a:blip>
+                    <a:srcRect/>
+                    <a:stretch>
+                      <a:fillRect/>
+                    </a:stretch>
+                  </pic:blipFill>
+                  <pic:spPr bwMode="auto">
+                    <a:xfrm>
+                      <a:off x="0" y="0"/>
+                      <a:ext cx="4551045" cy="7761605"/>
+                    </a:xfrm>
+                    <a:prstGeom prst="rect">
+                      <a:avLst/>
+                    </a:prstGeom>
+                    <a:noFill/>
+                    <a:ln>
+                      <a:noFill/>
+                    </a:ln>
+                  </pic:spPr>
+                </pic:pic>
+              </a:graphicData>
+            </a:graphic>
+          </wp:inline>
+        </w:drawing>
+      </w:r>
     </w:p>
     <w:p>
       <w:pPr>
@@ -1981,7 +2017,7 @@
 </file>
 
 <file path=customXml/itemProps1.xml><?xml version="1.0" encoding="utf-8"?>
-<ds:datastoreItem xmlns:ds="http://schemas.openxmlformats.org/officeDocument/2006/customXml" ds:itemID="{90F29831-477F-45B1-BCB0-5AC12583F3B2}">
+<ds:datastoreItem xmlns:ds="http://schemas.openxmlformats.org/officeDocument/2006/customXml" ds:itemID="{D10C4A5E-B928-4D19-B0AF-D0914C6A08EE}">
   <ds:schemaRefs>
     <ds:schemaRef ds:uri="http://schemas.openxmlformats.org/officeDocument/2006/bibliography"/>
   </ds:schemaRefs>

--- a/zine.docx
+++ b/zine.docx
@@ -10,6 +10,8 @@
           <w:noProof/>
         </w:rPr>
       </w:pPr>
+      <w:bookmarkStart w:id="0" w:name="_GoBack"/>
+      <w:bookmarkEnd w:id="0"/>
       <w:r>
         <w:rPr>
           <w:noProof/>
@@ -1027,8 +1029,6 @@
             <w:pPr>
               <w:spacing w:after="0"/>
             </w:pPr>
-            <w:bookmarkStart w:id="0" w:name="_GoBack"/>
-            <w:bookmarkEnd w:id="0"/>
           </w:p>
           <w:p>
             <w:pPr>
@@ -2017,7 +2017,7 @@
 </file>
 
 <file path=customXml/itemProps1.xml><?xml version="1.0" encoding="utf-8"?>
-<ds:datastoreItem xmlns:ds="http://schemas.openxmlformats.org/officeDocument/2006/customXml" ds:itemID="{D10C4A5E-B928-4D19-B0AF-D0914C6A08EE}">
+<ds:datastoreItem xmlns:ds="http://schemas.openxmlformats.org/officeDocument/2006/customXml" ds:itemID="{FBACA748-96C0-4087-8F5C-CD447F80C965}">
   <ds:schemaRefs>
     <ds:schemaRef ds:uri="http://schemas.openxmlformats.org/officeDocument/2006/bibliography"/>
   </ds:schemaRefs>

--- a/zine.docx
+++ b/zine.docx
@@ -10,8 +10,6 @@
           <w:noProof/>
         </w:rPr>
       </w:pPr>
-      <w:bookmarkStart w:id="0" w:name="_GoBack"/>
-      <w:bookmarkEnd w:id="0"/>
       <w:r>
         <w:rPr>
           <w:noProof/>
@@ -508,7 +506,6 @@
                 <v:path gradientshapeok="t" o:connecttype="rect"/>
               </v:shapetype>
               <v:shape id="Text Box 11" o:spid="_x0000_s1026" type="#_x0000_t202" style="position:absolute;margin-left:45.85pt;margin-top:167.3pt;width:2in;height:215.4pt;z-index:251659264;visibility:visible;mso-wrap-style:none;mso-height-percent:0;mso-wrap-distance-left:9pt;mso-wrap-distance-top:0;mso-wrap-distance-right:9pt;mso-wrap-distance-bottom:0;mso-position-horizontal:absolute;mso-position-horizontal-relative:text;mso-position-vertical:absolute;mso-position-vertical-relative:text;mso-height-percent:0;mso-height-relative:margin;v-text-anchor:top" o:gfxdata="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" filled="f" stroked="f">
-                <v:fill o:detectmouseclick="t"/>
                 <v:textbox>
                   <w:txbxContent>
                     <w:p>
@@ -993,78 +990,92 @@
           <w:p>
             <w:pPr>
               <w:spacing w:after="0"/>
-            </w:pPr>
-          </w:p>
-          <w:p>
-            <w:pPr>
-              <w:spacing w:after="0"/>
-            </w:pPr>
-          </w:p>
-          <w:p>
-            <w:pPr>
-              <w:spacing w:after="0"/>
-            </w:pPr>
-          </w:p>
-          <w:p>
-            <w:pPr>
-              <w:spacing w:after="0"/>
-            </w:pPr>
-          </w:p>
-          <w:p>
-            <w:pPr>
-              <w:spacing w:after="0"/>
-            </w:pPr>
-          </w:p>
-          <w:p>
-            <w:pPr>
-              <w:spacing w:after="0"/>
-            </w:pPr>
-          </w:p>
-          <w:p>
-            <w:pPr>
-              <w:spacing w:after="0"/>
-            </w:pPr>
-          </w:p>
-          <w:p>
-            <w:pPr>
-              <w:spacing w:after="0"/>
-            </w:pPr>
-          </w:p>
-          <w:p>
-            <w:pPr>
-              <w:spacing w:after="0"/>
-            </w:pPr>
-          </w:p>
-          <w:p>
-            <w:pPr>
-              <w:spacing w:after="0"/>
-            </w:pPr>
-          </w:p>
-          <w:p>
-            <w:pPr>
-              <w:spacing w:after="0"/>
-            </w:pPr>
-          </w:p>
-          <w:p>
-            <w:pPr>
-              <w:spacing w:after="0"/>
-            </w:pPr>
-          </w:p>
-          <w:p>
-            <w:pPr>
-              <w:spacing w:after="0"/>
-              <w:jc w:val="both"/>
-            </w:pPr>
-          </w:p>
-          <w:p>
-            <w:pPr>
-              <w:spacing w:after="0"/>
-            </w:pPr>
-          </w:p>
-          <w:p>
-            <w:pPr>
-              <w:spacing w:after="0"/>
-            </w:pPr>
+              <w:jc w:val="center"/>
+              <w:rPr>
+                <w:rFonts w:ascii="Lucida Calligraphy" w:hAnsi="Lucida Calligraphy"/>
+                <w:sz w:val="36"/>
+                <w:szCs w:val="36"/>
+              </w:rPr>
+            </w:pPr>
+            <w:r>
+              <w:rPr>
+                <w:rFonts w:ascii="Lucida Calligraphy" w:hAnsi="Lucida Calligraphy"/>
+                <w:color w:val="808080" w:themeColor="background1" w:themeShade="80"/>
+                <w:sz w:val="36"/>
+                <w:szCs w:val="36"/>
+              </w:rPr>
+              <w:t xml:space="preserve">Sus </w:t>
+            </w:r>
+            <w:proofErr w:type="spellStart"/>
+            <w:r>
+              <w:rPr>
+                <w:rFonts w:ascii="Lucida Calligraphy" w:hAnsi="Lucida Calligraphy"/>
+                <w:color w:val="808080" w:themeColor="background1" w:themeShade="80"/>
+                <w:sz w:val="36"/>
+                <w:szCs w:val="36"/>
+              </w:rPr>
+              <w:t>Domesticus</w:t>
+            </w:r>
+            <w:bookmarkStart w:id="0" w:name="_GoBack"/>
+            <w:proofErr w:type="spellEnd"/>
+            <w:r>
+              <w:rPr>
+                <w:rFonts w:ascii="Lucida Calligraphy" w:hAnsi="Lucida Calligraphy"/>
+                <w:noProof/>
+                <w:color w:val="808080" w:themeColor="background1" w:themeShade="80"/>
+                <w:sz w:val="36"/>
+                <w:szCs w:val="36"/>
+              </w:rPr>
+              <w:drawing>
+                <wp:inline distT="0" distB="0" distL="0" distR="0">
+                  <wp:extent cx="4803140" cy="6522720"/>
+                  <wp:effectExtent l="0" t="0" r="0" b="0"/>
+                  <wp:docPr id="15" name="Picture 15"/>
+                  <wp:cNvGraphicFramePr>
+                    <a:graphicFrameLocks xmlns:a="http://schemas.openxmlformats.org/drawingml/2006/main" noChangeAspect="1"/>
+                  </wp:cNvGraphicFramePr>
+                  <a:graphic xmlns:a="http://schemas.openxmlformats.org/drawingml/2006/main">
+                    <a:graphicData uri="http://schemas.openxmlformats.org/drawingml/2006/picture">
+                      <pic:pic xmlns:pic="http://schemas.openxmlformats.org/drawingml/2006/picture">
+                        <pic:nvPicPr>
+                          <pic:cNvPr id="0" name="Picture 8"/>
+                          <pic:cNvPicPr>
+                            <a:picLocks noChangeAspect="1" noChangeArrowheads="1"/>
+                          </pic:cNvPicPr>
+                        </pic:nvPicPr>
+                        <pic:blipFill>
+                          <a:blip r:embed="rId12" cstate="print">
+                            <a:extLst>
+                              <a:ext uri="{28A0092B-C50C-407E-A947-70E740481C1C}">
+                                <a14:useLocalDpi xmlns:a14="http://schemas.microsoft.com/office/drawing/2010/main" val="0"/>
+                              </a:ext>
+                            </a:extLst>
+                          </a:blip>
+                          <a:srcRect/>
+                          <a:stretch>
+                            <a:fillRect/>
+                          </a:stretch>
+                        </pic:blipFill>
+                        <pic:spPr bwMode="auto">
+                          <a:xfrm>
+                            <a:off x="0" y="0"/>
+                            <a:ext cx="4803140" cy="6522720"/>
+                          </a:xfrm>
+                          <a:prstGeom prst="rect">
+                            <a:avLst/>
+                          </a:prstGeom>
+                          <a:noFill/>
+                          <a:ln>
+                            <a:noFill/>
+                          </a:ln>
+                        </pic:spPr>
+                      </pic:pic>
+                    </a:graphicData>
+                  </a:graphic>
+                </wp:inline>
+              </w:drawing>
+            </w:r>
+            <w:bookmarkEnd w:id="0"/>
           </w:p>
           <w:p>
             <w:pPr>
@@ -1192,7 +1203,7 @@
                     </pic:cNvPicPr>
                   </pic:nvPicPr>
                   <pic:blipFill>
-                    <a:blip r:embed="rId12" cstate="print">
+                    <a:blip r:embed="rId13" cstate="print">
                       <a:extLst>
                         <a:ext uri="{28A0092B-C50C-407E-A947-70E740481C1C}">
                           <a14:useLocalDpi xmlns:a14="http://schemas.microsoft.com/office/drawing/2010/main" val="0"/>
@@ -2017,7 +2028,7 @@
 </file>
 
 <file path=customXml/itemProps1.xml><?xml version="1.0" encoding="utf-8"?>
-<ds:datastoreItem xmlns:ds="http://schemas.openxmlformats.org/officeDocument/2006/customXml" ds:itemID="{FBACA748-96C0-4087-8F5C-CD447F80C965}">
+<ds:datastoreItem xmlns:ds="http://schemas.openxmlformats.org/officeDocument/2006/customXml" ds:itemID="{83E47250-5A77-4DA4-AABE-505D32142538}">
   <ds:schemaRefs>
     <ds:schemaRef ds:uri="http://schemas.openxmlformats.org/officeDocument/2006/bibliography"/>
   </ds:schemaRefs>

--- a/zine.docx
+++ b/zine.docx
@@ -732,6 +732,116 @@
     <w:p>
       <w:pPr>
         <w:spacing w:after="0"/>
+      </w:pPr>
+    </w:p>
+    <w:p>
+      <w:pPr>
+        <w:spacing w:after="0"/>
+      </w:pPr>
+    </w:p>
+    <w:p>
+      <w:pPr>
+        <w:spacing w:after="0"/>
+      </w:pPr>
+    </w:p>
+    <w:p>
+      <w:pPr>
+        <w:spacing w:after="0"/>
+      </w:pPr>
+    </w:p>
+    <w:p>
+      <w:pPr>
+        <w:spacing w:after="0"/>
+      </w:pPr>
+    </w:p>
+    <w:p>
+      <w:pPr>
+        <w:spacing w:after="0"/>
+      </w:pPr>
+    </w:p>
+    <w:p>
+      <w:pPr>
+        <w:spacing w:after="0"/>
+      </w:pPr>
+    </w:p>
+    <w:p>
+      <w:pPr>
+        <w:spacing w:after="0"/>
+      </w:pPr>
+    </w:p>
+    <w:p>
+      <w:pPr>
+        <w:spacing w:after="0"/>
+      </w:pPr>
+    </w:p>
+    <w:p>
+      <w:pPr>
+        <w:spacing w:after="0"/>
+      </w:pPr>
+    </w:p>
+    <w:p>
+      <w:pPr>
+        <w:spacing w:after="0"/>
+      </w:pPr>
+    </w:p>
+    <w:p>
+      <w:pPr>
+        <w:spacing w:after="0"/>
+      </w:pPr>
+    </w:p>
+    <w:p>
+      <w:pPr>
+        <w:spacing w:after="0"/>
+      </w:pPr>
+    </w:p>
+    <w:p>
+      <w:pPr>
+        <w:spacing w:after="0"/>
+      </w:pPr>
+    </w:p>
+    <w:p>
+      <w:pPr>
+        <w:spacing w:after="0"/>
+      </w:pPr>
+    </w:p>
+    <w:p>
+      <w:pPr>
+        <w:spacing w:after="0"/>
+      </w:pPr>
+    </w:p>
+    <w:p>
+      <w:pPr>
+        <w:spacing w:after="0"/>
+      </w:pPr>
+    </w:p>
+    <w:p>
+      <w:pPr>
+        <w:spacing w:after="0"/>
+      </w:pPr>
+    </w:p>
+    <w:p>
+      <w:pPr>
+        <w:spacing w:after="0"/>
+      </w:pPr>
+    </w:p>
+    <w:p>
+      <w:pPr>
+        <w:spacing w:after="0"/>
+      </w:pPr>
+    </w:p>
+    <w:p>
+      <w:pPr>
+        <w:spacing w:after="0"/>
+      </w:pPr>
+    </w:p>
+    <w:p>
+      <w:pPr>
+        <w:spacing w:after="0"/>
+      </w:pPr>
+    </w:p>
+    <w:p>
+      <w:pPr>
+        <w:spacing w:after="0"/>
         <w:jc w:val="center"/>
       </w:pPr>
     </w:p>
@@ -756,78 +866,6 @@
           <w:color w:val="808080" w:themeColor="background1" w:themeShade="80"/>
           <w:sz w:val="36"/>
           <w:szCs w:val="36"/>
-        </w:rPr>
-      </w:pPr>
-    </w:p>
-    <w:p>
-      <w:pPr>
-        <w:spacing w:after="0"/>
-        <w:jc w:val="center"/>
-        <w:rPr>
-          <w:rFonts w:ascii="Lucida Calligraphy" w:hAnsi="Lucida Calligraphy"/>
-          <w:color w:val="808080" w:themeColor="background1" w:themeShade="80"/>
-          <w:sz w:val="36"/>
-          <w:szCs w:val="36"/>
-        </w:rPr>
-      </w:pPr>
-      <w:r>
-        <w:rPr>
-          <w:rFonts w:ascii="Lucida Calligraphy" w:hAnsi="Lucida Calligraphy"/>
-          <w:color w:val="808080" w:themeColor="background1" w:themeShade="80"/>
-          <w:sz w:val="36"/>
-          <w:szCs w:val="36"/>
-        </w:rPr>
-        <w:t>“Alas, poor Yorick! I knew him well</w:t>
-      </w:r>
-      <w:r>
-        <w:rPr>
-          <w:rFonts w:ascii="Lucida Calligraphy" w:hAnsi="Lucida Calligraphy"/>
-          <w:color w:val="808080" w:themeColor="background1" w:themeShade="80"/>
-          <w:sz w:val="36"/>
-          <w:szCs w:val="36"/>
-        </w:rPr>
-        <w:t>…</w:t>
-      </w:r>
-      <w:r>
-        <w:rPr>
-          <w:rFonts w:ascii="Lucida Calligraphy" w:hAnsi="Lucida Calligraphy"/>
-          <w:color w:val="808080" w:themeColor="background1" w:themeShade="80"/>
-          <w:sz w:val="36"/>
-          <w:szCs w:val="36"/>
-        </w:rPr>
-        <w:t>”</w:t>
-      </w:r>
-    </w:p>
-    <w:p>
-      <w:pPr>
-        <w:spacing w:after="0"/>
-      </w:pPr>
-    </w:p>
-    <w:p>
-      <w:pPr>
-        <w:spacing w:after="0"/>
-      </w:pPr>
-    </w:p>
-    <w:p>
-      <w:pPr>
-        <w:spacing w:after="0"/>
-      </w:pPr>
-    </w:p>
-    <w:p>
-      <w:pPr>
-        <w:spacing w:after="0"/>
-      </w:pPr>
-    </w:p>
-    <w:p>
-      <w:pPr>
-        <w:spacing w:after="0"/>
-      </w:pPr>
-    </w:p>
-    <w:p>
-      <w:pPr>
-        <w:spacing w:after="0"/>
-        <w:rPr>
-          <w:noProof/>
         </w:rPr>
       </w:pPr>
     </w:p>
@@ -843,59 +881,6 @@
           <w:docGrid w:linePitch="360"/>
         </w:sectPr>
       </w:pPr>
-      <w:r>
-        <w:rPr>
-          <w:noProof/>
-        </w:rPr>
-        <w:drawing>
-          <wp:inline distT="0" distB="0" distL="0" distR="0" wp14:anchorId="26791331" wp14:editId="0DE216B2">
-            <wp:extent cx="3781425" cy="4816815"/>
-            <wp:effectExtent l="0" t="0" r="0" b="3175"/>
-            <wp:docPr id="7" name="Picture 7"/>
-            <wp:cNvGraphicFramePr>
-              <a:graphicFrameLocks xmlns:a="http://schemas.openxmlformats.org/drawingml/2006/main" noChangeAspect="1"/>
-            </wp:cNvGraphicFramePr>
-            <a:graphic xmlns:a="http://schemas.openxmlformats.org/drawingml/2006/main">
-              <a:graphicData uri="http://schemas.openxmlformats.org/drawingml/2006/picture">
-                <pic:pic xmlns:pic="http://schemas.openxmlformats.org/drawingml/2006/picture">
-                  <pic:nvPicPr>
-                    <pic:cNvPr id="0" name="Picture 37"/>
-                    <pic:cNvPicPr>
-                      <a:picLocks noChangeAspect="1" noChangeArrowheads="1"/>
-                    </pic:cNvPicPr>
-                  </pic:nvPicPr>
-                  <pic:blipFill>
-                    <a:blip r:embed="rId10" cstate="print">
-                      <a:extLst>
-                        <a:ext uri="{28A0092B-C50C-407E-A947-70E740481C1C}">
-                          <a14:useLocalDpi xmlns:a14="http://schemas.microsoft.com/office/drawing/2010/main" val="0"/>
-                        </a:ext>
-                      </a:extLst>
-                    </a:blip>
-                    <a:srcRect/>
-                    <a:stretch>
-                      <a:fillRect/>
-                    </a:stretch>
-                  </pic:blipFill>
-                  <pic:spPr bwMode="auto">
-                    <a:xfrm>
-                      <a:off x="0" y="0"/>
-                      <a:ext cx="3785946" cy="4822573"/>
-                    </a:xfrm>
-                    <a:prstGeom prst="rect">
-                      <a:avLst/>
-                    </a:prstGeom>
-                    <a:noFill/>
-                    <a:ln>
-                      <a:noFill/>
-                    </a:ln>
-                  </pic:spPr>
-                </pic:pic>
-              </a:graphicData>
-            </a:graphic>
-          </wp:inline>
-        </w:drawing>
-      </w:r>
     </w:p>
     <w:tbl>
       <w:tblPr>
@@ -950,7 +935,7 @@
                           </pic:cNvPicPr>
                         </pic:nvPicPr>
                         <pic:blipFill>
-                          <a:blip r:embed="rId11" cstate="print">
+                          <a:blip r:embed="rId10" cstate="print">
                             <a:extLst>
                               <a:ext uri="{28A0092B-C50C-407E-A947-70E740481C1C}">
                                 <a14:useLocalDpi xmlns:a14="http://schemas.microsoft.com/office/drawing/2010/main" val="0"/>
@@ -1016,7 +1001,6 @@
               </w:rPr>
               <w:t>Domesticus</w:t>
             </w:r>
-            <w:bookmarkStart w:id="0" w:name="_GoBack"/>
             <w:proofErr w:type="spellEnd"/>
             <w:r>
               <w:rPr>
@@ -1044,7 +1028,7 @@
                           </pic:cNvPicPr>
                         </pic:nvPicPr>
                         <pic:blipFill>
-                          <a:blip r:embed="rId12" cstate="print">
+                          <a:blip r:embed="rId11" cstate="print">
                             <a:extLst>
                               <a:ext uri="{28A0092B-C50C-407E-A947-70E740481C1C}">
                                 <a14:useLocalDpi xmlns:a14="http://schemas.microsoft.com/office/drawing/2010/main" val="0"/>
@@ -1075,7 +1059,6 @@
                 </wp:inline>
               </w:drawing>
             </w:r>
-            <w:bookmarkEnd w:id="0"/>
           </w:p>
           <w:p>
             <w:pPr>
@@ -1203,7 +1186,7 @@
                     </pic:cNvPicPr>
                   </pic:nvPicPr>
                   <pic:blipFill>
-                    <a:blip r:embed="rId13" cstate="print">
+                    <a:blip r:embed="rId12" cstate="print">
                       <a:extLst>
                         <a:ext uri="{28A0092B-C50C-407E-A947-70E740481C1C}">
                           <a14:useLocalDpi xmlns:a14="http://schemas.microsoft.com/office/drawing/2010/main" val="0"/>
@@ -1238,6 +1221,220 @@
     <w:p>
       <w:pPr>
         <w:spacing w:after="0"/>
+        <w:jc w:val="center"/>
+        <w:rPr>
+          <w:rFonts w:ascii="Lucida Calligraphy" w:hAnsi="Lucida Calligraphy"/>
+          <w:color w:val="808080" w:themeColor="background1" w:themeShade="80"/>
+          <w:sz w:val="36"/>
+          <w:szCs w:val="36"/>
+        </w:rPr>
+      </w:pPr>
+    </w:p>
+    <w:p>
+      <w:pPr>
+        <w:spacing w:after="0"/>
+        <w:jc w:val="center"/>
+        <w:rPr>
+          <w:rFonts w:ascii="Lucida Calligraphy" w:hAnsi="Lucida Calligraphy"/>
+          <w:color w:val="808080" w:themeColor="background1" w:themeShade="80"/>
+          <w:sz w:val="36"/>
+          <w:szCs w:val="36"/>
+        </w:rPr>
+      </w:pPr>
+    </w:p>
+    <w:p>
+      <w:pPr>
+        <w:spacing w:after="0"/>
+        <w:jc w:val="center"/>
+        <w:rPr>
+          <w:rFonts w:ascii="Lucida Calligraphy" w:hAnsi="Lucida Calligraphy"/>
+          <w:color w:val="808080" w:themeColor="background1" w:themeShade="80"/>
+          <w:sz w:val="36"/>
+          <w:szCs w:val="36"/>
+        </w:rPr>
+      </w:pPr>
+    </w:p>
+    <w:p>
+      <w:pPr>
+        <w:spacing w:after="0"/>
+      </w:pPr>
+    </w:p>
+    <w:p>
+      <w:pPr>
+        <w:spacing w:after="0"/>
+      </w:pPr>
+    </w:p>
+    <w:p>
+      <w:pPr>
+        <w:spacing w:after="0"/>
+      </w:pPr>
+    </w:p>
+    <w:p>
+      <w:pPr>
+        <w:spacing w:after="0"/>
+      </w:pPr>
+    </w:p>
+    <w:p>
+      <w:pPr>
+        <w:spacing w:after="0"/>
+      </w:pPr>
+    </w:p>
+    <w:p>
+      <w:pPr>
+        <w:spacing w:after="0"/>
+      </w:pPr>
+    </w:p>
+    <w:p>
+      <w:pPr>
+        <w:spacing w:after="0"/>
+      </w:pPr>
+    </w:p>
+    <w:p>
+      <w:pPr>
+        <w:spacing w:after="0"/>
+      </w:pPr>
+    </w:p>
+    <w:p>
+      <w:pPr>
+        <w:spacing w:after="0"/>
+      </w:pPr>
+    </w:p>
+    <w:p>
+      <w:pPr>
+        <w:spacing w:after="0"/>
+        <w:rPr>
+          <w:noProof/>
+        </w:rPr>
+      </w:pPr>
+    </w:p>
+    <w:p>
+      <w:pPr>
+        <w:spacing w:after="0"/>
+        <w:jc w:val="center"/>
+      </w:pPr>
+      <w:r>
+        <w:rPr>
+          <w:noProof/>
+        </w:rPr>
+        <w:drawing>
+          <wp:inline distT="0" distB="0" distL="0" distR="0" wp14:anchorId="20E2E7EB" wp14:editId="3BE7E223">
+            <wp:extent cx="3855110" cy="4910676"/>
+            <wp:effectExtent l="0" t="0" r="0" b="4445"/>
+            <wp:docPr id="7" name="Picture 7"/>
+            <wp:cNvGraphicFramePr>
+              <a:graphicFrameLocks xmlns:a="http://schemas.openxmlformats.org/drawingml/2006/main" noChangeAspect="1"/>
+            </wp:cNvGraphicFramePr>
+            <a:graphic xmlns:a="http://schemas.openxmlformats.org/drawingml/2006/main">
+              <a:graphicData uri="http://schemas.openxmlformats.org/drawingml/2006/picture">
+                <pic:pic xmlns:pic="http://schemas.openxmlformats.org/drawingml/2006/picture">
+                  <pic:nvPicPr>
+                    <pic:cNvPr id="0" name="Picture 37"/>
+                    <pic:cNvPicPr>
+                      <a:picLocks noChangeAspect="1" noChangeArrowheads="1"/>
+                    </pic:cNvPicPr>
+                  </pic:nvPicPr>
+                  <pic:blipFill>
+                    <a:blip r:embed="rId13" cstate="print">
+                      <a:extLst>
+                        <a:ext uri="{28A0092B-C50C-407E-A947-70E740481C1C}">
+                          <a14:useLocalDpi xmlns:a14="http://schemas.microsoft.com/office/drawing/2010/main" val="0"/>
+                        </a:ext>
+                      </a:extLst>
+                    </a:blip>
+                    <a:srcRect/>
+                    <a:stretch>
+                      <a:fillRect/>
+                    </a:stretch>
+                  </pic:blipFill>
+                  <pic:spPr bwMode="auto">
+                    <a:xfrm>
+                      <a:off x="0" y="0"/>
+                      <a:ext cx="3857970" cy="4914319"/>
+                    </a:xfrm>
+                    <a:prstGeom prst="rect">
+                      <a:avLst/>
+                    </a:prstGeom>
+                    <a:noFill/>
+                    <a:ln>
+                      <a:noFill/>
+                    </a:ln>
+                  </pic:spPr>
+                </pic:pic>
+              </a:graphicData>
+            </a:graphic>
+          </wp:inline>
+        </w:drawing>
+      </w:r>
+    </w:p>
+    <w:p>
+      <w:pPr>
+        <w:spacing w:after="0"/>
+      </w:pPr>
+    </w:p>
+    <w:p>
+      <w:pPr>
+        <w:spacing w:after="0"/>
+      </w:pPr>
+    </w:p>
+    <w:p>
+      <w:pPr>
+        <w:spacing w:after="0"/>
+      </w:pPr>
+    </w:p>
+    <w:p>
+      <w:pPr>
+        <w:spacing w:after="0"/>
+      </w:pPr>
+    </w:p>
+    <w:p>
+      <w:pPr>
+        <w:spacing w:after="0"/>
+        <w:jc w:val="center"/>
+        <w:rPr>
+          <w:rFonts w:ascii="Lucida Calligraphy" w:hAnsi="Lucida Calligraphy"/>
+          <w:color w:val="808080" w:themeColor="background1" w:themeShade="80"/>
+          <w:sz w:val="32"/>
+          <w:szCs w:val="32"/>
+        </w:rPr>
+      </w:pPr>
+      <w:r>
+        <w:rPr>
+          <w:rFonts w:ascii="Lucida Calligraphy" w:hAnsi="Lucida Calligraphy"/>
+          <w:color w:val="808080" w:themeColor="background1" w:themeShade="80"/>
+          <w:sz w:val="32"/>
+          <w:szCs w:val="32"/>
+        </w:rPr>
+        <w:t>“Alas, poor Yorick! I knew him well…”</w:t>
+      </w:r>
+    </w:p>
+    <w:p>
+      <w:pPr>
+        <w:spacing w:after="0"/>
+      </w:pPr>
+    </w:p>
+    <w:p>
+      <w:pPr>
+        <w:spacing w:after="0"/>
+      </w:pPr>
+    </w:p>
+    <w:p>
+      <w:pPr>
+        <w:spacing w:after="0"/>
+      </w:pPr>
+    </w:p>
+    <w:p>
+      <w:pPr>
+        <w:spacing w:after="0"/>
+      </w:pPr>
+    </w:p>
+    <w:p>
+      <w:pPr>
+        <w:spacing w:after="0"/>
+      </w:pPr>
+    </w:p>
+    <w:p>
+      <w:pPr>
+        <w:spacing w:after="0"/>
       </w:pPr>
     </w:p>
     <w:p>
@@ -1251,6 +1448,60 @@
           <w:docGrid w:linePitch="360"/>
         </w:sectPr>
       </w:pPr>
+      <w:bookmarkStart w:id="0" w:name="_GoBack"/>
+      <w:r>
+        <w:rPr>
+          <w:noProof/>
+        </w:rPr>
+        <w:drawing>
+          <wp:inline distT="0" distB="0" distL="0" distR="0">
+            <wp:extent cx="4792980" cy="5624569"/>
+            <wp:effectExtent l="0" t="0" r="7620" b="0"/>
+            <wp:docPr id="13" name="Picture 13"/>
+            <wp:cNvGraphicFramePr>
+              <a:graphicFrameLocks xmlns:a="http://schemas.openxmlformats.org/drawingml/2006/main" noChangeAspect="1"/>
+            </wp:cNvGraphicFramePr>
+            <a:graphic xmlns:a="http://schemas.openxmlformats.org/drawingml/2006/main">
+              <a:graphicData uri="http://schemas.openxmlformats.org/drawingml/2006/picture">
+                <pic:pic xmlns:pic="http://schemas.openxmlformats.org/drawingml/2006/picture">
+                  <pic:nvPicPr>
+                    <pic:cNvPr id="0" name="Picture 5"/>
+                    <pic:cNvPicPr>
+                      <a:picLocks noChangeAspect="1" noChangeArrowheads="1"/>
+                    </pic:cNvPicPr>
+                  </pic:nvPicPr>
+                  <pic:blipFill>
+                    <a:blip r:embed="rId14" cstate="print">
+                      <a:extLst>
+                        <a:ext uri="{28A0092B-C50C-407E-A947-70E740481C1C}">
+                          <a14:useLocalDpi xmlns:a14="http://schemas.microsoft.com/office/drawing/2010/main" val="0"/>
+                        </a:ext>
+                      </a:extLst>
+                    </a:blip>
+                    <a:stretch>
+                      <a:fillRect/>
+                    </a:stretch>
+                  </pic:blipFill>
+                  <pic:spPr bwMode="auto">
+                    <a:xfrm>
+                      <a:off x="0" y="0"/>
+                      <a:ext cx="4792980" cy="5624569"/>
+                    </a:xfrm>
+                    <a:prstGeom prst="rect">
+                      <a:avLst/>
+                    </a:prstGeom>
+                    <a:noFill/>
+                    <a:ln>
+                      <a:noFill/>
+                    </a:ln>
+                  </pic:spPr>
+                </pic:pic>
+              </a:graphicData>
+            </a:graphic>
+          </wp:inline>
+        </w:drawing>
+      </w:r>
+      <w:bookmarkEnd w:id="0"/>
     </w:p>
     <w:p>
       <w:pPr>
@@ -2028,7 +2279,7 @@
 </file>
 
 <file path=customXml/itemProps1.xml><?xml version="1.0" encoding="utf-8"?>
-<ds:datastoreItem xmlns:ds="http://schemas.openxmlformats.org/officeDocument/2006/customXml" ds:itemID="{83E47250-5A77-4DA4-AABE-505D32142538}">
+<ds:datastoreItem xmlns:ds="http://schemas.openxmlformats.org/officeDocument/2006/customXml" ds:itemID="{09266450-8E0A-43FD-AFBF-447660EF1666}">
   <ds:schemaRefs>
     <ds:schemaRef ds:uri="http://schemas.openxmlformats.org/officeDocument/2006/bibliography"/>
   </ds:schemaRefs>

--- a/zine.docx
+++ b/zine.docx
@@ -493,6 +493,9 @@
                     </wps:wsp>
                   </a:graphicData>
                 </a:graphic>
+                <wp14:sizeRelH relativeFrom="margin">
+                  <wp14:pctWidth>0</wp14:pctWidth>
+                </wp14:sizeRelH>
                 <wp14:sizeRelV relativeFrom="margin">
                   <wp14:pctHeight>0</wp14:pctHeight>
                 </wp14:sizeRelV>
@@ -505,7 +508,7 @@
                 <v:stroke joinstyle="miter"/>
                 <v:path gradientshapeok="t" o:connecttype="rect"/>
               </v:shapetype>
-              <v:shape id="Text Box 11" o:spid="_x0000_s1026" type="#_x0000_t202" style="position:absolute;margin-left:45.85pt;margin-top:167.3pt;width:2in;height:215.4pt;z-index:251659264;visibility:visible;mso-wrap-style:none;mso-height-percent:0;mso-wrap-distance-left:9pt;mso-wrap-distance-top:0;mso-wrap-distance-right:9pt;mso-wrap-distance-bottom:0;mso-position-horizontal:absolute;mso-position-horizontal-relative:text;mso-position-vertical:absolute;mso-position-vertical-relative:text;mso-height-percent:0;mso-height-relative:margin;v-text-anchor:top" o:gfxdata="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" filled="f" stroked="f">
+              <v:shape id="Text Box 11" o:spid="_x0000_s1026" type="#_x0000_t202" style="position:absolute;margin-left:45.85pt;margin-top:167.3pt;width:2in;height:215.4pt;z-index:251659264;visibility:visible;mso-wrap-style:none;mso-width-percent:0;mso-height-percent:0;mso-wrap-distance-left:9pt;mso-wrap-distance-top:0;mso-wrap-distance-right:9pt;mso-wrap-distance-bottom:0;mso-position-horizontal:absolute;mso-position-horizontal-relative:text;mso-position-vertical:absolute;mso-position-vertical-relative:text;mso-width-percent:0;mso-height-percent:0;mso-width-relative:margin;mso-height-relative:margin;v-text-anchor:top" o:gfxdata="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" filled="f" stroked="f">
                 <v:textbox>
                   <w:txbxContent>
                     <w:p>
@@ -748,131 +751,135 @@
       <w:pPr>
         <w:spacing w:after="0"/>
       </w:pPr>
-    </w:p>
-    <w:p>
-      <w:pPr>
-        <w:spacing w:after="0"/>
-      </w:pPr>
-    </w:p>
-    <w:p>
-      <w:pPr>
-        <w:spacing w:after="0"/>
-      </w:pPr>
-    </w:p>
-    <w:p>
-      <w:pPr>
-        <w:spacing w:after="0"/>
-      </w:pPr>
-    </w:p>
-    <w:p>
-      <w:pPr>
-        <w:spacing w:after="0"/>
-      </w:pPr>
-    </w:p>
-    <w:p>
-      <w:pPr>
-        <w:spacing w:after="0"/>
-      </w:pPr>
-    </w:p>
-    <w:p>
-      <w:pPr>
-        <w:spacing w:after="0"/>
-      </w:pPr>
-    </w:p>
-    <w:p>
-      <w:pPr>
-        <w:spacing w:after="0"/>
-      </w:pPr>
-    </w:p>
-    <w:p>
-      <w:pPr>
-        <w:spacing w:after="0"/>
-      </w:pPr>
-    </w:p>
-    <w:p>
-      <w:pPr>
-        <w:spacing w:after="0"/>
-      </w:pPr>
-    </w:p>
-    <w:p>
-      <w:pPr>
-        <w:spacing w:after="0"/>
-      </w:pPr>
-    </w:p>
-    <w:p>
-      <w:pPr>
-        <w:spacing w:after="0"/>
-      </w:pPr>
-    </w:p>
-    <w:p>
-      <w:pPr>
-        <w:spacing w:after="0"/>
-      </w:pPr>
-    </w:p>
-    <w:p>
-      <w:pPr>
-        <w:spacing w:after="0"/>
-      </w:pPr>
-    </w:p>
-    <w:p>
-      <w:pPr>
-        <w:spacing w:after="0"/>
-      </w:pPr>
-    </w:p>
-    <w:p>
-      <w:pPr>
-        <w:spacing w:after="0"/>
-      </w:pPr>
-    </w:p>
-    <w:p>
-      <w:pPr>
-        <w:spacing w:after="0"/>
-      </w:pPr>
-    </w:p>
-    <w:p>
-      <w:pPr>
-        <w:spacing w:after="0"/>
-      </w:pPr>
-    </w:p>
-    <w:p>
-      <w:pPr>
-        <w:spacing w:after="0"/>
-      </w:pPr>
-    </w:p>
-    <w:p>
-      <w:pPr>
-        <w:spacing w:after="0"/>
-        <w:jc w:val="center"/>
-      </w:pPr>
-    </w:p>
-    <w:p>
-      <w:pPr>
-        <w:spacing w:after="0"/>
-        <w:jc w:val="center"/>
+      <w:r>
         <w:rPr>
           <w:rFonts w:ascii="Lucida Calligraphy" w:hAnsi="Lucida Calligraphy"/>
+          <w:noProof/>
           <w:color w:val="808080" w:themeColor="background1" w:themeShade="80"/>
           <w:sz w:val="36"/>
           <w:szCs w:val="36"/>
         </w:rPr>
-      </w:pPr>
-    </w:p>
-    <w:p>
-      <w:pPr>
-        <w:spacing w:after="0"/>
-        <w:jc w:val="center"/>
-        <w:rPr>
-          <w:rFonts w:ascii="Lucida Calligraphy" w:hAnsi="Lucida Calligraphy"/>
-          <w:color w:val="808080" w:themeColor="background1" w:themeShade="80"/>
-          <w:sz w:val="36"/>
-          <w:szCs w:val="36"/>
-        </w:rPr>
-      </w:pPr>
-    </w:p>
-    <w:p>
-      <w:pPr>
-        <w:spacing w:after="0"/>
-        <w:jc w:val="right"/>
+        <w:drawing>
+          <wp:inline distT="0" distB="0" distL="0" distR="0" wp14:anchorId="1FDB7CF9" wp14:editId="42562B22">
+            <wp:extent cx="4800600" cy="6519271"/>
+            <wp:effectExtent l="0" t="0" r="0" b="0"/>
+            <wp:docPr id="15" name="Picture 15"/>
+            <wp:cNvGraphicFramePr>
+              <a:graphicFrameLocks xmlns:a="http://schemas.openxmlformats.org/drawingml/2006/main" noChangeAspect="1"/>
+            </wp:cNvGraphicFramePr>
+            <a:graphic xmlns:a="http://schemas.openxmlformats.org/drawingml/2006/main">
+              <a:graphicData uri="http://schemas.openxmlformats.org/drawingml/2006/picture">
+                <pic:pic xmlns:pic="http://schemas.openxmlformats.org/drawingml/2006/picture">
+                  <pic:nvPicPr>
+                    <pic:cNvPr id="0" name="Picture 8"/>
+                    <pic:cNvPicPr>
+                      <a:picLocks noChangeAspect="1" noChangeArrowheads="1"/>
+                    </pic:cNvPicPr>
+                  </pic:nvPicPr>
+                  <pic:blipFill>
+                    <a:blip r:embed="rId10" cstate="print">
+                      <a:extLst>
+                        <a:ext uri="{28A0092B-C50C-407E-A947-70E740481C1C}">
+                          <a14:useLocalDpi xmlns:a14="http://schemas.microsoft.com/office/drawing/2010/main" val="0"/>
+                        </a:ext>
+                      </a:extLst>
+                    </a:blip>
+                    <a:srcRect/>
+                    <a:stretch>
+                      <a:fillRect/>
+                    </a:stretch>
+                  </pic:blipFill>
+                  <pic:spPr bwMode="auto">
+                    <a:xfrm>
+                      <a:off x="0" y="0"/>
+                      <a:ext cx="4800600" cy="6519271"/>
+                    </a:xfrm>
+                    <a:prstGeom prst="rect">
+                      <a:avLst/>
+                    </a:prstGeom>
+                    <a:noFill/>
+                    <a:ln>
+                      <a:noFill/>
+                    </a:ln>
+                  </pic:spPr>
+                </pic:pic>
+              </a:graphicData>
+            </a:graphic>
+          </wp:inline>
+        </w:drawing>
+      </w:r>
+    </w:p>
+    <w:p>
+      <w:pPr>
+        <w:spacing w:after="0"/>
+      </w:pPr>
+    </w:p>
+    <w:p>
+      <w:pPr>
+        <w:spacing w:after="0"/>
+      </w:pPr>
+    </w:p>
+    <w:p>
+      <w:pPr>
+        <w:spacing w:after="0"/>
+      </w:pPr>
+      <w:r>
+        <w:rPr>
+          <w:noProof/>
+        </w:rPr>
+        <w:drawing>
+          <wp:inline distT="0" distB="0" distL="0" distR="0" wp14:anchorId="74BAA194" wp14:editId="36D594F1">
+            <wp:extent cx="4755464" cy="3314700"/>
+            <wp:effectExtent l="0" t="0" r="7620" b="0"/>
+            <wp:docPr id="12" name="Picture 12"/>
+            <wp:cNvGraphicFramePr>
+              <a:graphicFrameLocks xmlns:a="http://schemas.openxmlformats.org/drawingml/2006/main" noChangeAspect="1"/>
+            </wp:cNvGraphicFramePr>
+            <a:graphic xmlns:a="http://schemas.openxmlformats.org/drawingml/2006/main">
+              <a:graphicData uri="http://schemas.openxmlformats.org/drawingml/2006/picture">
+                <pic:pic xmlns:pic="http://schemas.openxmlformats.org/drawingml/2006/picture">
+                  <pic:nvPicPr>
+                    <pic:cNvPr id="0" name="Picture 2"/>
+                    <pic:cNvPicPr>
+                      <a:picLocks noChangeAspect="1" noChangeArrowheads="1"/>
+                    </pic:cNvPicPr>
+                  </pic:nvPicPr>
+                  <pic:blipFill>
+                    <a:blip r:embed="rId11" cstate="print">
+                      <a:extLst>
+                        <a:ext uri="{28A0092B-C50C-407E-A947-70E740481C1C}">
+                          <a14:useLocalDpi xmlns:a14="http://schemas.microsoft.com/office/drawing/2010/main" val="0"/>
+                        </a:ext>
+                      </a:extLst>
+                    </a:blip>
+                    <a:srcRect/>
+                    <a:stretch>
+                      <a:fillRect/>
+                    </a:stretch>
+                  </pic:blipFill>
+                  <pic:spPr bwMode="auto">
+                    <a:xfrm>
+                      <a:off x="0" y="0"/>
+                      <a:ext cx="4761237" cy="3318724"/>
+                    </a:xfrm>
+                    <a:prstGeom prst="rect">
+                      <a:avLst/>
+                    </a:prstGeom>
+                    <a:noFill/>
+                    <a:ln>
+                      <a:noFill/>
+                    </a:ln>
+                  </pic:spPr>
+                </pic:pic>
+              </a:graphicData>
+            </a:graphic>
+          </wp:inline>
+        </w:drawing>
+      </w:r>
+    </w:p>
+    <w:p>
+      <w:pPr>
+        <w:spacing w:after="0"/>
         <w:sectPr>
           <w:type w:val="continuous"/>
           <w:pgSz w:w="15840" w:h="12240" w:orient="landscape"/>
@@ -881,295 +888,12 @@
           <w:docGrid w:linePitch="360"/>
         </w:sectPr>
       </w:pPr>
-    </w:p>
-    <w:tbl>
-      <w:tblPr>
-        <w:tblpPr w:leftFromText="180" w:rightFromText="180" w:vertAnchor="text" w:horzAnchor="margin" w:tblpY="670"/>
-        <w:tblW w:w="0" w:type="auto"/>
-        <w:tblLook w:val="0000" w:firstRow="0" w:lastRow="0" w:firstColumn="0" w:lastColumn="0" w:noHBand="0" w:noVBand="0"/>
-      </w:tblPr>
-      <w:tblGrid>
-        <w:gridCol w:w="7560"/>
-      </w:tblGrid>
-      <w:tr>
-        <w:trPr>
-          <w:trHeight w:val="6114"/>
-        </w:trPr>
-        <w:tc>
-          <w:tcPr>
-            <w:tcW w:w="7560" w:type="dxa"/>
-          </w:tcPr>
-          <w:p>
-            <w:pPr>
-              <w:spacing w:after="0"/>
-            </w:pPr>
-          </w:p>
-          <w:p>
-            <w:pPr>
-              <w:spacing w:after="0"/>
-            </w:pPr>
-          </w:p>
-          <w:p>
-            <w:pPr>
-              <w:spacing w:after="0"/>
-            </w:pPr>
-            <w:r>
-              <w:rPr>
-                <w:noProof/>
-              </w:rPr>
-              <w:drawing>
-                <wp:inline distT="0" distB="0" distL="0" distR="0">
-                  <wp:extent cx="4755464" cy="3314700"/>
-                  <wp:effectExtent l="0" t="0" r="7620" b="0"/>
-                  <wp:docPr id="12" name="Picture 12"/>
-                  <wp:cNvGraphicFramePr>
-                    <a:graphicFrameLocks xmlns:a="http://schemas.openxmlformats.org/drawingml/2006/main" noChangeAspect="1"/>
-                  </wp:cNvGraphicFramePr>
-                  <a:graphic xmlns:a="http://schemas.openxmlformats.org/drawingml/2006/main">
-                    <a:graphicData uri="http://schemas.openxmlformats.org/drawingml/2006/picture">
-                      <pic:pic xmlns:pic="http://schemas.openxmlformats.org/drawingml/2006/picture">
-                        <pic:nvPicPr>
-                          <pic:cNvPr id="0" name="Picture 2"/>
-                          <pic:cNvPicPr>
-                            <a:picLocks noChangeAspect="1" noChangeArrowheads="1"/>
-                          </pic:cNvPicPr>
-                        </pic:nvPicPr>
-                        <pic:blipFill>
-                          <a:blip r:embed="rId10" cstate="print">
-                            <a:extLst>
-                              <a:ext uri="{28A0092B-C50C-407E-A947-70E740481C1C}">
-                                <a14:useLocalDpi xmlns:a14="http://schemas.microsoft.com/office/drawing/2010/main" val="0"/>
-                              </a:ext>
-                            </a:extLst>
-                          </a:blip>
-                          <a:srcRect/>
-                          <a:stretch>
-                            <a:fillRect/>
-                          </a:stretch>
-                        </pic:blipFill>
-                        <pic:spPr bwMode="auto">
-                          <a:xfrm>
-                            <a:off x="0" y="0"/>
-                            <a:ext cx="4761237" cy="3318724"/>
-                          </a:xfrm>
-                          <a:prstGeom prst="rect">
-                            <a:avLst/>
-                          </a:prstGeom>
-                          <a:noFill/>
-                          <a:ln>
-                            <a:noFill/>
-                          </a:ln>
-                        </pic:spPr>
-                      </pic:pic>
-                    </a:graphicData>
-                  </a:graphic>
-                </wp:inline>
-              </w:drawing>
-            </w:r>
-          </w:p>
-          <w:p>
-            <w:pPr>
-              <w:spacing w:after="0"/>
-            </w:pPr>
-          </w:p>
-          <w:p>
-            <w:pPr>
-              <w:spacing w:after="0"/>
-              <w:jc w:val="center"/>
-              <w:rPr>
-                <w:rFonts w:ascii="Lucida Calligraphy" w:hAnsi="Lucida Calligraphy"/>
-                <w:sz w:val="36"/>
-                <w:szCs w:val="36"/>
-              </w:rPr>
-            </w:pPr>
-            <w:r>
-              <w:rPr>
-                <w:rFonts w:ascii="Lucida Calligraphy" w:hAnsi="Lucida Calligraphy"/>
-                <w:color w:val="808080" w:themeColor="background1" w:themeShade="80"/>
-                <w:sz w:val="36"/>
-                <w:szCs w:val="36"/>
-              </w:rPr>
-              <w:t xml:space="preserve">Sus </w:t>
-            </w:r>
-            <w:proofErr w:type="spellStart"/>
-            <w:r>
-              <w:rPr>
-                <w:rFonts w:ascii="Lucida Calligraphy" w:hAnsi="Lucida Calligraphy"/>
-                <w:color w:val="808080" w:themeColor="background1" w:themeShade="80"/>
-                <w:sz w:val="36"/>
-                <w:szCs w:val="36"/>
-              </w:rPr>
-              <w:t>Domesticus</w:t>
-            </w:r>
-            <w:proofErr w:type="spellEnd"/>
-            <w:r>
-              <w:rPr>
-                <w:rFonts w:ascii="Lucida Calligraphy" w:hAnsi="Lucida Calligraphy"/>
-                <w:noProof/>
-                <w:color w:val="808080" w:themeColor="background1" w:themeShade="80"/>
-                <w:sz w:val="36"/>
-                <w:szCs w:val="36"/>
-              </w:rPr>
-              <w:drawing>
-                <wp:inline distT="0" distB="0" distL="0" distR="0">
-                  <wp:extent cx="4803140" cy="6522720"/>
-                  <wp:effectExtent l="0" t="0" r="0" b="0"/>
-                  <wp:docPr id="15" name="Picture 15"/>
-                  <wp:cNvGraphicFramePr>
-                    <a:graphicFrameLocks xmlns:a="http://schemas.openxmlformats.org/drawingml/2006/main" noChangeAspect="1"/>
-                  </wp:cNvGraphicFramePr>
-                  <a:graphic xmlns:a="http://schemas.openxmlformats.org/drawingml/2006/main">
-                    <a:graphicData uri="http://schemas.openxmlformats.org/drawingml/2006/picture">
-                      <pic:pic xmlns:pic="http://schemas.openxmlformats.org/drawingml/2006/picture">
-                        <pic:nvPicPr>
-                          <pic:cNvPr id="0" name="Picture 8"/>
-                          <pic:cNvPicPr>
-                            <a:picLocks noChangeAspect="1" noChangeArrowheads="1"/>
-                          </pic:cNvPicPr>
-                        </pic:nvPicPr>
-                        <pic:blipFill>
-                          <a:blip r:embed="rId11" cstate="print">
-                            <a:extLst>
-                              <a:ext uri="{28A0092B-C50C-407E-A947-70E740481C1C}">
-                                <a14:useLocalDpi xmlns:a14="http://schemas.microsoft.com/office/drawing/2010/main" val="0"/>
-                              </a:ext>
-                            </a:extLst>
-                          </a:blip>
-                          <a:srcRect/>
-                          <a:stretch>
-                            <a:fillRect/>
-                          </a:stretch>
-                        </pic:blipFill>
-                        <pic:spPr bwMode="auto">
-                          <a:xfrm>
-                            <a:off x="0" y="0"/>
-                            <a:ext cx="4803140" cy="6522720"/>
-                          </a:xfrm>
-                          <a:prstGeom prst="rect">
-                            <a:avLst/>
-                          </a:prstGeom>
-                          <a:noFill/>
-                          <a:ln>
-                            <a:noFill/>
-                          </a:ln>
-                        </pic:spPr>
-                      </pic:pic>
-                    </a:graphicData>
-                  </a:graphic>
-                </wp:inline>
-              </w:drawing>
-            </w:r>
-          </w:p>
-          <w:p>
-            <w:pPr>
-              <w:spacing w:after="0"/>
-            </w:pPr>
-          </w:p>
-          <w:p>
-            <w:pPr>
-              <w:spacing w:after="0"/>
-            </w:pPr>
-          </w:p>
-          <w:p>
-            <w:pPr>
-              <w:spacing w:after="0"/>
-            </w:pPr>
-          </w:p>
-          <w:p>
-            <w:pPr>
-              <w:spacing w:after="0"/>
-            </w:pPr>
-          </w:p>
-          <w:p>
-            <w:pPr>
-              <w:spacing w:after="0"/>
-            </w:pPr>
-          </w:p>
-          <w:p>
-            <w:pPr>
-              <w:spacing w:after="0"/>
-            </w:pPr>
-          </w:p>
-          <w:p>
-            <w:pPr>
-              <w:spacing w:after="0"/>
-            </w:pPr>
-          </w:p>
-          <w:p>
-            <w:pPr>
-              <w:spacing w:after="0"/>
-            </w:pPr>
-          </w:p>
-          <w:p>
-            <w:pPr>
-              <w:spacing w:after="0"/>
-            </w:pPr>
-          </w:p>
-          <w:p>
-            <w:pPr>
-              <w:spacing w:after="0"/>
-            </w:pPr>
-          </w:p>
-          <w:p>
-            <w:pPr>
-              <w:spacing w:after="0"/>
-            </w:pPr>
-          </w:p>
-          <w:p>
-            <w:pPr>
-              <w:spacing w:after="0"/>
-            </w:pPr>
-          </w:p>
-          <w:p>
-            <w:pPr>
-              <w:spacing w:after="0"/>
-            </w:pPr>
-          </w:p>
-          <w:p>
-            <w:pPr>
-              <w:spacing w:after="0"/>
-            </w:pPr>
-          </w:p>
-          <w:p>
-            <w:pPr>
-              <w:spacing w:after="0"/>
-            </w:pPr>
-          </w:p>
-          <w:p>
-            <w:pPr>
-              <w:spacing w:after="0"/>
-            </w:pPr>
-          </w:p>
-          <w:p>
-            <w:pPr>
-              <w:spacing w:after="0"/>
-            </w:pPr>
-          </w:p>
-          <w:p>
-            <w:pPr>
-              <w:spacing w:after="0"/>
-            </w:pPr>
-          </w:p>
-        </w:tc>
-      </w:tr>
-    </w:tbl>
-    <w:p>
-      <w:pPr>
-        <w:spacing w:after="0"/>
-        <w:sectPr>
-          <w:type w:val="continuous"/>
-          <w:pgSz w:w="15840" w:h="12240" w:orient="landscape"/>
-          <w:pgMar w:top="0" w:right="0" w:bottom="0" w:left="0" w:header="720" w:footer="720" w:gutter="0"/>
-          <w:cols w:num="2" w:space="720"/>
-          <w:docGrid w:linePitch="360"/>
-        </w:sectPr>
-      </w:pPr>
       <w:r>
         <w:rPr>
           <w:noProof/>
         </w:rPr>
         <w:drawing>
-          <wp:inline distT="0" distB="0" distL="0" distR="0" wp14:anchorId="4D79873F" wp14:editId="4A464AA3">
+          <wp:inline distT="0" distB="0" distL="0" distR="0" wp14:anchorId="712F10A5" wp14:editId="359E87AC">
             <wp:extent cx="4551045" cy="7761605"/>
             <wp:effectExtent l="0" t="0" r="1905" b="0"/>
             <wp:docPr id="14" name="Picture 14"/>
@@ -1218,225 +942,85 @@
         </w:drawing>
       </w:r>
     </w:p>
-    <w:p>
-      <w:pPr>
-        <w:spacing w:after="0"/>
-        <w:jc w:val="center"/>
-        <w:rPr>
-          <w:rFonts w:ascii="Lucida Calligraphy" w:hAnsi="Lucida Calligraphy"/>
-          <w:color w:val="808080" w:themeColor="background1" w:themeShade="80"/>
-          <w:sz w:val="36"/>
-          <w:szCs w:val="36"/>
-        </w:rPr>
-      </w:pPr>
-    </w:p>
-    <w:p>
-      <w:pPr>
-        <w:spacing w:after="0"/>
-        <w:jc w:val="center"/>
-        <w:rPr>
-          <w:rFonts w:ascii="Lucida Calligraphy" w:hAnsi="Lucida Calligraphy"/>
-          <w:color w:val="808080" w:themeColor="background1" w:themeShade="80"/>
-          <w:sz w:val="36"/>
-          <w:szCs w:val="36"/>
-        </w:rPr>
-      </w:pPr>
-    </w:p>
-    <w:p>
-      <w:pPr>
-        <w:spacing w:after="0"/>
-        <w:jc w:val="center"/>
-        <w:rPr>
-          <w:rFonts w:ascii="Lucida Calligraphy" w:hAnsi="Lucida Calligraphy"/>
-          <w:color w:val="808080" w:themeColor="background1" w:themeShade="80"/>
-          <w:sz w:val="36"/>
-          <w:szCs w:val="36"/>
-        </w:rPr>
-      </w:pPr>
-    </w:p>
-    <w:p>
-      <w:pPr>
-        <w:spacing w:after="0"/>
-      </w:pPr>
-    </w:p>
-    <w:p>
-      <w:pPr>
-        <w:spacing w:after="0"/>
-      </w:pPr>
-    </w:p>
-    <w:p>
-      <w:pPr>
-        <w:spacing w:after="0"/>
-      </w:pPr>
-    </w:p>
-    <w:p>
-      <w:pPr>
-        <w:spacing w:after="0"/>
-      </w:pPr>
-    </w:p>
-    <w:p>
-      <w:pPr>
-        <w:spacing w:after="0"/>
-      </w:pPr>
-    </w:p>
-    <w:p>
-      <w:pPr>
-        <w:spacing w:after="0"/>
-      </w:pPr>
-    </w:p>
-    <w:p>
-      <w:pPr>
-        <w:spacing w:after="0"/>
-      </w:pPr>
-    </w:p>
-    <w:p>
-      <w:pPr>
-        <w:spacing w:after="0"/>
-      </w:pPr>
-    </w:p>
-    <w:p>
-      <w:pPr>
-        <w:spacing w:after="0"/>
-      </w:pPr>
-    </w:p>
-    <w:p>
-      <w:pPr>
-        <w:spacing w:after="0"/>
-        <w:rPr>
-          <w:noProof/>
-        </w:rPr>
-      </w:pPr>
-    </w:p>
-    <w:p>
-      <w:pPr>
-        <w:spacing w:after="0"/>
-        <w:jc w:val="center"/>
-      </w:pPr>
-      <w:r>
-        <w:rPr>
-          <w:noProof/>
-        </w:rPr>
-        <w:drawing>
-          <wp:inline distT="0" distB="0" distL="0" distR="0" wp14:anchorId="20E2E7EB" wp14:editId="3BE7E223">
-            <wp:extent cx="3855110" cy="4910676"/>
-            <wp:effectExtent l="0" t="0" r="0" b="4445"/>
-            <wp:docPr id="7" name="Picture 7"/>
-            <wp:cNvGraphicFramePr>
-              <a:graphicFrameLocks xmlns:a="http://schemas.openxmlformats.org/drawingml/2006/main" noChangeAspect="1"/>
-            </wp:cNvGraphicFramePr>
-            <a:graphic xmlns:a="http://schemas.openxmlformats.org/drawingml/2006/main">
-              <a:graphicData uri="http://schemas.openxmlformats.org/drawingml/2006/picture">
-                <pic:pic xmlns:pic="http://schemas.openxmlformats.org/drawingml/2006/picture">
-                  <pic:nvPicPr>
-                    <pic:cNvPr id="0" name="Picture 37"/>
-                    <pic:cNvPicPr>
-                      <a:picLocks noChangeAspect="1" noChangeArrowheads="1"/>
-                    </pic:cNvPicPr>
-                  </pic:nvPicPr>
-                  <pic:blipFill>
-                    <a:blip r:embed="rId13" cstate="print">
-                      <a:extLst>
-                        <a:ext uri="{28A0092B-C50C-407E-A947-70E740481C1C}">
-                          <a14:useLocalDpi xmlns:a14="http://schemas.microsoft.com/office/drawing/2010/main" val="0"/>
-                        </a:ext>
-                      </a:extLst>
-                    </a:blip>
-                    <a:srcRect/>
-                    <a:stretch>
-                      <a:fillRect/>
-                    </a:stretch>
-                  </pic:blipFill>
-                  <pic:spPr bwMode="auto">
-                    <a:xfrm>
-                      <a:off x="0" y="0"/>
-                      <a:ext cx="3857970" cy="4914319"/>
-                    </a:xfrm>
-                    <a:prstGeom prst="rect">
-                      <a:avLst/>
-                    </a:prstGeom>
-                    <a:noFill/>
-                    <a:ln>
-                      <a:noFill/>
-                    </a:ln>
-                  </pic:spPr>
-                </pic:pic>
-              </a:graphicData>
-            </a:graphic>
-          </wp:inline>
-        </w:drawing>
-      </w:r>
-    </w:p>
-    <w:p>
-      <w:pPr>
-        <w:spacing w:after="0"/>
-      </w:pPr>
-    </w:p>
-    <w:p>
-      <w:pPr>
-        <w:spacing w:after="0"/>
-      </w:pPr>
-    </w:p>
-    <w:p>
-      <w:pPr>
-        <w:spacing w:after="0"/>
-      </w:pPr>
-    </w:p>
-    <w:p>
-      <w:pPr>
-        <w:spacing w:after="0"/>
-      </w:pPr>
-    </w:p>
-    <w:p>
-      <w:pPr>
-        <w:spacing w:after="0"/>
-        <w:jc w:val="center"/>
-        <w:rPr>
-          <w:rFonts w:ascii="Lucida Calligraphy" w:hAnsi="Lucida Calligraphy"/>
-          <w:color w:val="808080" w:themeColor="background1" w:themeShade="80"/>
-          <w:sz w:val="32"/>
-          <w:szCs w:val="32"/>
-        </w:rPr>
-      </w:pPr>
-      <w:r>
-        <w:rPr>
-          <w:rFonts w:ascii="Lucida Calligraphy" w:hAnsi="Lucida Calligraphy"/>
-          <w:color w:val="808080" w:themeColor="background1" w:themeShade="80"/>
-          <w:sz w:val="32"/>
-          <w:szCs w:val="32"/>
-        </w:rPr>
-        <w:t>“Alas, poor Yorick! I knew him well…”</w:t>
-      </w:r>
-    </w:p>
-    <w:p>
-      <w:pPr>
-        <w:spacing w:after="0"/>
-      </w:pPr>
-    </w:p>
-    <w:p>
-      <w:pPr>
-        <w:spacing w:after="0"/>
-      </w:pPr>
-    </w:p>
-    <w:p>
-      <w:pPr>
-        <w:spacing w:after="0"/>
-      </w:pPr>
-    </w:p>
-    <w:p>
-      <w:pPr>
-        <w:spacing w:after="0"/>
-      </w:pPr>
-    </w:p>
-    <w:p>
-      <w:pPr>
-        <w:spacing w:after="0"/>
-      </w:pPr>
-    </w:p>
-    <w:p>
-      <w:pPr>
-        <w:spacing w:after="0"/>
-      </w:pPr>
-    </w:p>
+    <w:tbl>
+      <w:tblPr>
+        <w:tblpPr w:leftFromText="180" w:rightFromText="180" w:vertAnchor="text" w:horzAnchor="margin" w:tblpY="670"/>
+        <w:tblW w:w="0" w:type="auto"/>
+        <w:tblLook w:val="0000" w:firstRow="0" w:lastRow="0" w:firstColumn="0" w:lastColumn="0" w:noHBand="0" w:noVBand="0"/>
+      </w:tblPr>
+      <w:tblGrid>
+        <w:gridCol w:w="7560"/>
+      </w:tblGrid>
+      <w:tr>
+        <w:trPr>
+          <w:trHeight w:val="6114"/>
+        </w:trPr>
+        <w:tc>
+          <w:tcPr>
+            <w:tcW w:w="7560" w:type="dxa"/>
+          </w:tcPr>
+          <w:p>
+            <w:pPr>
+              <w:spacing w:after="0"/>
+            </w:pPr>
+            <w:r>
+              <w:rPr>
+                <w:noProof/>
+              </w:rPr>
+              <w:lastRenderedPageBreak/>
+              <w:drawing>
+                <wp:inline distT="0" distB="0" distL="0" distR="0" wp14:anchorId="259DFBFB" wp14:editId="38D893E4">
+                  <wp:extent cx="3855110" cy="4910676"/>
+                  <wp:effectExtent l="0" t="0" r="0" b="4445"/>
+                  <wp:docPr id="7" name="Picture 7"/>
+                  <wp:cNvGraphicFramePr>
+                    <a:graphicFrameLocks xmlns:a="http://schemas.openxmlformats.org/drawingml/2006/main" noChangeAspect="1"/>
+                  </wp:cNvGraphicFramePr>
+                  <a:graphic xmlns:a="http://schemas.openxmlformats.org/drawingml/2006/main">
+                    <a:graphicData uri="http://schemas.openxmlformats.org/drawingml/2006/picture">
+                      <pic:pic xmlns:pic="http://schemas.openxmlformats.org/drawingml/2006/picture">
+                        <pic:nvPicPr>
+                          <pic:cNvPr id="0" name="Picture 37"/>
+                          <pic:cNvPicPr>
+                            <a:picLocks noChangeAspect="1" noChangeArrowheads="1"/>
+                          </pic:cNvPicPr>
+                        </pic:nvPicPr>
+                        <pic:blipFill>
+                          <a:blip r:embed="rId13" cstate="print">
+                            <a:extLst>
+                              <a:ext uri="{28A0092B-C50C-407E-A947-70E740481C1C}">
+                                <a14:useLocalDpi xmlns:a14="http://schemas.microsoft.com/office/drawing/2010/main" val="0"/>
+                              </a:ext>
+                            </a:extLst>
+                          </a:blip>
+                          <a:srcRect/>
+                          <a:stretch>
+                            <a:fillRect/>
+                          </a:stretch>
+                        </pic:blipFill>
+                        <pic:spPr bwMode="auto">
+                          <a:xfrm>
+                            <a:off x="0" y="0"/>
+                            <a:ext cx="3857970" cy="4914319"/>
+                          </a:xfrm>
+                          <a:prstGeom prst="rect">
+                            <a:avLst/>
+                          </a:prstGeom>
+                          <a:noFill/>
+                          <a:ln>
+                            <a:noFill/>
+                          </a:ln>
+                        </pic:spPr>
+                      </pic:pic>
+                    </a:graphicData>
+                  </a:graphic>
+                </wp:inline>
+              </w:drawing>
+            </w:r>
+          </w:p>
+        </w:tc>
+      </w:tr>
+    </w:tbl>
     <w:p>
       <w:pPr>
         <w:spacing w:after="0"/>
@@ -1448,7 +1032,135 @@
           <w:docGrid w:linePitch="360"/>
         </w:sectPr>
       </w:pPr>
+    </w:p>
+    <w:p>
+      <w:pPr>
+        <w:spacing w:after="0"/>
+      </w:pPr>
+    </w:p>
+    <w:p>
+      <w:pPr>
+        <w:spacing w:after="0"/>
+      </w:pPr>
+    </w:p>
+    <w:p>
+      <w:pPr>
+        <w:spacing w:after="0"/>
+      </w:pPr>
+    </w:p>
+    <w:p>
+      <w:pPr>
+        <w:spacing w:after="0"/>
+        <w:rPr>
+          <w:noProof/>
+        </w:rPr>
+      </w:pPr>
+    </w:p>
+    <w:p>
+      <w:pPr>
+        <w:spacing w:after="0"/>
+        <w:jc w:val="center"/>
+      </w:pPr>
+    </w:p>
+    <w:p>
+      <w:pPr>
+        <w:spacing w:after="0"/>
+      </w:pPr>
+    </w:p>
+    <w:p>
+      <w:pPr>
+        <w:spacing w:after="0"/>
+      </w:pPr>
+    </w:p>
+    <w:p>
+      <w:pPr>
+        <w:spacing w:after="0"/>
+      </w:pPr>
+    </w:p>
+    <w:p>
+      <w:pPr>
+        <w:spacing w:after="0"/>
+      </w:pPr>
+    </w:p>
+    <w:p>
+      <w:pPr>
+        <w:spacing w:after="0"/>
+        <w:jc w:val="center"/>
+        <w:rPr>
+          <w:rFonts w:ascii="Lucida Calligraphy" w:hAnsi="Lucida Calligraphy"/>
+          <w:color w:val="808080" w:themeColor="background1" w:themeShade="80"/>
+          <w:sz w:val="32"/>
+          <w:szCs w:val="32"/>
+        </w:rPr>
+      </w:pPr>
+      <w:r>
+        <w:rPr>
+          <w:rFonts w:ascii="Lucida Calligraphy" w:hAnsi="Lucida Calligraphy"/>
+          <w:color w:val="808080" w:themeColor="background1" w:themeShade="80"/>
+          <w:sz w:val="32"/>
+          <w:szCs w:val="32"/>
+        </w:rPr>
+        <w:t>“Alas, poor Yorick! I knew him well…”</w:t>
+      </w:r>
+    </w:p>
+    <w:p>
+      <w:pPr>
+        <w:spacing w:after="0"/>
+      </w:pPr>
+    </w:p>
+    <w:p>
+      <w:pPr>
+        <w:spacing w:after="0"/>
+      </w:pPr>
+    </w:p>
+    <w:p>
+      <w:pPr>
+        <w:spacing w:after="0"/>
+      </w:pPr>
+    </w:p>
+    <w:p>
+      <w:pPr>
+        <w:spacing w:after="0"/>
+      </w:pPr>
+    </w:p>
+    <w:p>
+      <w:pPr>
+        <w:spacing w:after="0"/>
+      </w:pPr>
+    </w:p>
+    <w:p>
+      <w:pPr>
+        <w:spacing w:after="0"/>
+      </w:pPr>
       <w:bookmarkStart w:id="0" w:name="_GoBack"/>
+      <w:bookmarkEnd w:id="0"/>
+    </w:p>
+    <w:p>
+      <w:pPr>
+        <w:spacing w:after="0"/>
+      </w:pPr>
+    </w:p>
+    <w:p>
+      <w:pPr>
+        <w:spacing w:after="0"/>
+      </w:pPr>
+    </w:p>
+    <w:p>
+      <w:pPr>
+        <w:spacing w:after="0"/>
+      </w:pPr>
+    </w:p>
+    <w:p>
+      <w:pPr>
+        <w:spacing w:after="0"/>
+        <w:sectPr>
+          <w:type w:val="continuous"/>
+          <w:pgSz w:w="15840" w:h="12240" w:orient="landscape"/>
+          <w:pgMar w:top="0" w:right="0" w:bottom="0" w:left="0" w:header="720" w:footer="720" w:gutter="0"/>
+          <w:cols w:num="2" w:space="720"/>
+          <w:docGrid w:linePitch="360"/>
+        </w:sectPr>
+      </w:pPr>
       <w:r>
         <w:rPr>
           <w:noProof/>
@@ -1501,7 +1213,6 @@
           </wp:inline>
         </w:drawing>
       </w:r>
-      <w:bookmarkEnd w:id="0"/>
     </w:p>
     <w:p>
       <w:pPr>
@@ -2279,7 +1990,7 @@
 </file>
 
 <file path=customXml/itemProps1.xml><?xml version="1.0" encoding="utf-8"?>
-<ds:datastoreItem xmlns:ds="http://schemas.openxmlformats.org/officeDocument/2006/customXml" ds:itemID="{09266450-8E0A-43FD-AFBF-447660EF1666}">
+<ds:datastoreItem xmlns:ds="http://schemas.openxmlformats.org/officeDocument/2006/customXml" ds:itemID="{7C84D561-B40B-4025-A0B6-D3BA22C7D3CB}">
   <ds:schemaRefs>
     <ds:schemaRef ds:uri="http://schemas.openxmlformats.org/officeDocument/2006/bibliography"/>
   </ds:schemaRefs>

--- a/zine.docx
+++ b/zine.docx
@@ -962,12 +962,90 @@
           <w:p>
             <w:pPr>
               <w:spacing w:after="0"/>
+              <w:jc w:val="center"/>
+            </w:pPr>
+          </w:p>
+          <w:p>
+            <w:pPr>
+              <w:spacing w:after="0"/>
+              <w:jc w:val="center"/>
+            </w:pPr>
+          </w:p>
+          <w:p>
+            <w:pPr>
+              <w:spacing w:after="0"/>
+              <w:jc w:val="center"/>
+            </w:pPr>
+          </w:p>
+          <w:p>
+            <w:pPr>
+              <w:spacing w:after="0"/>
+              <w:jc w:val="center"/>
+            </w:pPr>
+          </w:p>
+          <w:p>
+            <w:pPr>
+              <w:spacing w:after="0"/>
+              <w:jc w:val="center"/>
+            </w:pPr>
+          </w:p>
+          <w:p>
+            <w:pPr>
+              <w:spacing w:after="0"/>
+              <w:jc w:val="center"/>
+            </w:pPr>
+          </w:p>
+          <w:p>
+            <w:pPr>
+              <w:spacing w:after="0"/>
+              <w:jc w:val="center"/>
+            </w:pPr>
+          </w:p>
+          <w:p>
+            <w:pPr>
+              <w:spacing w:after="0"/>
+              <w:jc w:val="center"/>
+            </w:pPr>
+          </w:p>
+          <w:p>
+            <w:pPr>
+              <w:spacing w:after="0"/>
+              <w:jc w:val="center"/>
+            </w:pPr>
+          </w:p>
+          <w:p>
+            <w:pPr>
+              <w:spacing w:after="0"/>
+              <w:jc w:val="center"/>
+            </w:pPr>
+          </w:p>
+          <w:p>
+            <w:pPr>
+              <w:spacing w:after="0"/>
+              <w:jc w:val="center"/>
+            </w:pPr>
+          </w:p>
+          <w:p>
+            <w:pPr>
+              <w:spacing w:after="0"/>
+              <w:jc w:val="center"/>
+            </w:pPr>
+          </w:p>
+          <w:p>
+            <w:pPr>
+              <w:spacing w:after="0"/>
+              <w:jc w:val="center"/>
+            </w:pPr>
+          </w:p>
+          <w:p>
+            <w:pPr>
+              <w:spacing w:after="0"/>
+              <w:jc w:val="center"/>
             </w:pPr>
             <w:r>
               <w:rPr>
                 <w:noProof/>
               </w:rPr>
-              <w:lastRenderedPageBreak/>
               <w:drawing>
                 <wp:inline distT="0" distB="0" distL="0" distR="0" wp14:anchorId="259DFBFB" wp14:editId="38D893E4">
                   <wp:extent cx="3855110" cy="4910676"/>
@@ -1024,6 +1102,16 @@
     <w:p>
       <w:pPr>
         <w:spacing w:after="0"/>
+      </w:pPr>
+    </w:p>
+    <w:p>
+      <w:pPr>
+        <w:spacing w:after="0"/>
+      </w:pPr>
+    </w:p>
+    <w:p>
+      <w:pPr>
+        <w:spacing w:after="0"/>
         <w:sectPr>
           <w:type w:val="continuous"/>
           <w:pgSz w:w="15840" w:h="12240" w:orient="landscape"/>
@@ -1051,6 +1139,26 @@
     <w:p>
       <w:pPr>
         <w:spacing w:after="0"/>
+      </w:pPr>
+    </w:p>
+    <w:p>
+      <w:pPr>
+        <w:spacing w:after="0"/>
+      </w:pPr>
+    </w:p>
+    <w:p>
+      <w:pPr>
+        <w:spacing w:after="0"/>
+      </w:pPr>
+    </w:p>
+    <w:p>
+      <w:pPr>
+        <w:spacing w:after="0"/>
+      </w:pPr>
+    </w:p>
+    <w:p>
+      <w:pPr>
+        <w:spacing w:after="0"/>
         <w:rPr>
           <w:noProof/>
         </w:rPr>
@@ -1060,67 +1168,6 @@
       <w:pPr>
         <w:spacing w:after="0"/>
         <w:jc w:val="center"/>
-      </w:pPr>
-    </w:p>
-    <w:p>
-      <w:pPr>
-        <w:spacing w:after="0"/>
-      </w:pPr>
-    </w:p>
-    <w:p>
-      <w:pPr>
-        <w:spacing w:after="0"/>
-      </w:pPr>
-    </w:p>
-    <w:p>
-      <w:pPr>
-        <w:spacing w:after="0"/>
-      </w:pPr>
-    </w:p>
-    <w:p>
-      <w:pPr>
-        <w:spacing w:after="0"/>
-      </w:pPr>
-    </w:p>
-    <w:p>
-      <w:pPr>
-        <w:spacing w:after="0"/>
-        <w:jc w:val="center"/>
-        <w:rPr>
-          <w:rFonts w:ascii="Lucida Calligraphy" w:hAnsi="Lucida Calligraphy"/>
-          <w:color w:val="808080" w:themeColor="background1" w:themeShade="80"/>
-          <w:sz w:val="32"/>
-          <w:szCs w:val="32"/>
-        </w:rPr>
-      </w:pPr>
-      <w:r>
-        <w:rPr>
-          <w:rFonts w:ascii="Lucida Calligraphy" w:hAnsi="Lucida Calligraphy"/>
-          <w:color w:val="808080" w:themeColor="background1" w:themeShade="80"/>
-          <w:sz w:val="32"/>
-          <w:szCs w:val="32"/>
-        </w:rPr>
-        <w:t>“Alas, poor Yorick! I knew him well…”</w:t>
-      </w:r>
-    </w:p>
-    <w:p>
-      <w:pPr>
-        <w:spacing w:after="0"/>
-      </w:pPr>
-    </w:p>
-    <w:p>
-      <w:pPr>
-        <w:spacing w:after="0"/>
-      </w:pPr>
-    </w:p>
-    <w:p>
-      <w:pPr>
-        <w:spacing w:after="0"/>
-      </w:pPr>
-    </w:p>
-    <w:p>
-      <w:pPr>
-        <w:spacing w:after="0"/>
       </w:pPr>
     </w:p>
     <w:p>
@@ -1134,21 +1181,6 @@
       </w:pPr>
       <w:bookmarkStart w:id="0" w:name="_GoBack"/>
       <w:bookmarkEnd w:id="0"/>
-    </w:p>
-    <w:p>
-      <w:pPr>
-        <w:spacing w:after="0"/>
-      </w:pPr>
-    </w:p>
-    <w:p>
-      <w:pPr>
-        <w:spacing w:after="0"/>
-      </w:pPr>
-    </w:p>
-    <w:p>
-      <w:pPr>
-        <w:spacing w:after="0"/>
-      </w:pPr>
     </w:p>
     <w:p>
       <w:pPr>
@@ -1990,7 +2022,7 @@
 </file>
 
 <file path=customXml/itemProps1.xml><?xml version="1.0" encoding="utf-8"?>
-<ds:datastoreItem xmlns:ds="http://schemas.openxmlformats.org/officeDocument/2006/customXml" ds:itemID="{7C84D561-B40B-4025-A0B6-D3BA22C7D3CB}">
+<ds:datastoreItem xmlns:ds="http://schemas.openxmlformats.org/officeDocument/2006/customXml" ds:itemID="{A6B0273B-5CED-4008-8DCA-B05293F5B362}">
   <ds:schemaRefs>
     <ds:schemaRef ds:uri="http://schemas.openxmlformats.org/officeDocument/2006/bibliography"/>
   </ds:schemaRefs>

--- a/zine.docx
+++ b/zine.docx
@@ -1140,47 +1140,63 @@
       <w:pPr>
         <w:spacing w:after="0"/>
       </w:pPr>
-    </w:p>
-    <w:p>
-      <w:pPr>
-        <w:spacing w:after="0"/>
-      </w:pPr>
-    </w:p>
-    <w:p>
-      <w:pPr>
-        <w:spacing w:after="0"/>
-      </w:pPr>
-    </w:p>
-    <w:p>
-      <w:pPr>
-        <w:spacing w:after="0"/>
-      </w:pPr>
-    </w:p>
-    <w:p>
-      <w:pPr>
-        <w:spacing w:after="0"/>
-        <w:rPr>
-          <w:noProof/>
-        </w:rPr>
-      </w:pPr>
-    </w:p>
-    <w:p>
-      <w:pPr>
-        <w:spacing w:after="0"/>
-        <w:jc w:val="center"/>
-      </w:pPr>
-    </w:p>
-    <w:p>
-      <w:pPr>
-        <w:spacing w:after="0"/>
-      </w:pPr>
-    </w:p>
-    <w:p>
-      <w:pPr>
-        <w:spacing w:after="0"/>
-      </w:pPr>
       <w:bookmarkStart w:id="0" w:name="_GoBack"/>
       <w:bookmarkEnd w:id="0"/>
+    </w:p>
+    <w:p>
+      <w:pPr>
+        <w:spacing w:after="0"/>
+      </w:pPr>
+    </w:p>
+    <w:p>
+      <w:pPr>
+        <w:spacing w:after="0"/>
+      </w:pPr>
+    </w:p>
+    <w:p>
+      <w:pPr>
+        <w:spacing w:after="0"/>
+        <w:rPr>
+          <w:noProof/>
+        </w:rPr>
+      </w:pPr>
+    </w:p>
+    <w:p>
+      <w:pPr>
+        <w:spacing w:after="0"/>
+        <w:jc w:val="center"/>
+      </w:pPr>
+    </w:p>
+    <w:p>
+      <w:pPr>
+        <w:spacing w:after="0"/>
+        <w:jc w:val="center"/>
+        <w:rPr>
+          <w:rFonts w:ascii="Lucida Calligraphy" w:hAnsi="Lucida Calligraphy"/>
+          <w:color w:val="808080" w:themeColor="background1" w:themeShade="80"/>
+          <w:sz w:val="32"/>
+          <w:szCs w:val="32"/>
+        </w:rPr>
+      </w:pPr>
+      <w:r>
+        <w:rPr>
+          <w:rFonts w:ascii="Lucida Calligraphy" w:hAnsi="Lucida Calligraphy"/>
+          <w:color w:val="808080" w:themeColor="background1" w:themeShade="80"/>
+          <w:sz w:val="32"/>
+          <w:szCs w:val="32"/>
+        </w:rPr>
+        <w:t>“Alas, poor Yorick! I knew him well…”</w:t>
+      </w:r>
+    </w:p>
+    <w:p>
+      <w:pPr>
+        <w:spacing w:after="0"/>
+      </w:pPr>
+    </w:p>
+    <w:p>
+      <w:pPr>
+        <w:spacing w:after="0"/>
+      </w:pPr>
     </w:p>
     <w:p>
       <w:pPr>
@@ -2022,7 +2038,7 @@
 </file>
 
 <file path=customXml/itemProps1.xml><?xml version="1.0" encoding="utf-8"?>
-<ds:datastoreItem xmlns:ds="http://schemas.openxmlformats.org/officeDocument/2006/customXml" ds:itemID="{A6B0273B-5CED-4008-8DCA-B05293F5B362}">
+<ds:datastoreItem xmlns:ds="http://schemas.openxmlformats.org/officeDocument/2006/customXml" ds:itemID="{50297EF1-C31F-4001-B211-0C9F0587FDBD}">
   <ds:schemaRefs>
     <ds:schemaRef ds:uri="http://schemas.openxmlformats.org/officeDocument/2006/bibliography"/>
   </ds:schemaRefs>

--- a/zine.docx
+++ b/zine.docx
@@ -1140,8 +1140,6 @@
       <w:pPr>
         <w:spacing w:after="0"/>
       </w:pPr>
-      <w:bookmarkStart w:id="0" w:name="_GoBack"/>
-      <w:bookmarkEnd w:id="0"/>
     </w:p>
     <w:p>
       <w:pPr>
@@ -1279,12 +1277,67 @@
         <w:spacing w:after="0"/>
         <w:jc w:val="center"/>
       </w:pPr>
+      <w:r>
+        <w:rPr>
+          <w:noProof/>
+        </w:rPr>
+        <w:lastRenderedPageBreak/>
+        <w:drawing>
+          <wp:inline distT="0" distB="0" distL="0" distR="0">
+            <wp:extent cx="6306264" cy="7762875"/>
+            <wp:effectExtent l="0" t="0" r="0" b="0"/>
+            <wp:docPr id="4" name="Picture 4"/>
+            <wp:cNvGraphicFramePr>
+              <a:graphicFrameLocks xmlns:a="http://schemas.openxmlformats.org/drawingml/2006/main" noChangeAspect="1"/>
+            </wp:cNvGraphicFramePr>
+            <a:graphic xmlns:a="http://schemas.openxmlformats.org/drawingml/2006/main">
+              <a:graphicData uri="http://schemas.openxmlformats.org/drawingml/2006/picture">
+                <pic:pic xmlns:pic="http://schemas.openxmlformats.org/drawingml/2006/picture">
+                  <pic:nvPicPr>
+                    <pic:cNvPr id="0" name="Picture 1"/>
+                    <pic:cNvPicPr>
+                      <a:picLocks noChangeAspect="1" noChangeArrowheads="1"/>
+                    </pic:cNvPicPr>
+                  </pic:nvPicPr>
+                  <pic:blipFill>
+                    <a:blip r:embed="rId15" cstate="print">
+                      <a:extLst>
+                        <a:ext uri="{28A0092B-C50C-407E-A947-70E740481C1C}">
+                          <a14:useLocalDpi xmlns:a14="http://schemas.microsoft.com/office/drawing/2010/main" val="0"/>
+                        </a:ext>
+                      </a:extLst>
+                    </a:blip>
+                    <a:stretch>
+                      <a:fillRect/>
+                    </a:stretch>
+                  </pic:blipFill>
+                  <pic:spPr bwMode="auto">
+                    <a:xfrm>
+                      <a:off x="0" y="0"/>
+                      <a:ext cx="6306264" cy="7762875"/>
+                    </a:xfrm>
+                    <a:prstGeom prst="rect">
+                      <a:avLst/>
+                    </a:prstGeom>
+                    <a:noFill/>
+                    <a:ln>
+                      <a:noFill/>
+                    </a:ln>
+                  </pic:spPr>
+                </pic:pic>
+              </a:graphicData>
+            </a:graphic>
+          </wp:inline>
+        </w:drawing>
+      </w:r>
+      <w:bookmarkStart w:id="0" w:name="_GoBack"/>
+      <w:bookmarkEnd w:id="0"/>
     </w:p>
     <w:sectPr>
       <w:type w:val="continuous"/>
       <w:pgSz w:w="15840" w:h="12240" w:orient="landscape"/>
       <w:pgMar w:top="0" w:right="0" w:bottom="0" w:left="0" w:header="720" w:footer="720" w:gutter="0"/>
-      <w:cols w:space="720"/>
+      <w:cols w:num="2" w:space="720"/>
       <w:docGrid w:linePitch="360"/>
     </w:sectPr>
   </w:body>
@@ -2038,7 +2091,7 @@
 </file>
 
 <file path=customXml/itemProps1.xml><?xml version="1.0" encoding="utf-8"?>
-<ds:datastoreItem xmlns:ds="http://schemas.openxmlformats.org/officeDocument/2006/customXml" ds:itemID="{50297EF1-C31F-4001-B211-0C9F0587FDBD}">
+<ds:datastoreItem xmlns:ds="http://schemas.openxmlformats.org/officeDocument/2006/customXml" ds:itemID="{F3502EBB-8AF4-42D3-AAC0-6C44C845A48A}">
   <ds:schemaRefs>
     <ds:schemaRef ds:uri="http://schemas.openxmlformats.org/officeDocument/2006/bibliography"/>
   </ds:schemaRefs>

--- a/zine.docx
+++ b/zine.docx
@@ -1275,7 +1275,13 @@
     <w:p>
       <w:pPr>
         <w:spacing w:after="0"/>
-        <w:jc w:val="center"/>
+        <w:sectPr>
+          <w:type w:val="continuous"/>
+          <w:pgSz w:w="15840" w:h="12240" w:orient="landscape"/>
+          <w:pgMar w:top="0" w:right="0" w:bottom="0" w:left="0" w:header="720" w:footer="720" w:gutter="0"/>
+          <w:cols w:space="720"/>
+          <w:docGrid w:linePitch="360"/>
+        </w:sectPr>
       </w:pPr>
       <w:r>
         <w:rPr>
@@ -1284,7 +1290,7 @@
         <w:lastRenderedPageBreak/>
         <w:drawing>
           <wp:inline distT="0" distB="0" distL="0" distR="0">
-            <wp:extent cx="6306264" cy="7762875"/>
+            <wp:extent cx="6306264" cy="7761235"/>
             <wp:effectExtent l="0" t="0" r="0" b="0"/>
             <wp:docPr id="4" name="Picture 4"/>
             <wp:cNvGraphicFramePr>
@@ -1300,7 +1306,7 @@
                     </pic:cNvPicPr>
                   </pic:nvPicPr>
                   <pic:blipFill>
-                    <a:blip r:embed="rId15" cstate="print">
+                    <a:blip r:embed="rId15">
                       <a:extLst>
                         <a:ext uri="{28A0092B-C50C-407E-A947-70E740481C1C}">
                           <a14:useLocalDpi xmlns:a14="http://schemas.microsoft.com/office/drawing/2010/main" val="0"/>
@@ -1314,7 +1320,7 @@
                   <pic:spPr bwMode="auto">
                     <a:xfrm>
                       <a:off x="0" y="0"/>
-                      <a:ext cx="6306264" cy="7762875"/>
+                      <a:ext cx="6306264" cy="7761235"/>
                     </a:xfrm>
                     <a:prstGeom prst="rect">
                       <a:avLst/>
@@ -1332,6 +1338,12 @@
       </w:r>
       <w:bookmarkStart w:id="0" w:name="_GoBack"/>
       <w:bookmarkEnd w:id="0"/>
+    </w:p>
+    <w:p>
+      <w:pPr>
+        <w:spacing w:after="0"/>
+        <w:jc w:val="center"/>
+      </w:pPr>
     </w:p>
     <w:sectPr>
       <w:type w:val="continuous"/>
@@ -2091,7 +2103,7 @@
 </file>
 
 <file path=customXml/itemProps1.xml><?xml version="1.0" encoding="utf-8"?>
-<ds:datastoreItem xmlns:ds="http://schemas.openxmlformats.org/officeDocument/2006/customXml" ds:itemID="{F3502EBB-8AF4-42D3-AAC0-6C44C845A48A}">
+<ds:datastoreItem xmlns:ds="http://schemas.openxmlformats.org/officeDocument/2006/customXml" ds:itemID="{FA3763BF-98BA-47A9-8AD6-5850ABD1C1AF}">
   <ds:schemaRefs>
     <ds:schemaRef ds:uri="http://schemas.openxmlformats.org/officeDocument/2006/bibliography"/>
   </ds:schemaRefs>

--- a/zine.docx
+++ b/zine.docx
@@ -87,142 +87,59 @@
           <w:noProof/>
         </w:rPr>
       </w:pPr>
-    </w:p>
-    <w:p>
-      <w:pPr>
-        <w:spacing w:after="0"/>
-        <w:rPr>
-          <w:noProof/>
-        </w:rPr>
-      </w:pPr>
-    </w:p>
-    <w:p>
-      <w:pPr>
-        <w:spacing w:after="0"/>
-        <w:rPr>
-          <w:noProof/>
-        </w:rPr>
-      </w:pPr>
-    </w:p>
-    <w:p>
-      <w:pPr>
-        <w:spacing w:after="0"/>
-        <w:rPr>
-          <w:noProof/>
-        </w:rPr>
-      </w:pPr>
-    </w:p>
-    <w:p>
-      <w:pPr>
-        <w:spacing w:after="0"/>
-        <w:rPr>
-          <w:noProof/>
-        </w:rPr>
-      </w:pPr>
-    </w:p>
-    <w:p>
-      <w:pPr>
-        <w:spacing w:after="0"/>
-        <w:rPr>
-          <w:noProof/>
-        </w:rPr>
-      </w:pPr>
-    </w:p>
-    <w:p>
-      <w:pPr>
-        <w:spacing w:after="0"/>
-        <w:rPr>
-          <w:noProof/>
-        </w:rPr>
-      </w:pPr>
-    </w:p>
-    <w:p>
-      <w:pPr>
-        <w:spacing w:after="0"/>
-        <w:rPr>
-          <w:noProof/>
-        </w:rPr>
-      </w:pPr>
-    </w:p>
-    <w:p>
-      <w:pPr>
-        <w:spacing w:after="0"/>
-        <w:rPr>
-          <w:noProof/>
-        </w:rPr>
-      </w:pPr>
-    </w:p>
-    <w:p>
-      <w:pPr>
-        <w:spacing w:after="0"/>
-        <w:rPr>
-          <w:noProof/>
-        </w:rPr>
-      </w:pPr>
-    </w:p>
-    <w:p>
-      <w:pPr>
-        <w:spacing w:after="0"/>
-        <w:rPr>
-          <w:noProof/>
-        </w:rPr>
-      </w:pPr>
-    </w:p>
-    <w:p>
-      <w:pPr>
-        <w:spacing w:after="0"/>
-        <w:rPr>
-          <w:noProof/>
-        </w:rPr>
-      </w:pPr>
-    </w:p>
-    <w:p>
-      <w:pPr>
-        <w:spacing w:after="0"/>
-        <w:rPr>
-          <w:noProof/>
-        </w:rPr>
-      </w:pPr>
-    </w:p>
-    <w:p>
-      <w:pPr>
-        <w:spacing w:after="0"/>
-        <w:rPr>
-          <w:noProof/>
-        </w:rPr>
-      </w:pPr>
-    </w:p>
-    <w:p>
-      <w:pPr>
-        <w:spacing w:after="0"/>
-        <w:rPr>
-          <w:noProof/>
-        </w:rPr>
-      </w:pPr>
-    </w:p>
-    <w:p>
-      <w:pPr>
-        <w:spacing w:after="0"/>
-        <w:rPr>
-          <w:noProof/>
-        </w:rPr>
-      </w:pPr>
-    </w:p>
-    <w:p>
-      <w:pPr>
-        <w:spacing w:after="0"/>
-        <w:rPr>
-          <w:noProof/>
-        </w:rPr>
-      </w:pPr>
-    </w:p>
-    <w:p>
-      <w:pPr>
-        <w:spacing w:after="0"/>
-        <w:rPr>
-          <w:noProof/>
-        </w:rPr>
-      </w:pPr>
+      <w:r>
+        <w:rPr>
+          <w:noProof/>
+        </w:rPr>
+        <w:drawing>
+          <wp:inline distT="0" distB="0" distL="0" distR="0" wp14:anchorId="20C4C2F8" wp14:editId="377861FC">
+            <wp:extent cx="4645025" cy="3238118"/>
+            <wp:effectExtent l="0" t="0" r="3175" b="635"/>
+            <wp:docPr id="12" name="Picture 12"/>
+            <wp:cNvGraphicFramePr>
+              <a:graphicFrameLocks xmlns:a="http://schemas.openxmlformats.org/drawingml/2006/main" noChangeAspect="1"/>
+            </wp:cNvGraphicFramePr>
+            <a:graphic xmlns:a="http://schemas.openxmlformats.org/drawingml/2006/main">
+              <a:graphicData uri="http://schemas.openxmlformats.org/drawingml/2006/picture">
+                <pic:pic xmlns:pic="http://schemas.openxmlformats.org/drawingml/2006/picture">
+                  <pic:nvPicPr>
+                    <pic:cNvPr id="0" name="Picture 2"/>
+                    <pic:cNvPicPr>
+                      <a:picLocks noChangeAspect="1" noChangeArrowheads="1"/>
+                    </pic:cNvPicPr>
+                  </pic:nvPicPr>
+                  <pic:blipFill>
+                    <a:blip r:embed="rId6" cstate="print">
+                      <a:extLst>
+                        <a:ext uri="{28A0092B-C50C-407E-A947-70E740481C1C}">
+                          <a14:useLocalDpi xmlns:a14="http://schemas.microsoft.com/office/drawing/2010/main" val="0"/>
+                        </a:ext>
+                      </a:extLst>
+                    </a:blip>
+                    <a:srcRect/>
+                    <a:stretch>
+                      <a:fillRect/>
+                    </a:stretch>
+                  </pic:blipFill>
+                  <pic:spPr bwMode="auto">
+                    <a:xfrm>
+                      <a:off x="0" y="0"/>
+                      <a:ext cx="4645025" cy="3238118"/>
+                    </a:xfrm>
+                    <a:prstGeom prst="rect">
+                      <a:avLst/>
+                    </a:prstGeom>
+                    <a:noFill/>
+                    <a:ln>
+                      <a:noFill/>
+                    </a:ln>
+                  </pic:spPr>
+                </pic:pic>
+              </a:graphicData>
+            </a:graphic>
+          </wp:inline>
+        </w:drawing>
+      </w:r>
     </w:p>
     <w:p>
       <w:pPr>
@@ -277,7 +194,7 @@
                     </pic:cNvPicPr>
                   </pic:nvPicPr>
                   <pic:blipFill>
-                    <a:blip r:embed="rId6" cstate="print">
+                    <a:blip r:embed="rId7" cstate="print">
                       <a:extLst>
                         <a:ext uri="{28A0092B-C50C-407E-A947-70E740481C1C}">
                           <a14:useLocalDpi xmlns:a14="http://schemas.microsoft.com/office/drawing/2010/main" val="0"/>
@@ -346,7 +263,7 @@
                     </pic:cNvPicPr>
                   </pic:nvPicPr>
                   <pic:blipFill>
-                    <a:blip r:embed="rId7">
+                    <a:blip r:embed="rId8">
                       <a:extLst>
                         <a:ext uri="{28A0092B-C50C-407E-A947-70E740481C1C}">
                           <a14:useLocalDpi xmlns:a14="http://schemas.microsoft.com/office/drawing/2010/main" val="0"/>
@@ -586,7 +503,7 @@
                     </pic:cNvPicPr>
                   </pic:nvPicPr>
                   <pic:blipFill>
-                    <a:blip r:embed="rId8">
+                    <a:blip r:embed="rId9">
                       <a:extLst>
                         <a:ext uri="{28A0092B-C50C-407E-A947-70E740481C1C}">
                           <a14:useLocalDpi xmlns:a14="http://schemas.microsoft.com/office/drawing/2010/main" val="0"/>
@@ -679,7 +596,7 @@
                     </pic:cNvPicPr>
                   </pic:nvPicPr>
                   <pic:blipFill>
-                    <a:blip r:embed="rId9" cstate="print">
+                    <a:blip r:embed="rId10" cstate="print">
                       <a:extLst>
                         <a:ext uri="{28A0092B-C50C-407E-A947-70E740481C1C}">
                           <a14:useLocalDpi xmlns:a14="http://schemas.microsoft.com/office/drawing/2010/main" val="0"/>
@@ -718,185 +635,15 @@
           <w:noProof/>
         </w:rPr>
       </w:pPr>
-    </w:p>
-    <w:p>
-      <w:pPr>
-        <w:spacing w:after="0"/>
-        <w:rPr>
-          <w:noProof/>
-        </w:rPr>
-      </w:pPr>
-    </w:p>
-    <w:p>
-      <w:pPr>
-        <w:spacing w:after="0"/>
-      </w:pPr>
-    </w:p>
-    <w:p>
-      <w:pPr>
-        <w:spacing w:after="0"/>
-      </w:pPr>
-    </w:p>
-    <w:p>
-      <w:pPr>
-        <w:spacing w:after="0"/>
-      </w:pPr>
-    </w:p>
-    <w:p>
-      <w:pPr>
-        <w:spacing w:after="0"/>
-      </w:pPr>
-    </w:p>
-    <w:p>
-      <w:pPr>
-        <w:spacing w:after="0"/>
-      </w:pPr>
       <w:r>
         <w:rPr>
-          <w:rFonts w:ascii="Lucida Calligraphy" w:hAnsi="Lucida Calligraphy"/>
-          <w:noProof/>
-          <w:color w:val="808080" w:themeColor="background1" w:themeShade="80"/>
-          <w:sz w:val="36"/>
-          <w:szCs w:val="36"/>
+          <w:noProof/>
         </w:rPr>
         <w:drawing>
-          <wp:inline distT="0" distB="0" distL="0" distR="0" wp14:anchorId="1FDB7CF9" wp14:editId="42562B22">
-            <wp:extent cx="4800600" cy="6519271"/>
-            <wp:effectExtent l="0" t="0" r="0" b="0"/>
-            <wp:docPr id="15" name="Picture 15"/>
-            <wp:cNvGraphicFramePr>
-              <a:graphicFrameLocks xmlns:a="http://schemas.openxmlformats.org/drawingml/2006/main" noChangeAspect="1"/>
-            </wp:cNvGraphicFramePr>
-            <a:graphic xmlns:a="http://schemas.openxmlformats.org/drawingml/2006/main">
-              <a:graphicData uri="http://schemas.openxmlformats.org/drawingml/2006/picture">
-                <pic:pic xmlns:pic="http://schemas.openxmlformats.org/drawingml/2006/picture">
-                  <pic:nvPicPr>
-                    <pic:cNvPr id="0" name="Picture 8"/>
-                    <pic:cNvPicPr>
-                      <a:picLocks noChangeAspect="1" noChangeArrowheads="1"/>
-                    </pic:cNvPicPr>
-                  </pic:nvPicPr>
-                  <pic:blipFill>
-                    <a:blip r:embed="rId10" cstate="print">
-                      <a:extLst>
-                        <a:ext uri="{28A0092B-C50C-407E-A947-70E740481C1C}">
-                          <a14:useLocalDpi xmlns:a14="http://schemas.microsoft.com/office/drawing/2010/main" val="0"/>
-                        </a:ext>
-                      </a:extLst>
-                    </a:blip>
-                    <a:srcRect/>
-                    <a:stretch>
-                      <a:fillRect/>
-                    </a:stretch>
-                  </pic:blipFill>
-                  <pic:spPr bwMode="auto">
-                    <a:xfrm>
-                      <a:off x="0" y="0"/>
-                      <a:ext cx="4800600" cy="6519271"/>
-                    </a:xfrm>
-                    <a:prstGeom prst="rect">
-                      <a:avLst/>
-                    </a:prstGeom>
-                    <a:noFill/>
-                    <a:ln>
-                      <a:noFill/>
-                    </a:ln>
-                  </pic:spPr>
-                </pic:pic>
-              </a:graphicData>
-            </a:graphic>
-          </wp:inline>
-        </w:drawing>
-      </w:r>
-    </w:p>
-    <w:p>
-      <w:pPr>
-        <w:spacing w:after="0"/>
-      </w:pPr>
-    </w:p>
-    <w:p>
-      <w:pPr>
-        <w:spacing w:after="0"/>
-      </w:pPr>
-    </w:p>
-    <w:p>
-      <w:pPr>
-        <w:spacing w:after="0"/>
-      </w:pPr>
-      <w:r>
-        <w:rPr>
-          <w:noProof/>
-        </w:rPr>
-        <w:drawing>
-          <wp:inline distT="0" distB="0" distL="0" distR="0" wp14:anchorId="74BAA194" wp14:editId="36D594F1">
-            <wp:extent cx="4755464" cy="3314700"/>
-            <wp:effectExtent l="0" t="0" r="7620" b="0"/>
-            <wp:docPr id="12" name="Picture 12"/>
-            <wp:cNvGraphicFramePr>
-              <a:graphicFrameLocks xmlns:a="http://schemas.openxmlformats.org/drawingml/2006/main" noChangeAspect="1"/>
-            </wp:cNvGraphicFramePr>
-            <a:graphic xmlns:a="http://schemas.openxmlformats.org/drawingml/2006/main">
-              <a:graphicData uri="http://schemas.openxmlformats.org/drawingml/2006/picture">
-                <pic:pic xmlns:pic="http://schemas.openxmlformats.org/drawingml/2006/picture">
-                  <pic:nvPicPr>
-                    <pic:cNvPr id="0" name="Picture 2"/>
-                    <pic:cNvPicPr>
-                      <a:picLocks noChangeAspect="1" noChangeArrowheads="1"/>
-                    </pic:cNvPicPr>
-                  </pic:nvPicPr>
-                  <pic:blipFill>
-                    <a:blip r:embed="rId11" cstate="print">
-                      <a:extLst>
-                        <a:ext uri="{28A0092B-C50C-407E-A947-70E740481C1C}">
-                          <a14:useLocalDpi xmlns:a14="http://schemas.microsoft.com/office/drawing/2010/main" val="0"/>
-                        </a:ext>
-                      </a:extLst>
-                    </a:blip>
-                    <a:srcRect/>
-                    <a:stretch>
-                      <a:fillRect/>
-                    </a:stretch>
-                  </pic:blipFill>
-                  <pic:spPr bwMode="auto">
-                    <a:xfrm>
-                      <a:off x="0" y="0"/>
-                      <a:ext cx="4761237" cy="3318724"/>
-                    </a:xfrm>
-                    <a:prstGeom prst="rect">
-                      <a:avLst/>
-                    </a:prstGeom>
-                    <a:noFill/>
-                    <a:ln>
-                      <a:noFill/>
-                    </a:ln>
-                  </pic:spPr>
-                </pic:pic>
-              </a:graphicData>
-            </a:graphic>
-          </wp:inline>
-        </w:drawing>
-      </w:r>
-    </w:p>
-    <w:p>
-      <w:pPr>
-        <w:spacing w:after="0"/>
-        <w:sectPr>
-          <w:type w:val="continuous"/>
-          <w:pgSz w:w="15840" w:h="12240" w:orient="landscape"/>
-          <w:pgMar w:top="0" w:right="0" w:bottom="0" w:left="0" w:header="720" w:footer="720" w:gutter="0"/>
-          <w:cols w:num="2" w:space="720"/>
-          <w:docGrid w:linePitch="360"/>
-        </w:sectPr>
-      </w:pPr>
-      <w:r>
-        <w:rPr>
-          <w:noProof/>
-        </w:rPr>
-        <w:drawing>
-          <wp:inline distT="0" distB="0" distL="0" distR="0" wp14:anchorId="712F10A5" wp14:editId="359E87AC">
+          <wp:inline distT="0" distB="0" distL="0" distR="0" wp14:anchorId="2617619A" wp14:editId="6A0818E0">
             <wp:extent cx="4551045" cy="7761605"/>
             <wp:effectExtent l="0" t="0" r="1905" b="0"/>
-            <wp:docPr id="14" name="Picture 14"/>
+            <wp:docPr id="20" name="Picture 20"/>
             <wp:cNvGraphicFramePr>
               <a:graphicFrameLocks xmlns:a="http://schemas.openxmlformats.org/drawingml/2006/main" noChangeAspect="1"/>
             </wp:cNvGraphicFramePr>
@@ -910,7 +657,7 @@
                     </pic:cNvPicPr>
                   </pic:nvPicPr>
                   <pic:blipFill>
-                    <a:blip r:embed="rId12" cstate="print">
+                    <a:blip r:embed="rId11" cstate="print">
                       <a:extLst>
                         <a:ext uri="{28A0092B-C50C-407E-A947-70E740481C1C}">
                           <a14:useLocalDpi xmlns:a14="http://schemas.microsoft.com/office/drawing/2010/main" val="0"/>
@@ -942,6 +689,127 @@
         </w:drawing>
       </w:r>
     </w:p>
+    <w:p>
+      <w:pPr>
+        <w:spacing w:after="0"/>
+        <w:sectPr>
+          <w:type w:val="continuous"/>
+          <w:pgSz w:w="15840" w:h="12240" w:orient="landscape"/>
+          <w:pgMar w:top="0" w:right="0" w:bottom="0" w:left="0" w:header="720" w:footer="720" w:gutter="0"/>
+          <w:cols w:num="2" w:space="720"/>
+          <w:docGrid w:linePitch="360"/>
+        </w:sectPr>
+      </w:pPr>
+    </w:p>
+    <w:p>
+      <w:pPr>
+        <w:spacing w:after="0"/>
+        <w:sectPr>
+          <w:type w:val="continuous"/>
+          <w:pgSz w:w="15840" w:h="12240" w:orient="landscape"/>
+          <w:pgMar w:top="0" w:right="0" w:bottom="0" w:left="0" w:header="720" w:footer="720" w:gutter="0"/>
+          <w:cols w:num="2" w:space="720"/>
+          <w:docGrid w:linePitch="360"/>
+        </w:sectPr>
+      </w:pPr>
+    </w:p>
+    <w:tbl>
+      <w:tblPr>
+        <w:tblStyle w:val="TableGrid"/>
+        <w:tblW w:w="15100" w:type="dxa"/>
+        <w:tblLook w:val="04A0" w:firstRow="1" w:lastRow="0" w:firstColumn="1" w:lastColumn="0" w:noHBand="0" w:noVBand="1"/>
+      </w:tblPr>
+      <w:tblGrid>
+        <w:gridCol w:w="13236"/>
+        <w:gridCol w:w="1864"/>
+      </w:tblGrid>
+      <w:tr>
+        <w:tc>
+          <w:tcPr>
+            <w:tcW w:w="7550" w:type="dxa"/>
+            <w:tcBorders>
+              <w:top w:val="nil"/>
+              <w:left w:val="nil"/>
+              <w:bottom w:val="nil"/>
+              <w:right w:val="nil"/>
+            </w:tcBorders>
+          </w:tcPr>
+          <w:p>
+            <w:pPr>
+              <w:jc w:val="center"/>
+            </w:pPr>
+            <w:bookmarkStart w:id="0" w:name="_GoBack"/>
+            <w:r>
+              <w:rPr>
+                <w:noProof/>
+              </w:rPr>
+              <w:lastRenderedPageBreak/>
+              <w:drawing>
+                <wp:inline distT="0" distB="0" distL="0" distR="0" wp14:anchorId="35DAFE7E" wp14:editId="2D61EEE2">
+                  <wp:extent cx="8261221" cy="10167236"/>
+                  <wp:effectExtent l="0" t="0" r="6985" b="5715"/>
+                  <wp:docPr id="4" name="Picture 4"/>
+                  <wp:cNvGraphicFramePr>
+                    <a:graphicFrameLocks xmlns:a="http://schemas.openxmlformats.org/drawingml/2006/main" noChangeAspect="1"/>
+                  </wp:cNvGraphicFramePr>
+                  <a:graphic xmlns:a="http://schemas.openxmlformats.org/drawingml/2006/main">
+                    <a:graphicData uri="http://schemas.openxmlformats.org/drawingml/2006/picture">
+                      <pic:pic xmlns:pic="http://schemas.openxmlformats.org/drawingml/2006/picture">
+                        <pic:nvPicPr>
+                          <pic:cNvPr id="0" name="Picture 1"/>
+                          <pic:cNvPicPr>
+                            <a:picLocks noChangeAspect="1" noChangeArrowheads="1"/>
+                          </pic:cNvPicPr>
+                        </pic:nvPicPr>
+                        <pic:blipFill>
+                          <a:blip r:embed="rId12">
+                            <a:extLst>
+                              <a:ext uri="{28A0092B-C50C-407E-A947-70E740481C1C}">
+                                <a14:useLocalDpi xmlns:a14="http://schemas.microsoft.com/office/drawing/2010/main" val="0"/>
+                              </a:ext>
+                            </a:extLst>
+                          </a:blip>
+                          <a:stretch>
+                            <a:fillRect/>
+                          </a:stretch>
+                        </pic:blipFill>
+                        <pic:spPr bwMode="auto">
+                          <a:xfrm>
+                            <a:off x="0" y="0"/>
+                            <a:ext cx="8276689" cy="10186273"/>
+                          </a:xfrm>
+                          <a:prstGeom prst="rect">
+                            <a:avLst/>
+                          </a:prstGeom>
+                          <a:noFill/>
+                          <a:ln>
+                            <a:noFill/>
+                          </a:ln>
+                        </pic:spPr>
+                      </pic:pic>
+                    </a:graphicData>
+                  </a:graphic>
+                </wp:inline>
+              </w:drawing>
+            </w:r>
+            <w:bookmarkEnd w:id="0"/>
+          </w:p>
+        </w:tc>
+        <w:tc>
+          <w:tcPr>
+            <w:tcW w:w="7550" w:type="dxa"/>
+            <w:tcBorders>
+              <w:left w:val="nil"/>
+            </w:tcBorders>
+          </w:tcPr>
+          <w:p>
+            <w:pPr>
+              <w:jc w:val="center"/>
+            </w:pPr>
+          </w:p>
+        </w:tc>
+      </w:tr>
+    </w:tbl>
     <w:tbl>
       <w:tblPr>
         <w:tblpPr w:leftFromText="180" w:rightFromText="180" w:vertAnchor="text" w:horzAnchor="margin" w:tblpY="670"/>
@@ -1047,7 +915,7 @@
                 <w:noProof/>
               </w:rPr>
               <w:drawing>
-                <wp:inline distT="0" distB="0" distL="0" distR="0" wp14:anchorId="259DFBFB" wp14:editId="38D893E4">
+                <wp:inline distT="0" distB="0" distL="0" distR="0" wp14:anchorId="744072A2" wp14:editId="677AABE2">
                   <wp:extent cx="3855110" cy="4910676"/>
                   <wp:effectExtent l="0" t="0" r="0" b="4445"/>
                   <wp:docPr id="7" name="Picture 7"/>
@@ -1189,16 +1057,6 @@
     <w:p>
       <w:pPr>
         <w:spacing w:after="0"/>
-      </w:pPr>
-    </w:p>
-    <w:p>
-      <w:pPr>
-        <w:spacing w:after="0"/>
-      </w:pPr>
-    </w:p>
-    <w:p>
-      <w:pPr>
-        <w:spacing w:after="0"/>
         <w:sectPr>
           <w:type w:val="continuous"/>
           <w:pgSz w:w="15840" w:h="12240" w:orient="landscape"/>
@@ -1212,7 +1070,7 @@
           <w:noProof/>
         </w:rPr>
         <w:drawing>
-          <wp:inline distT="0" distB="0" distL="0" distR="0">
+          <wp:inline distT="0" distB="0" distL="0" distR="0" wp14:anchorId="6820E0D4" wp14:editId="505E1C27">
             <wp:extent cx="4792980" cy="5624569"/>
             <wp:effectExtent l="0" t="0" r="7620" b="0"/>
             <wp:docPr id="13" name="Picture 13"/>
@@ -1275,24 +1133,109 @@
     <w:p>
       <w:pPr>
         <w:spacing w:after="0"/>
-        <w:sectPr>
-          <w:type w:val="continuous"/>
-          <w:pgSz w:w="15840" w:h="12240" w:orient="landscape"/>
-          <w:pgMar w:top="0" w:right="0" w:bottom="0" w:left="0" w:header="720" w:footer="720" w:gutter="0"/>
-          <w:cols w:space="720"/>
-          <w:docGrid w:linePitch="360"/>
-        </w:sectPr>
+      </w:pPr>
+    </w:p>
+    <w:tbl>
+      <w:tblPr>
+        <w:tblpPr w:leftFromText="180" w:rightFromText="180" w:vertAnchor="text" w:horzAnchor="margin" w:tblpXSpec="right" w:tblpY="110"/>
+        <w:tblW w:w="0" w:type="auto"/>
+        <w:tblLook w:val="0000" w:firstRow="0" w:lastRow="0" w:firstColumn="0" w:lastColumn="0" w:noHBand="0" w:noVBand="0"/>
+      </w:tblPr>
+      <w:tblGrid>
+        <w:gridCol w:w="7560"/>
+      </w:tblGrid>
+      <w:tr>
+        <w:tblPrEx>
+          <w:tblCellMar>
+            <w:top w:w="0" w:type="dxa"/>
+            <w:bottom w:w="0" w:type="dxa"/>
+          </w:tblCellMar>
+        </w:tblPrEx>
+        <w:trPr>
+          <w:trHeight w:val="473"/>
+        </w:trPr>
+        <w:tc>
+          <w:tcPr>
+            <w:tcW w:w="7550" w:type="dxa"/>
+          </w:tcPr>
+          <w:p>
+            <w:pPr>
+              <w:spacing w:after="0"/>
+            </w:pPr>
+            <w:r>
+              <w:rPr>
+                <w:rFonts w:ascii="Lucida Calligraphy" w:hAnsi="Lucida Calligraphy"/>
+                <w:noProof/>
+                <w:color w:val="808080" w:themeColor="background1" w:themeShade="80"/>
+                <w:sz w:val="36"/>
+                <w:szCs w:val="36"/>
+              </w:rPr>
+              <w:drawing>
+                <wp:inline distT="0" distB="0" distL="0" distR="0" wp14:anchorId="602E0EB3" wp14:editId="61F6DD2A">
+                  <wp:extent cx="4800600" cy="6519271"/>
+                  <wp:effectExtent l="0" t="0" r="0" b="0"/>
+                  <wp:docPr id="15" name="Picture 15"/>
+                  <wp:cNvGraphicFramePr>
+                    <a:graphicFrameLocks xmlns:a="http://schemas.openxmlformats.org/drawingml/2006/main" noChangeAspect="1"/>
+                  </wp:cNvGraphicFramePr>
+                  <a:graphic xmlns:a="http://schemas.openxmlformats.org/drawingml/2006/main">
+                    <a:graphicData uri="http://schemas.openxmlformats.org/drawingml/2006/picture">
+                      <pic:pic xmlns:pic="http://schemas.openxmlformats.org/drawingml/2006/picture">
+                        <pic:nvPicPr>
+                          <pic:cNvPr id="0" name="Picture 8"/>
+                          <pic:cNvPicPr>
+                            <a:picLocks noChangeAspect="1" noChangeArrowheads="1"/>
+                          </pic:cNvPicPr>
+                        </pic:nvPicPr>
+                        <pic:blipFill>
+                          <a:blip r:embed="rId15" cstate="print">
+                            <a:extLst>
+                              <a:ext uri="{28A0092B-C50C-407E-A947-70E740481C1C}">
+                                <a14:useLocalDpi xmlns:a14="http://schemas.microsoft.com/office/drawing/2010/main" val="0"/>
+                              </a:ext>
+                            </a:extLst>
+                          </a:blip>
+                          <a:srcRect/>
+                          <a:stretch>
+                            <a:fillRect/>
+                          </a:stretch>
+                        </pic:blipFill>
+                        <pic:spPr bwMode="auto">
+                          <a:xfrm>
+                            <a:off x="0" y="0"/>
+                            <a:ext cx="4800600" cy="6519271"/>
+                          </a:xfrm>
+                          <a:prstGeom prst="rect">
+                            <a:avLst/>
+                          </a:prstGeom>
+                          <a:noFill/>
+                          <a:ln>
+                            <a:noFill/>
+                          </a:ln>
+                        </pic:spPr>
+                      </pic:pic>
+                    </a:graphicData>
+                  </a:graphic>
+                </wp:inline>
+              </w:drawing>
+            </w:r>
+          </w:p>
+        </w:tc>
+      </w:tr>
+    </w:tbl>
+    <w:p>
+      <w:pPr>
+        <w:spacing w:after="0"/>
       </w:pPr>
       <w:r>
         <w:rPr>
           <w:noProof/>
         </w:rPr>
-        <w:lastRenderedPageBreak/>
         <w:drawing>
-          <wp:inline distT="0" distB="0" distL="0" distR="0">
-            <wp:extent cx="6306264" cy="7761235"/>
-            <wp:effectExtent l="0" t="0" r="0" b="0"/>
-            <wp:docPr id="4" name="Picture 4"/>
+          <wp:inline distT="0" distB="0" distL="0" distR="0" wp14:anchorId="568F82ED" wp14:editId="5A9EA2CD">
+            <wp:extent cx="5022376" cy="7048600"/>
+            <wp:effectExtent l="0" t="0" r="6985" b="0"/>
+            <wp:docPr id="17" name="Picture 17"/>
             <wp:cNvGraphicFramePr>
               <a:graphicFrameLocks xmlns:a="http://schemas.openxmlformats.org/drawingml/2006/main" noChangeAspect="1"/>
             </wp:cNvGraphicFramePr>
@@ -1300,27 +1243,28 @@
               <a:graphicData uri="http://schemas.openxmlformats.org/drawingml/2006/picture">
                 <pic:pic xmlns:pic="http://schemas.openxmlformats.org/drawingml/2006/picture">
                   <pic:nvPicPr>
-                    <pic:cNvPr id="0" name="Picture 1"/>
+                    <pic:cNvPr id="0" name="Picture 3"/>
                     <pic:cNvPicPr>
                       <a:picLocks noChangeAspect="1" noChangeArrowheads="1"/>
                     </pic:cNvPicPr>
                   </pic:nvPicPr>
                   <pic:blipFill>
-                    <a:blip r:embed="rId15">
+                    <a:blip r:embed="rId16" cstate="print">
                       <a:extLst>
                         <a:ext uri="{28A0092B-C50C-407E-A947-70E740481C1C}">
                           <a14:useLocalDpi xmlns:a14="http://schemas.microsoft.com/office/drawing/2010/main" val="0"/>
                         </a:ext>
                       </a:extLst>
                     </a:blip>
+                    <a:srcRect/>
                     <a:stretch>
                       <a:fillRect/>
                     </a:stretch>
                   </pic:blipFill>
                   <pic:spPr bwMode="auto">
-                    <a:xfrm>
+                    <a:xfrm flipH="1">
                       <a:off x="0" y="0"/>
-                      <a:ext cx="6306264" cy="7761235"/>
+                      <a:ext cx="5042432" cy="7076747"/>
                     </a:xfrm>
                     <a:prstGeom prst="rect">
                       <a:avLst/>
@@ -1336,13 +1280,45 @@
           </wp:inline>
         </w:drawing>
       </w:r>
-      <w:bookmarkStart w:id="0" w:name="_GoBack"/>
-      <w:bookmarkEnd w:id="0"/>
-    </w:p>
-    <w:p>
-      <w:pPr>
-        <w:spacing w:after="0"/>
-        <w:jc w:val="center"/>
+    </w:p>
+    <w:p>
+      <w:pPr>
+        <w:spacing w:after="0"/>
+      </w:pPr>
+    </w:p>
+    <w:p>
+      <w:pPr>
+        <w:spacing w:after="0"/>
+      </w:pPr>
+    </w:p>
+    <w:p>
+      <w:pPr>
+        <w:spacing w:after="0"/>
+      </w:pPr>
+    </w:p>
+    <w:p>
+      <w:pPr>
+        <w:spacing w:after="0"/>
+      </w:pPr>
+    </w:p>
+    <w:p>
+      <w:pPr>
+        <w:spacing w:after="0"/>
+      </w:pPr>
+    </w:p>
+    <w:p>
+      <w:pPr>
+        <w:spacing w:after="0"/>
+      </w:pPr>
+    </w:p>
+    <w:p>
+      <w:pPr>
+        <w:spacing w:after="0"/>
+      </w:pPr>
+    </w:p>
+    <w:p>
+      <w:pPr>
+        <w:spacing w:after="0"/>
       </w:pPr>
     </w:p>
     <w:sectPr>
@@ -2103,7 +2079,7 @@
 </file>
 
 <file path=customXml/itemProps1.xml><?xml version="1.0" encoding="utf-8"?>
-<ds:datastoreItem xmlns:ds="http://schemas.openxmlformats.org/officeDocument/2006/customXml" ds:itemID="{FA3763BF-98BA-47A9-8AD6-5850ABD1C1AF}">
+<ds:datastoreItem xmlns:ds="http://schemas.openxmlformats.org/officeDocument/2006/customXml" ds:itemID="{F496B119-57AE-4AAA-83FE-A8EEEF6F2275}">
   <ds:schemaRefs>
     <ds:schemaRef ds:uri="http://schemas.openxmlformats.org/officeDocument/2006/bibliography"/>
   </ds:schemaRefs>

--- a/zine.docx
+++ b/zine.docx
@@ -738,7 +738,6 @@
             <w:pPr>
               <w:jc w:val="center"/>
             </w:pPr>
-            <w:bookmarkStart w:id="0" w:name="_GoBack"/>
             <w:r>
               <w:rPr>
                 <w:noProof/>
@@ -792,7 +791,6 @@
                 </wp:inline>
               </w:drawing>
             </w:r>
-            <w:bookmarkEnd w:id="0"/>
           </w:p>
         </w:tc>
         <w:tc>
@@ -1135,9 +1133,16 @@
         <w:spacing w:after="0"/>
       </w:pPr>
     </w:p>
+    <w:p>
+      <w:pPr>
+        <w:spacing w:after="0"/>
+      </w:pPr>
+      <w:bookmarkStart w:id="0" w:name="_GoBack"/>
+      <w:bookmarkEnd w:id="0"/>
+    </w:p>
     <w:tbl>
       <w:tblPr>
-        <w:tblpPr w:leftFromText="180" w:rightFromText="180" w:vertAnchor="text" w:horzAnchor="margin" w:tblpXSpec="right" w:tblpY="110"/>
+        <w:tblpPr w:leftFromText="180" w:rightFromText="180" w:vertAnchor="text" w:horzAnchor="margin" w:tblpXSpec="right" w:tblpY="562"/>
         <w:tblW w:w="0" w:type="auto"/>
         <w:tblLook w:val="0000" w:firstRow="0" w:lastRow="0" w:firstColumn="0" w:lastColumn="0" w:noHBand="0" w:noVBand="0"/>
       </w:tblPr>
@@ -1156,7 +1161,7 @@
         </w:trPr>
         <w:tc>
           <w:tcPr>
-            <w:tcW w:w="7550" w:type="dxa"/>
+            <w:tcW w:w="7560" w:type="dxa"/>
           </w:tcPr>
           <w:p>
             <w:pPr>
@@ -1280,6 +1285,26 @@
           </wp:inline>
         </w:drawing>
       </w:r>
+    </w:p>
+    <w:p>
+      <w:pPr>
+        <w:spacing w:after="0"/>
+      </w:pPr>
+    </w:p>
+    <w:p>
+      <w:pPr>
+        <w:spacing w:after="0"/>
+      </w:pPr>
+    </w:p>
+    <w:p>
+      <w:pPr>
+        <w:spacing w:after="0"/>
+      </w:pPr>
+    </w:p>
+    <w:p>
+      <w:pPr>
+        <w:spacing w:after="0"/>
+      </w:pPr>
     </w:p>
     <w:p>
       <w:pPr>
@@ -2079,7 +2104,7 @@
 </file>
 
 <file path=customXml/itemProps1.xml><?xml version="1.0" encoding="utf-8"?>
-<ds:datastoreItem xmlns:ds="http://schemas.openxmlformats.org/officeDocument/2006/customXml" ds:itemID="{F496B119-57AE-4AAA-83FE-A8EEEF6F2275}">
+<ds:datastoreItem xmlns:ds="http://schemas.openxmlformats.org/officeDocument/2006/customXml" ds:itemID="{A4715D94-8FE5-4C1F-95B7-55CF538432D4}">
   <ds:schemaRefs>
     <ds:schemaRef ds:uri="http://schemas.openxmlformats.org/officeDocument/2006/bibliography"/>
   </ds:schemaRefs>

--- a/zine.docx
+++ b/zine.docx
@@ -1137,8 +1137,6 @@
       <w:pPr>
         <w:spacing w:after="0"/>
       </w:pPr>
-      <w:bookmarkStart w:id="0" w:name="_GoBack"/>
-      <w:bookmarkEnd w:id="0"/>
     </w:p>
     <w:tbl>
       <w:tblPr>
@@ -1150,12 +1148,6 @@
         <w:gridCol w:w="7560"/>
       </w:tblGrid>
       <w:tr>
-        <w:tblPrEx>
-          <w:tblCellMar>
-            <w:top w:w="0" w:type="dxa"/>
-            <w:bottom w:w="0" w:type="dxa"/>
-          </w:tblCellMar>
-        </w:tblPrEx>
         <w:trPr>
           <w:trHeight w:val="473"/>
         </w:trPr>
@@ -1330,6 +1322,115 @@
       <w:pPr>
         <w:spacing w:after="0"/>
       </w:pPr>
+    </w:p>
+    <w:p>
+      <w:pPr>
+        <w:spacing w:after="0"/>
+      </w:pPr>
+    </w:p>
+    <w:p>
+      <w:pPr>
+        <w:spacing w:after="0"/>
+      </w:pPr>
+    </w:p>
+    <w:p>
+      <w:pPr>
+        <w:spacing w:after="0"/>
+      </w:pPr>
+    </w:p>
+    <w:p>
+      <w:pPr>
+        <w:spacing w:after="0"/>
+      </w:pPr>
+    </w:p>
+    <w:p>
+      <w:pPr>
+        <w:spacing w:after="0"/>
+      </w:pPr>
+    </w:p>
+    <w:p>
+      <w:pPr>
+        <w:spacing w:after="0"/>
+      </w:pPr>
+    </w:p>
+    <w:p>
+      <w:pPr>
+        <w:spacing w:after="0"/>
+      </w:pPr>
+    </w:p>
+    <w:p>
+      <w:pPr>
+        <w:spacing w:after="0"/>
+      </w:pPr>
+    </w:p>
+    <w:p>
+      <w:pPr>
+        <w:spacing w:after="0"/>
+      </w:pPr>
+    </w:p>
+    <w:p>
+      <w:pPr>
+        <w:spacing w:after="0"/>
+      </w:pPr>
+    </w:p>
+    <w:p>
+      <w:pPr>
+        <w:spacing w:after="0"/>
+      </w:pPr>
+      <w:r>
+        <w:rPr>
+          <w:noProof/>
+        </w:rPr>
+        <w:drawing>
+          <wp:inline distT="0" distB="0" distL="0" distR="0">
+            <wp:extent cx="5085602" cy="5557838"/>
+            <wp:effectExtent l="0" t="0" r="1270" b="5080"/>
+            <wp:docPr id="6" name="Picture 6"/>
+            <wp:cNvGraphicFramePr>
+              <a:graphicFrameLocks xmlns:a="http://schemas.openxmlformats.org/drawingml/2006/main" noChangeAspect="1"/>
+            </wp:cNvGraphicFramePr>
+            <a:graphic xmlns:a="http://schemas.openxmlformats.org/drawingml/2006/main">
+              <a:graphicData uri="http://schemas.openxmlformats.org/drawingml/2006/picture">
+                <pic:pic xmlns:pic="http://schemas.openxmlformats.org/drawingml/2006/picture">
+                  <pic:nvPicPr>
+                    <pic:cNvPr id="0" name="Picture 2"/>
+                    <pic:cNvPicPr>
+                      <a:picLocks noChangeAspect="1" noChangeArrowheads="1"/>
+                    </pic:cNvPicPr>
+                  </pic:nvPicPr>
+                  <pic:blipFill>
+                    <a:blip r:embed="rId17" cstate="print">
+                      <a:extLst>
+                        <a:ext uri="{28A0092B-C50C-407E-A947-70E740481C1C}">
+                          <a14:useLocalDpi xmlns:a14="http://schemas.microsoft.com/office/drawing/2010/main" val="0"/>
+                        </a:ext>
+                      </a:extLst>
+                    </a:blip>
+                    <a:stretch>
+                      <a:fillRect/>
+                    </a:stretch>
+                  </pic:blipFill>
+                  <pic:spPr bwMode="auto">
+                    <a:xfrm>
+                      <a:off x="0" y="0"/>
+                      <a:ext cx="5140352" cy="5617672"/>
+                    </a:xfrm>
+                    <a:prstGeom prst="rect">
+                      <a:avLst/>
+                    </a:prstGeom>
+                    <a:noFill/>
+                    <a:ln>
+                      <a:noFill/>
+                    </a:ln>
+                  </pic:spPr>
+                </pic:pic>
+              </a:graphicData>
+            </a:graphic>
+          </wp:inline>
+        </w:drawing>
+      </w:r>
+      <w:bookmarkStart w:id="0" w:name="_GoBack"/>
+      <w:bookmarkEnd w:id="0"/>
     </w:p>
     <w:p>
       <w:pPr>
@@ -2104,7 +2205,7 @@
 </file>
 
 <file path=customXml/itemProps1.xml><?xml version="1.0" encoding="utf-8"?>
-<ds:datastoreItem xmlns:ds="http://schemas.openxmlformats.org/officeDocument/2006/customXml" ds:itemID="{A4715D94-8FE5-4C1F-95B7-55CF538432D4}">
+<ds:datastoreItem xmlns:ds="http://schemas.openxmlformats.org/officeDocument/2006/customXml" ds:itemID="{6E127E49-1377-4EEE-B06E-3F00DD4E083F}">
   <ds:schemaRefs>
     <ds:schemaRef ds:uri="http://schemas.openxmlformats.org/officeDocument/2006/bibliography"/>
   </ds:schemaRefs>
